--- a/data/revised_2026-10_full/tracked/v2/Physics/SS1.2_Mechanical_Properties_of_Materials/Physics_Mechanical_Properties_of_Materials_CBE_LessonSequence_TRACKED.docx
+++ b/data/revised_2026-10_full/tracked/v2/Physics/SS1.2_Mechanical_Properties_of_Materials/Physics_Mechanical_Properties_of_Materials_CBE_LessonSequence_TRACKED.docx
@@ -427,7 +427,7 @@
               <w:spacing w:after="40" w:before="0"/>
               <w:jc w:val="left"/>
             </w:pPr>
-            <w:del w:id="9001" w:author="Claude (AI) - proposed" w:date="2026-10-15T08:04:10Z">
+            <w:del w:id="9001" w:author="Claude (AI) - proposed" w:date="2026-10-18T00:31:56Z">
               <w:r>
                 <w:rPr>
                   <w:rFonts w:ascii="Arial" w:cs="Arial" w:eastAsia="Arial" w:hAnsi="Arial"/>
@@ -442,7 +442,7 @@
                 <w:delText xml:space="preserve">6 lessons × 40 minutes = 240 minutes total</w:delText>
               </w:r>
             </w:del>
-            <w:ins w:id="9002" w:author="Claude (AI) - proposed" w:date="2026-10-15T08:04:10Z">
+            <w:ins w:id="9002" w:author="Claude (AI) - proposed" w:date="2026-10-18T00:31:56Z">
               <w:r>
                 <w:rPr>
                   <w:rFonts w:ascii="Arial" w:cs="Arial" w:eastAsia="Arial" w:hAnsi="Arial"/>
@@ -512,10 +512,10 @@
               <w:ind w:left="360" w:hanging="180"/>
               <w:jc w:val="left"/>
               <w:rPr>
-                <w:ins w:id="9004" w:author="Claude (AI) - proposed" w:date="2026-10-15T08:04:10Z"/>
-              </w:rPr>
-            </w:pPr>
-            <w:ins w:id="9003" w:author="Claude (AI) - proposed" w:date="2026-10-15T08:04:10Z">
+                <w:ins w:id="9004" w:author="Claude (AI) - proposed" w:date="2026-10-18T00:31:56Z"/>
+              </w:rPr>
+            </w:pPr>
+            <w:ins w:id="9003" w:author="Claude (AI) - proposed" w:date="2026-10-18T00:31:56Z">
               <w:r>
                 <w:rPr>
                   <w:rFonts w:ascii="Arial" w:cs="Arial" w:eastAsia="Arial" w:hAnsi="Arial"/>
@@ -537,10 +537,10 @@
               <w:ind w:left="360" w:hanging="180"/>
               <w:jc w:val="left"/>
               <w:rPr>
-                <w:ins w:id="9006" w:author="Claude (AI) - proposed" w:date="2026-10-15T08:04:10Z"/>
-              </w:rPr>
-            </w:pPr>
-            <w:ins w:id="9005" w:author="Claude (AI) - proposed" w:date="2026-10-15T08:04:10Z">
+                <w:ins w:id="9006" w:author="Claude (AI) - proposed" w:date="2026-10-18T00:31:56Z"/>
+              </w:rPr>
+            </w:pPr>
+            <w:ins w:id="9005" w:author="Claude (AI) - proposed" w:date="2026-10-18T00:31:56Z">
               <w:r>
                 <w:rPr>
                   <w:rFonts w:ascii="Arial" w:cs="Arial" w:eastAsia="Arial" w:hAnsi="Arial"/>
@@ -562,10 +562,10 @@
               <w:ind w:left="360" w:hanging="180"/>
               <w:jc w:val="left"/>
               <w:rPr>
-                <w:del w:id="9008" w:author="Claude (AI) - proposed" w:date="2026-10-15T08:04:10Z"/>
-              </w:rPr>
-            </w:pPr>
-            <w:del w:id="9007" w:author="Claude (AI) - proposed" w:date="2026-10-15T08:04:10Z">
+                <w:del w:id="9008" w:author="Claude (AI) - proposed" w:date="2026-10-18T00:31:56Z"/>
+              </w:rPr>
+            </w:pPr>
+            <w:del w:id="9007" w:author="Claude (AI) - proposed" w:date="2026-10-18T00:31:56Z">
               <w:r>
                 <w:rPr>
                   <w:rFonts w:ascii="Arial" w:cs="Arial" w:eastAsia="Arial" w:hAnsi="Arial"/>
@@ -587,10 +587,10 @@
               <w:ind w:left="360" w:hanging="180"/>
               <w:jc w:val="left"/>
               <w:rPr>
-                <w:del w:id="9010" w:author="Claude (AI) - proposed" w:date="2026-10-15T08:04:10Z"/>
-              </w:rPr>
-            </w:pPr>
-            <w:del w:id="9009" w:author="Claude (AI) - proposed" w:date="2026-10-15T08:04:10Z">
+                <w:del w:id="9010" w:author="Claude (AI) - proposed" w:date="2026-10-18T00:31:56Z"/>
+              </w:rPr>
+            </w:pPr>
+            <w:del w:id="9009" w:author="Claude (AI) - proposed" w:date="2026-10-18T00:31:56Z">
               <w:r>
                 <w:rPr>
                   <w:rFonts w:ascii="Arial" w:cs="Arial" w:eastAsia="Arial" w:hAnsi="Arial"/>
@@ -612,10 +612,10 @@
               <w:ind w:left="360" w:hanging="180"/>
               <w:jc w:val="left"/>
               <w:rPr>
-                <w:del w:id="9012" w:author="Claude (AI) - proposed" w:date="2026-10-15T08:04:10Z"/>
-              </w:rPr>
-            </w:pPr>
-            <w:del w:id="9011" w:author="Claude (AI) - proposed" w:date="2026-10-15T08:04:10Z">
+                <w:del w:id="9012" w:author="Claude (AI) - proposed" w:date="2026-10-18T00:31:56Z"/>
+              </w:rPr>
+            </w:pPr>
+            <w:del w:id="9011" w:author="Claude (AI) - proposed" w:date="2026-10-18T00:31:56Z">
               <w:r>
                 <w:rPr>
                   <w:rFonts w:ascii="Arial" w:cs="Arial" w:eastAsia="Arial" w:hAnsi="Arial"/>
@@ -637,10 +637,10 @@
               <w:ind w:left="360" w:hanging="180"/>
               <w:jc w:val="left"/>
               <w:rPr>
-                <w:del w:id="9014" w:author="Claude (AI) - proposed" w:date="2026-10-15T08:04:10Z"/>
-              </w:rPr>
-            </w:pPr>
-            <w:del w:id="9013" w:author="Claude (AI) - proposed" w:date="2026-10-15T08:04:10Z">
+                <w:del w:id="9014" w:author="Claude (AI) - proposed" w:date="2026-10-18T00:31:56Z"/>
+              </w:rPr>
+            </w:pPr>
+            <w:del w:id="9013" w:author="Claude (AI) - proposed" w:date="2026-10-18T00:31:56Z">
               <w:r>
                 <w:rPr>
                   <w:rFonts w:ascii="Arial" w:cs="Arial" w:eastAsia="Arial" w:hAnsi="Arial"/>
@@ -675,7 +675,7 @@
               </w:rPr>
               <w:t xml:space="preserve">–  </w:t>
             </w:r>
-            <w:del w:id="9015" w:author="Claude (AI) - proposed" w:date="2026-10-15T08:04:10Z">
+            <w:del w:id="9015" w:author="Claude (AI) - proposed" w:date="2026-10-18T00:31:56Z">
               <w:r>
                 <w:rPr>
                   <w:rFonts w:ascii="Arial" w:cs="Arial" w:eastAsia="Arial" w:hAnsi="Arial"/>
@@ -690,7 +690,7 @@
                 <w:delText xml:space="preserve">Tensile stress, tensile strain, and Young's Modulus</w:delText>
               </w:r>
             </w:del>
-            <w:ins w:id="9016" w:author="Claude (AI) - proposed" w:date="2026-10-15T08:04:10Z">
+            <w:ins w:id="9016" w:author="Claude (AI) - proposed" w:date="2026-10-18T00:31:56Z">
               <w:r>
                 <w:rPr>
                   <w:rFonts w:ascii="Arial" w:cs="Arial" w:eastAsia="Arial" w:hAnsi="Arial"/>
@@ -712,10 +712,10 @@
               <w:ind w:left="360" w:hanging="180"/>
               <w:jc w:val="left"/>
               <w:rPr>
-                <w:del w:id="9018" w:author="Claude (AI) - proposed" w:date="2026-10-15T08:04:10Z"/>
-              </w:rPr>
-            </w:pPr>
-            <w:del w:id="9017" w:author="Claude (AI) - proposed" w:date="2026-10-15T08:04:10Z">
+                <w:del w:id="9018" w:author="Claude (AI) - proposed" w:date="2026-10-18T00:31:56Z"/>
+              </w:rPr>
+            </w:pPr>
+            <w:del w:id="9017" w:author="Claude (AI) - proposed" w:date="2026-10-18T00:31:56Z">
               <w:r>
                 <w:rPr>
                   <w:rFonts w:ascii="Arial" w:cs="Arial" w:eastAsia="Arial" w:hAnsi="Arial"/>
@@ -750,7 +750,7 @@
               </w:rPr>
               <w:t xml:space="preserve">–  </w:t>
             </w:r>
-            <w:del w:id="9019" w:author="Claude (AI) - proposed" w:date="2026-10-15T08:04:10Z">
+            <w:del w:id="9019" w:author="Claude (AI) - proposed" w:date="2026-10-18T00:31:56Z">
               <w:r>
                 <w:rPr>
                   <w:rFonts w:ascii="Arial" w:cs="Arial" w:eastAsia="Arial" w:hAnsi="Arial"/>
@@ -765,7 +765,7 @@
                 <w:delText xml:space="preserve">Practical applications of mechanical properties in everyday materials and engineering</w:delText>
               </w:r>
             </w:del>
-            <w:ins w:id="9020" w:author="Claude (AI) - proposed" w:date="2026-10-15T08:04:10Z">
+            <w:ins w:id="9020" w:author="Claude (AI) - proposed" w:date="2026-10-18T00:31:56Z">
               <w:r>
                 <w:rPr>
                   <w:rFonts w:ascii="Arial" w:cs="Arial" w:eastAsia="Arial" w:hAnsi="Arial"/>
@@ -787,10 +787,10 @@
               <w:spacing w:after="40" w:before="0"/>
               <w:jc w:val="left"/>
               <w:rPr>
-                <w:ins w:id="9022" w:author="Claude (AI) - proposed" w:date="2026-10-15T08:04:10Z"/>
-              </w:rPr>
-            </w:pPr>
-            <w:ins w:id="9021" w:author="Claude (AI) - proposed" w:date="2026-10-15T08:04:10Z">
+                <w:ins w:id="9022" w:author="Claude (AI) - proposed" w:date="2026-10-18T00:31:56Z"/>
+              </w:rPr>
+            </w:pPr>
+            <w:ins w:id="9021" w:author="Claude (AI) - proposed" w:date="2026-10-18T00:31:56Z">
               <w:r>
                 <w:rPr>
                   <w:rFonts w:ascii="Arial" w:cs="Arial" w:eastAsia="Arial" w:hAnsi="Arial"/>
@@ -873,7 +873,7 @@
               </w:rPr>
               <w:t xml:space="preserve">By the end of the sub</w:t>
             </w:r>
-            <w:del w:id="9023" w:author="Claude (AI) - proposed" w:date="2026-10-15T08:04:10Z">
+            <w:del w:id="9023" w:author="Claude (AI) - proposed" w:date="2026-10-18T00:31:56Z">
               <w:r>
                 <w:rPr>
                   <w:rFonts w:ascii="Arial" w:cs="Arial" w:eastAsia="Arial" w:hAnsi="Arial"/>
@@ -888,7 +888,7 @@
                 <w:delText xml:space="preserve">-</w:delText>
               </w:r>
             </w:del>
-            <w:ins w:id="9024" w:author="Claude (AI) - proposed" w:date="2026-10-15T08:04:10Z">
+            <w:ins w:id="9024" w:author="Claude (AI) - proposed" w:date="2026-10-18T00:31:56Z">
               <w:r>
                 <w:rPr>
                   <w:rFonts w:ascii="Arial" w:cs="Arial" w:eastAsia="Arial" w:hAnsi="Arial"/>
@@ -936,7 +936,7 @@
               </w:rPr>
               <w:t xml:space="preserve">a) </w:t>
             </w:r>
-            <w:del w:id="9025" w:author="Claude (AI) - proposed" w:date="2026-10-15T08:04:10Z">
+            <w:del w:id="9025" w:author="Claude (AI) - proposed" w:date="2026-10-18T00:31:56Z">
               <w:r>
                 <w:rPr>
                   <w:rFonts w:ascii="Arial" w:cs="Arial" w:eastAsia="Arial" w:hAnsi="Arial"/>
@@ -951,7 +951,7 @@
                 <w:delText xml:space="preserve">describe elasticity and plasticity as</w:delText>
               </w:r>
             </w:del>
-            <w:ins w:id="9026" w:author="Claude (AI) - proposed" w:date="2026-10-15T08:04:10Z">
+            <w:ins w:id="9026" w:author="Claude (AI) - proposed" w:date="2026-10-18T00:31:56Z">
               <w:r>
                 <w:rPr>
                   <w:rFonts w:ascii="Arial" w:cs="Arial" w:eastAsia="Arial" w:hAnsi="Arial"/>
@@ -986,10 +986,10 @@
               <w:spacing w:after="40" w:before="0"/>
               <w:jc w:val="left"/>
               <w:rPr>
-                <w:del w:id="9028" w:author="Claude (AI) - proposed" w:date="2026-10-15T08:04:10Z"/>
-              </w:rPr>
-            </w:pPr>
-            <w:del w:id="9027" w:author="Claude (AI) - proposed" w:date="2026-10-15T08:04:10Z">
+                <w:del w:id="9028" w:author="Claude (AI) - proposed" w:date="2026-10-18T00:31:56Z"/>
+              </w:rPr>
+            </w:pPr>
+            <w:del w:id="9027" w:author="Claude (AI) - proposed" w:date="2026-10-18T00:31:56Z">
               <w:r>
                 <w:rPr>
                   <w:rFonts w:ascii="Arial" w:cs="Arial" w:eastAsia="Arial" w:hAnsi="Arial"/>
@@ -1011,10 +1011,10 @@
               <w:spacing w:after="40" w:before="0"/>
               <w:jc w:val="left"/>
               <w:rPr>
-                <w:del w:id="9030" w:author="Claude (AI) - proposed" w:date="2026-10-15T08:04:10Z"/>
-              </w:rPr>
-            </w:pPr>
-            <w:del w:id="9029" w:author="Claude (AI) - proposed" w:date="2026-10-15T08:04:10Z">
+                <w:del w:id="9030" w:author="Claude (AI) - proposed" w:date="2026-10-18T00:31:56Z"/>
+              </w:rPr>
+            </w:pPr>
+            <w:del w:id="9029" w:author="Claude (AI) - proposed" w:date="2026-10-18T00:31:56Z">
               <w:r>
                 <w:rPr>
                   <w:rFonts w:ascii="Arial" w:cs="Arial" w:eastAsia="Arial" w:hAnsi="Arial"/>
@@ -1036,10 +1036,10 @@
               <w:spacing w:after="40" w:before="0"/>
               <w:jc w:val="left"/>
               <w:rPr>
-                <w:del w:id="9032" w:author="Claude (AI) - proposed" w:date="2026-10-15T08:04:10Z"/>
-              </w:rPr>
-            </w:pPr>
-            <w:del w:id="9031" w:author="Claude (AI) - proposed" w:date="2026-10-15T08:04:10Z">
+                <w:del w:id="9032" w:author="Claude (AI) - proposed" w:date="2026-10-18T00:31:56Z"/>
+              </w:rPr>
+            </w:pPr>
+            <w:del w:id="9031" w:author="Claude (AI) - proposed" w:date="2026-10-18T00:31:56Z">
               <w:r>
                 <w:rPr>
                   <w:rFonts w:ascii="Arial" w:cs="Arial" w:eastAsia="Arial" w:hAnsi="Arial"/>
@@ -1061,10 +1061,10 @@
               <w:spacing w:after="40" w:before="0"/>
               <w:jc w:val="left"/>
               <w:rPr>
-                <w:del w:id="9034" w:author="Claude (AI) - proposed" w:date="2026-10-15T08:04:10Z"/>
-              </w:rPr>
-            </w:pPr>
-            <w:del w:id="9033" w:author="Claude (AI) - proposed" w:date="2026-10-15T08:04:10Z">
+                <w:del w:id="9034" w:author="Claude (AI) - proposed" w:date="2026-10-18T00:31:56Z"/>
+              </w:rPr>
+            </w:pPr>
+            <w:del w:id="9033" w:author="Claude (AI) - proposed" w:date="2026-10-18T00:31:56Z">
               <w:r>
                 <w:rPr>
                   <w:rFonts w:ascii="Arial" w:cs="Arial" w:eastAsia="Arial" w:hAnsi="Arial"/>
@@ -1086,10 +1086,10 @@
               <w:spacing w:after="40" w:before="0"/>
               <w:jc w:val="left"/>
               <w:rPr>
-                <w:del w:id="9036" w:author="Claude (AI) - proposed" w:date="2026-10-15T08:04:10Z"/>
-              </w:rPr>
-            </w:pPr>
-            <w:del w:id="9035" w:author="Claude (AI) - proposed" w:date="2026-10-15T08:04:10Z">
+                <w:del w:id="9036" w:author="Claude (AI) - proposed" w:date="2026-10-18T00:31:56Z"/>
+              </w:rPr>
+            </w:pPr>
+            <w:del w:id="9035" w:author="Claude (AI) - proposed" w:date="2026-10-18T00:31:56Z">
               <w:r>
                 <w:rPr>
                   <w:rFonts w:ascii="Arial" w:cs="Arial" w:eastAsia="Arial" w:hAnsi="Arial"/>
@@ -1111,7 +1111,7 @@
               <w:spacing w:after="40" w:before="0"/>
               <w:jc w:val="left"/>
             </w:pPr>
-            <w:del w:id="9037" w:author="Claude (AI) - proposed" w:date="2026-10-15T08:04:10Z">
+            <w:del w:id="9037" w:author="Claude (AI) - proposed" w:date="2026-10-18T00:31:56Z">
               <w:r>
                 <w:rPr>
                   <w:rFonts w:ascii="Arial" w:cs="Arial" w:eastAsia="Arial" w:hAnsi="Arial"/>
@@ -1126,7 +1126,7 @@
                 <w:delText xml:space="preserve">g) appreciate the importance of</w:delText>
               </w:r>
             </w:del>
-            <w:ins w:id="9038" w:author="Claude (AI) - proposed" w:date="2026-10-15T08:04:10Z">
+            <w:ins w:id="9038" w:author="Claude (AI) - proposed" w:date="2026-10-18T00:31:56Z">
               <w:r>
                 <w:rPr>
                   <w:rFonts w:ascii="Arial" w:cs="Arial" w:eastAsia="Arial" w:hAnsi="Arial"/>
@@ -1154,7 +1154,7 @@
               </w:rPr>
               <w:t xml:space="preserve"> mechanical properties of materials</w:t>
             </w:r>
-            <w:del w:id="9039" w:author="Claude (AI) - proposed" w:date="2026-10-15T08:04:10Z">
+            <w:del w:id="9039" w:author="Claude (AI) - proposed" w:date="2026-10-18T00:31:56Z">
               <w:r>
                 <w:rPr>
                   <w:rFonts w:ascii="Arial" w:cs="Arial" w:eastAsia="Arial" w:hAnsi="Arial"/>
@@ -1169,7 +1169,7 @@
                 <w:delText xml:space="preserve"> in engineering, construction, and daily life in Kenya.</w:delText>
               </w:r>
             </w:del>
-            <w:ins w:id="9040" w:author="Claude (AI) - proposed" w:date="2026-10-15T08:04:10Z">
+            <w:ins w:id="9040" w:author="Claude (AI) - proposed" w:date="2026-10-18T00:31:56Z">
               <w:r>
                 <w:rPr>
                   <w:rFonts w:ascii="Arial" w:cs="Arial" w:eastAsia="Arial" w:hAnsi="Arial"/>
@@ -1191,10 +1191,10 @@
               <w:spacing w:after="40" w:before="0"/>
               <w:jc w:val="left"/>
               <w:rPr>
-                <w:ins w:id="9042" w:author="Claude (AI) - proposed" w:date="2026-10-15T08:04:10Z"/>
-              </w:rPr>
-            </w:pPr>
-            <w:ins w:id="9041" w:author="Claude (AI) - proposed" w:date="2026-10-15T08:04:10Z">
+                <w:ins w:id="9042" w:author="Claude (AI) - proposed" w:date="2026-10-18T00:31:56Z"/>
+              </w:rPr>
+            </w:pPr>
+            <w:ins w:id="9041" w:author="Claude (AI) - proposed" w:date="2026-10-18T00:31:56Z">
               <w:r>
                 <w:rPr>
                   <w:rFonts w:ascii="Arial" w:cs="Arial" w:eastAsia="Arial" w:hAnsi="Arial"/>
@@ -1216,10 +1216,10 @@
               <w:spacing w:after="40" w:before="0"/>
               <w:jc w:val="left"/>
               <w:rPr>
-                <w:ins w:id="9044" w:author="Claude (AI) - proposed" w:date="2026-10-15T08:04:10Z"/>
-              </w:rPr>
-            </w:pPr>
-            <w:ins w:id="9043" w:author="Claude (AI) - proposed" w:date="2026-10-15T08:04:10Z">
+                <w:ins w:id="9044" w:author="Claude (AI) - proposed" w:date="2026-10-18T00:31:56Z"/>
+              </w:rPr>
+            </w:pPr>
+            <w:ins w:id="9043" w:author="Claude (AI) - proposed" w:date="2026-10-18T00:31:56Z">
               <w:r>
                 <w:rPr>
                   <w:rFonts w:ascii="Arial" w:cs="Arial" w:eastAsia="Arial" w:hAnsi="Arial"/>
@@ -1241,10 +1241,10 @@
               <w:spacing w:after="40" w:before="0"/>
               <w:jc w:val="left"/>
               <w:rPr>
-                <w:ins w:id="9046" w:author="Claude (AI) - proposed" w:date="2026-10-15T08:04:10Z"/>
-              </w:rPr>
-            </w:pPr>
-            <w:ins w:id="9045" w:author="Claude (AI) - proposed" w:date="2026-10-15T08:04:10Z">
+                <w:ins w:id="9046" w:author="Claude (AI) - proposed" w:date="2026-10-18T00:31:56Z"/>
+              </w:rPr>
+            </w:pPr>
+            <w:ins w:id="9045" w:author="Claude (AI) - proposed" w:date="2026-10-18T00:31:56Z">
               <w:r>
                 <w:rPr>
                   <w:rFonts w:ascii="Arial" w:cs="Arial" w:eastAsia="Arial" w:hAnsi="Arial"/>
@@ -1314,10 +1314,10 @@
               <w:ind w:left="360" w:hanging="180"/>
               <w:jc w:val="left"/>
               <w:rPr>
-                <w:ins w:id="9048" w:author="Claude (AI) - proposed" w:date="2026-10-15T08:04:10Z"/>
-              </w:rPr>
-            </w:pPr>
-            <w:ins w:id="9047" w:author="Claude (AI) - proposed" w:date="2026-10-15T08:04:10Z">
+                <w:ins w:id="9048" w:author="Claude (AI) - proposed" w:date="2026-10-18T00:31:56Z"/>
+              </w:rPr>
+            </w:pPr>
+            <w:ins w:id="9047" w:author="Claude (AI) - proposed" w:date="2026-10-18T00:31:56Z">
               <w:r>
                 <w:rPr>
                   <w:rFonts w:ascii="Arial" w:cs="Arial" w:eastAsia="Arial" w:hAnsi="Arial"/>
@@ -1339,10 +1339,10 @@
               <w:ind w:left="360" w:hanging="180"/>
               <w:jc w:val="left"/>
               <w:rPr>
-                <w:ins w:id="9050" w:author="Claude (AI) - proposed" w:date="2026-10-15T08:04:10Z"/>
-              </w:rPr>
-            </w:pPr>
-            <w:ins w:id="9049" w:author="Claude (AI) - proposed" w:date="2026-10-15T08:04:10Z">
+                <w:ins w:id="9050" w:author="Claude (AI) - proposed" w:date="2026-10-18T00:31:56Z"/>
+              </w:rPr>
+            </w:pPr>
+            <w:ins w:id="9049" w:author="Claude (AI) - proposed" w:date="2026-10-18T00:31:56Z">
               <w:r>
                 <w:rPr>
                   <w:rFonts w:ascii="Arial" w:cs="Arial" w:eastAsia="Arial" w:hAnsi="Arial"/>
@@ -1364,10 +1364,10 @@
               <w:ind w:left="360" w:hanging="180"/>
               <w:jc w:val="left"/>
               <w:rPr>
-                <w:ins w:id="9052" w:author="Claude (AI) - proposed" w:date="2026-10-15T08:04:10Z"/>
-              </w:rPr>
-            </w:pPr>
-            <w:ins w:id="9051" w:author="Claude (AI) - proposed" w:date="2026-10-15T08:04:10Z">
+                <w:ins w:id="9052" w:author="Claude (AI) - proposed" w:date="2026-10-18T00:31:56Z"/>
+              </w:rPr>
+            </w:pPr>
+            <w:ins w:id="9051" w:author="Claude (AI) - proposed" w:date="2026-10-18T00:31:56Z">
               <w:r>
                 <w:rPr>
                   <w:rFonts w:ascii="Arial" w:cs="Arial" w:eastAsia="Arial" w:hAnsi="Arial"/>
@@ -1389,10 +1389,10 @@
               <w:ind w:left="360" w:hanging="180"/>
               <w:jc w:val="left"/>
               <w:rPr>
-                <w:del w:id="9054" w:author="Claude (AI) - proposed" w:date="2026-10-15T08:04:10Z"/>
-              </w:rPr>
-            </w:pPr>
-            <w:del w:id="9053" w:author="Claude (AI) - proposed" w:date="2026-10-15T08:04:10Z">
+                <w:del w:id="9054" w:author="Claude (AI) - proposed" w:date="2026-10-18T00:31:56Z"/>
+              </w:rPr>
+            </w:pPr>
+            <w:del w:id="9053" w:author="Claude (AI) - proposed" w:date="2026-10-18T00:31:56Z">
               <w:r>
                 <w:rPr>
                   <w:rFonts w:ascii="Arial" w:cs="Arial" w:eastAsia="Arial" w:hAnsi="Arial"/>
@@ -1414,10 +1414,10 @@
               <w:ind w:left="360" w:hanging="180"/>
               <w:jc w:val="left"/>
               <w:rPr>
-                <w:del w:id="9056" w:author="Claude (AI) - proposed" w:date="2026-10-15T08:04:10Z"/>
-              </w:rPr>
-            </w:pPr>
-            <w:del w:id="9055" w:author="Claude (AI) - proposed" w:date="2026-10-15T08:04:10Z">
+                <w:del w:id="9056" w:author="Claude (AI) - proposed" w:date="2026-10-18T00:31:56Z"/>
+              </w:rPr>
+            </w:pPr>
+            <w:del w:id="9055" w:author="Claude (AI) - proposed" w:date="2026-10-18T00:31:56Z">
               <w:r>
                 <w:rPr>
                   <w:rFonts w:ascii="Arial" w:cs="Arial" w:eastAsia="Arial" w:hAnsi="Arial"/>
@@ -1439,10 +1439,10 @@
               <w:ind w:left="360" w:hanging="180"/>
               <w:jc w:val="left"/>
               <w:rPr>
-                <w:del w:id="9058" w:author="Claude (AI) - proposed" w:date="2026-10-15T08:04:10Z"/>
-              </w:rPr>
-            </w:pPr>
-            <w:del w:id="9057" w:author="Claude (AI) - proposed" w:date="2026-10-15T08:04:10Z">
+                <w:del w:id="9058" w:author="Claude (AI) - proposed" w:date="2026-10-18T00:31:56Z"/>
+              </w:rPr>
+            </w:pPr>
+            <w:del w:id="9057" w:author="Claude (AI) - proposed" w:date="2026-10-18T00:31:56Z">
               <w:r>
                 <w:rPr>
                   <w:rFonts w:ascii="Arial" w:cs="Arial" w:eastAsia="Arial" w:hAnsi="Arial"/>
@@ -1464,10 +1464,10 @@
               <w:ind w:left="360" w:hanging="180"/>
               <w:jc w:val="left"/>
               <w:rPr>
-                <w:del w:id="9060" w:author="Claude (AI) - proposed" w:date="2026-10-15T08:04:10Z"/>
-              </w:rPr>
-            </w:pPr>
-            <w:del w:id="9059" w:author="Claude (AI) - proposed" w:date="2026-10-15T08:04:10Z">
+                <w:del w:id="9060" w:author="Claude (AI) - proposed" w:date="2026-10-18T00:31:56Z"/>
+              </w:rPr>
+            </w:pPr>
+            <w:del w:id="9059" w:author="Claude (AI) - proposed" w:date="2026-10-18T00:31:56Z">
               <w:r>
                 <w:rPr>
                   <w:rFonts w:ascii="Arial" w:cs="Arial" w:eastAsia="Arial" w:hAnsi="Arial"/>
@@ -1537,10 +1537,10 @@
               <w:ind w:left="360" w:hanging="180"/>
               <w:jc w:val="left"/>
               <w:rPr>
-                <w:ins w:id="9062" w:author="Claude (AI) - proposed" w:date="2026-10-15T08:04:10Z"/>
-              </w:rPr>
-            </w:pPr>
-            <w:ins w:id="9061" w:author="Claude (AI) - proposed" w:date="2026-10-15T08:04:10Z">
+                <w:ins w:id="9062" w:author="Claude (AI) - proposed" w:date="2026-10-18T00:31:56Z"/>
+              </w:rPr>
+            </w:pPr>
+            <w:ins w:id="9061" w:author="Claude (AI) - proposed" w:date="2026-10-18T00:31:56Z">
               <w:r>
                 <w:rPr>
                   <w:rFonts w:ascii="Arial" w:cs="Arial" w:eastAsia="Arial" w:hAnsi="Arial"/>
@@ -1562,10 +1562,10 @@
               <w:ind w:left="360" w:hanging="180"/>
               <w:jc w:val="left"/>
               <w:rPr>
-                <w:ins w:id="9064" w:author="Claude (AI) - proposed" w:date="2026-10-15T08:04:10Z"/>
-              </w:rPr>
-            </w:pPr>
-            <w:ins w:id="9063" w:author="Claude (AI) - proposed" w:date="2026-10-15T08:04:10Z">
+                <w:ins w:id="9064" w:author="Claude (AI) - proposed" w:date="2026-10-18T00:31:56Z"/>
+              </w:rPr>
+            </w:pPr>
+            <w:ins w:id="9063" w:author="Claude (AI) - proposed" w:date="2026-10-18T00:31:56Z">
               <w:r>
                 <w:rPr>
                   <w:rFonts w:ascii="Arial" w:cs="Arial" w:eastAsia="Arial" w:hAnsi="Arial"/>
@@ -1587,10 +1587,10 @@
               <w:ind w:left="360" w:hanging="180"/>
               <w:jc w:val="left"/>
               <w:rPr>
-                <w:ins w:id="9066" w:author="Claude (AI) - proposed" w:date="2026-10-15T08:04:10Z"/>
-              </w:rPr>
-            </w:pPr>
-            <w:ins w:id="9065" w:author="Claude (AI) - proposed" w:date="2026-10-15T08:04:10Z">
+                <w:ins w:id="9066" w:author="Claude (AI) - proposed" w:date="2026-10-18T00:31:56Z"/>
+              </w:rPr>
+            </w:pPr>
+            <w:ins w:id="9065" w:author="Claude (AI) - proposed" w:date="2026-10-18T00:31:56Z">
               <w:r>
                 <w:rPr>
                   <w:rFonts w:ascii="Arial" w:cs="Arial" w:eastAsia="Arial" w:hAnsi="Arial"/>
@@ -1612,10 +1612,10 @@
               <w:ind w:left="360" w:hanging="180"/>
               <w:jc w:val="left"/>
               <w:rPr>
-                <w:del w:id="9068" w:author="Claude (AI) - proposed" w:date="2026-10-15T08:04:10Z"/>
-              </w:rPr>
-            </w:pPr>
-            <w:del w:id="9067" w:author="Claude (AI) - proposed" w:date="2026-10-15T08:04:10Z">
+                <w:del w:id="9068" w:author="Claude (AI) - proposed" w:date="2026-10-18T00:31:56Z"/>
+              </w:rPr>
+            </w:pPr>
+            <w:del w:id="9067" w:author="Claude (AI) - proposed" w:date="2026-10-18T00:31:56Z">
               <w:r>
                 <w:rPr>
                   <w:rFonts w:ascii="Arial" w:cs="Arial" w:eastAsia="Arial" w:hAnsi="Arial"/>
@@ -1637,10 +1637,10 @@
               <w:ind w:left="360" w:hanging="180"/>
               <w:jc w:val="left"/>
               <w:rPr>
-                <w:del w:id="9070" w:author="Claude (AI) - proposed" w:date="2026-10-15T08:04:10Z"/>
-              </w:rPr>
-            </w:pPr>
-            <w:del w:id="9069" w:author="Claude (AI) - proposed" w:date="2026-10-15T08:04:10Z">
+                <w:del w:id="9070" w:author="Claude (AI) - proposed" w:date="2026-10-18T00:31:56Z"/>
+              </w:rPr>
+            </w:pPr>
+            <w:del w:id="9069" w:author="Claude (AI) - proposed" w:date="2026-10-18T00:31:56Z">
               <w:r>
                 <w:rPr>
                   <w:rFonts w:ascii="Arial" w:cs="Arial" w:eastAsia="Arial" w:hAnsi="Arial"/>
@@ -1662,10 +1662,10 @@
               <w:ind w:left="360" w:hanging="180"/>
               <w:jc w:val="left"/>
               <w:rPr>
-                <w:del w:id="9072" w:author="Claude (AI) - proposed" w:date="2026-10-15T08:04:10Z"/>
-              </w:rPr>
-            </w:pPr>
-            <w:del w:id="9071" w:author="Claude (AI) - proposed" w:date="2026-10-15T08:04:10Z">
+                <w:del w:id="9072" w:author="Claude (AI) - proposed" w:date="2026-10-18T00:31:56Z"/>
+              </w:rPr>
+            </w:pPr>
+            <w:del w:id="9071" w:author="Claude (AI) - proposed" w:date="2026-10-18T00:31:56Z">
               <w:r>
                 <w:rPr>
                   <w:rFonts w:ascii="Arial" w:cs="Arial" w:eastAsia="Arial" w:hAnsi="Arial"/>
@@ -1863,10 +1863,10 @@
               <w:ind w:left="360" w:hanging="180"/>
               <w:jc w:val="left"/>
               <w:rPr>
-                <w:ins w:id="9074" w:author="Claude (AI) - proposed" w:date="2026-10-15T08:04:10Z"/>
-              </w:rPr>
-            </w:pPr>
-            <w:ins w:id="9073" w:author="Claude (AI) - proposed" w:date="2026-10-15T08:04:10Z">
+                <w:ins w:id="9074" w:author="Claude (AI) - proposed" w:date="2026-10-18T00:31:56Z"/>
+              </w:rPr>
+            </w:pPr>
+            <w:ins w:id="9073" w:author="Claude (AI) - proposed" w:date="2026-10-18T00:31:56Z">
               <w:r>
                 <w:rPr>
                   <w:rFonts w:ascii="Arial" w:cs="Arial" w:eastAsia="Arial" w:hAnsi="Arial"/>
@@ -1888,10 +1888,10 @@
               <w:ind w:left="360" w:hanging="180"/>
               <w:jc w:val="left"/>
               <w:rPr>
-                <w:del w:id="9076" w:author="Claude (AI) - proposed" w:date="2026-10-15T08:04:10Z"/>
-              </w:rPr>
-            </w:pPr>
-            <w:del w:id="9075" w:author="Claude (AI) - proposed" w:date="2026-10-15T08:04:10Z">
+                <w:del w:id="9076" w:author="Claude (AI) - proposed" w:date="2026-10-18T00:31:56Z"/>
+              </w:rPr>
+            </w:pPr>
+            <w:del w:id="9075" w:author="Claude (AI) - proposed" w:date="2026-10-18T00:31:56Z">
               <w:r>
                 <w:rPr>
                   <w:rFonts w:ascii="Arial" w:cs="Arial" w:eastAsia="Arial" w:hAnsi="Arial"/>
@@ -1913,10 +1913,10 @@
               <w:ind w:left="360" w:hanging="180"/>
               <w:jc w:val="left"/>
               <w:rPr>
-                <w:del w:id="9078" w:author="Claude (AI) - proposed" w:date="2026-10-15T08:04:10Z"/>
-              </w:rPr>
-            </w:pPr>
-            <w:del w:id="9077" w:author="Claude (AI) - proposed" w:date="2026-10-15T08:04:10Z">
+                <w:del w:id="9078" w:author="Claude (AI) - proposed" w:date="2026-10-18T00:31:56Z"/>
+              </w:rPr>
+            </w:pPr>
+            <w:del w:id="9077" w:author="Claude (AI) - proposed" w:date="2026-10-18T00:31:56Z">
               <w:r>
                 <w:rPr>
                   <w:rFonts w:ascii="Arial" w:cs="Arial" w:eastAsia="Arial" w:hAnsi="Arial"/>
@@ -1938,10 +1938,10 @@
               <w:ind w:left="360" w:hanging="180"/>
               <w:jc w:val="left"/>
               <w:rPr>
-                <w:del w:id="9080" w:author="Claude (AI) - proposed" w:date="2026-10-15T08:04:10Z"/>
-              </w:rPr>
-            </w:pPr>
-            <w:del w:id="9079" w:author="Claude (AI) - proposed" w:date="2026-10-15T08:04:10Z">
+                <w:del w:id="9080" w:author="Claude (AI) - proposed" w:date="2026-10-18T00:31:56Z"/>
+              </w:rPr>
+            </w:pPr>
+            <w:del w:id="9079" w:author="Claude (AI) - proposed" w:date="2026-10-18T00:31:56Z">
               <w:r>
                 <w:rPr>
                   <w:rFonts w:ascii="Arial" w:cs="Arial" w:eastAsia="Arial" w:hAnsi="Arial"/>
@@ -2287,10 +2287,10 @@
               <w:spacing w:after="40" w:before="0"/>
               <w:jc w:val="left"/>
               <w:rPr>
-                <w:ins w:id="9082" w:author="Claude (AI) - proposed" w:date="2026-10-15T08:04:10Z"/>
-              </w:rPr>
-            </w:pPr>
-            <w:ins w:id="9081" w:author="Claude (AI) - proposed" w:date="2026-10-15T08:04:10Z">
+                <w:ins w:id="9082" w:author="Claude (AI) - proposed" w:date="2026-10-18T00:31:56Z"/>
+              </w:rPr>
+            </w:pPr>
+            <w:ins w:id="9081" w:author="Claude (AI) - proposed" w:date="2026-10-18T00:31:56Z">
               <w:r>
                 <w:rPr>
                   <w:rFonts w:ascii="Arial" w:cs="Arial" w:eastAsia="Arial" w:hAnsi="Arial"/>
@@ -2312,10 +2312,10 @@
               <w:spacing w:after="40" w:before="0"/>
               <w:jc w:val="left"/>
               <w:rPr>
-                <w:del w:id="9084" w:author="Claude (AI) - proposed" w:date="2026-10-15T08:04:10Z"/>
-              </w:rPr>
-            </w:pPr>
-            <w:del w:id="9083" w:author="Claude (AI) - proposed" w:date="2026-10-15T08:04:10Z">
+                <w:del w:id="9084" w:author="Claude (AI) - proposed" w:date="2026-10-18T00:31:56Z"/>
+              </w:rPr>
+            </w:pPr>
+            <w:del w:id="9083" w:author="Claude (AI) - proposed" w:date="2026-10-18T00:31:56Z">
               <w:r>
                 <w:rPr>
                   <w:rFonts w:ascii="Arial" w:cs="Arial" w:eastAsia="Arial" w:hAnsi="Arial"/>
@@ -2350,7 +2350,7 @@
               </w:rPr>
               <w:t xml:space="preserve">2. </w:t>
             </w:r>
-            <w:del w:id="9085" w:author="Claude (AI) - proposed" w:date="2026-10-15T08:04:10Z">
+            <w:del w:id="9085" w:author="Claude (AI) - proposed" w:date="2026-10-18T00:31:56Z">
               <w:r>
                 <w:rPr>
                   <w:rFonts w:ascii="Arial" w:cs="Arial" w:eastAsia="Arial" w:hAnsi="Arial"/>
@@ -2365,7 +2365,7 @@
                 <w:delText xml:space="preserve">How are</w:delText>
               </w:r>
             </w:del>
-            <w:ins w:id="9086" w:author="Claude (AI) - proposed" w:date="2026-10-15T08:04:10Z">
+            <w:ins w:id="9086" w:author="Claude (AI) - proposed" w:date="2026-10-18T00:31:56Z">
               <w:r>
                 <w:rPr>
                   <w:rFonts w:ascii="Arial" w:cs="Arial" w:eastAsia="Arial" w:hAnsi="Arial"/>
@@ -2393,7 +2393,7 @@
               </w:rPr>
               <w:t xml:space="preserve"> the mechanical properties of materials</w:t>
             </w:r>
-            <w:del w:id="9087" w:author="Claude (AI) - proposed" w:date="2026-10-15T08:04:10Z">
+            <w:del w:id="9087" w:author="Claude (AI) - proposed" w:date="2026-10-18T00:31:56Z">
               <w:r>
                 <w:rPr>
                   <w:rFonts w:ascii="Arial" w:cs="Arial" w:eastAsia="Arial" w:hAnsi="Arial"/>
@@ -2637,7 +2637,7 @@
               </w:rPr>
               <w:t xml:space="preserve">Lesson 1 — Predict &amp; Observe: Elastic vs. Plastic Behaviour</w:t>
             </w:r>
-            <w:ins w:id="9088" w:author="Claude (AI) - proposed" w:date="2026-10-15T08:04:10Z">
+            <w:ins w:id="9088" w:author="Claude (AI) - proposed" w:date="2026-10-18T00:31:56Z">
               <w:r>
                 <w:rPr>
                   <w:rFonts w:ascii="Arial" w:cs="Arial" w:eastAsia="Arial" w:hAnsi="Arial"/>
@@ -2659,10 +2659,10 @@
               <w:spacing w:after="40" w:before="0"/>
               <w:jc w:val="left"/>
               <w:rPr>
-                <w:ins w:id="9090" w:author="Claude (AI) - proposed" w:date="2026-10-15T08:04:10Z"/>
-              </w:rPr>
-            </w:pPr>
-            <w:ins w:id="9089" w:author="Claude (AI) - proposed" w:date="2026-10-15T08:04:10Z">
+                <w:ins w:id="9090" w:author="Claude (AI) - proposed" w:date="2026-10-18T00:31:56Z"/>
+              </w:rPr>
+            </w:pPr>
+            <w:ins w:id="9089" w:author="Claude (AI) - proposed" w:date="2026-10-18T00:31:56Z">
               <w:r>
                 <w:rPr>
                   <w:rFonts w:ascii="Arial" w:cs="Arial" w:eastAsia="Arial" w:hAnsi="Arial"/>
@@ -2684,10 +2684,10 @@
               <w:spacing w:after="40" w:before="0"/>
               <w:jc w:val="left"/>
               <w:rPr>
-                <w:del w:id="9092" w:author="Claude (AI) - proposed" w:date="2026-10-15T08:04:10Z"/>
-              </w:rPr>
-            </w:pPr>
-            <w:del w:id="9091" w:author="Claude (AI) - proposed" w:date="2026-10-15T08:04:10Z">
+                <w:del w:id="9092" w:author="Claude (AI) - proposed" w:date="2026-10-18T00:31:56Z"/>
+              </w:rPr>
+            </w:pPr>
+            <w:del w:id="9091" w:author="Claude (AI) - proposed" w:date="2026-10-18T00:31:56Z">
               <w:r>
                 <w:rPr>
                   <w:rFonts w:ascii="Arial" w:cs="Arial" w:eastAsia="Arial" w:hAnsi="Arial"/>
@@ -2742,7 +2742,7 @@
               </w:rPr>
               <w:t xml:space="preserve">Lesson 2 — Investigate: </w:t>
             </w:r>
-            <w:del w:id="9093" w:author="Claude (AI) - proposed" w:date="2026-10-15T08:04:10Z">
+            <w:del w:id="9093" w:author="Claude (AI) - proposed" w:date="2026-10-18T00:31:56Z">
               <w:r>
                 <w:rPr>
                   <w:rFonts w:ascii="Arial" w:cs="Arial" w:eastAsia="Arial" w:hAnsi="Arial"/>
@@ -2757,7 +2757,7 @@
                 <w:delText xml:space="preserve">Hooke's Law Experiment</w:delText>
               </w:r>
             </w:del>
-            <w:ins w:id="9094" w:author="Claude (AI) - proposed" w:date="2026-10-15T08:04:10Z">
+            <w:ins w:id="9094" w:author="Claude (AI) - proposed" w:date="2026-10-18T00:31:56Z">
               <w:r>
                 <w:rPr>
                   <w:rFonts w:ascii="Arial" w:cs="Arial" w:eastAsia="Arial" w:hAnsi="Arial"/>
@@ -2779,10 +2779,10 @@
               <w:spacing w:after="40" w:before="0"/>
               <w:jc w:val="left"/>
               <w:rPr>
-                <w:ins w:id="9096" w:author="Claude (AI) - proposed" w:date="2026-10-15T08:04:10Z"/>
-              </w:rPr>
-            </w:pPr>
-            <w:ins w:id="9095" w:author="Claude (AI) - proposed" w:date="2026-10-15T08:04:10Z">
+                <w:ins w:id="9096" w:author="Claude (AI) - proposed" w:date="2026-10-18T00:31:56Z"/>
+              </w:rPr>
+            </w:pPr>
+            <w:ins w:id="9095" w:author="Claude (AI) - proposed" w:date="2026-10-18T00:31:56Z">
               <w:r>
                 <w:rPr>
                   <w:rFonts w:ascii="Arial" w:cs="Arial" w:eastAsia="Arial" w:hAnsi="Arial"/>
@@ -2804,10 +2804,10 @@
               <w:spacing w:after="40" w:before="0"/>
               <w:jc w:val="left"/>
               <w:rPr>
-                <w:del w:id="9098" w:author="Claude (AI) - proposed" w:date="2026-10-15T08:04:10Z"/>
-              </w:rPr>
-            </w:pPr>
-            <w:del w:id="9097" w:author="Claude (AI) - proposed" w:date="2026-10-15T08:04:10Z">
+                <w:del w:id="9098" w:author="Claude (AI) - proposed" w:date="2026-10-18T00:31:56Z"/>
+              </w:rPr>
+            </w:pPr>
+            <w:del w:id="9097" w:author="Claude (AI) - proposed" w:date="2026-10-18T00:31:56Z">
               <w:r>
                 <w:rPr>
                   <w:rFonts w:ascii="Arial" w:cs="Arial" w:eastAsia="Arial" w:hAnsi="Arial"/>
@@ -2862,7 +2862,7 @@
               </w:rPr>
               <w:t xml:space="preserve">Lesson 3 — Explain: Elastic Potential Energy and the </w:t>
             </w:r>
-            <w:del w:id="9099" w:author="Claude (AI) - proposed" w:date="2026-10-15T08:04:10Z">
+            <w:del w:id="9099" w:author="Claude (AI) - proposed" w:date="2026-10-18T00:31:56Z">
               <w:r>
                 <w:rPr>
                   <w:rFonts w:ascii="Arial" w:cs="Arial" w:eastAsia="Arial" w:hAnsi="Arial"/>
@@ -2877,7 +2877,7 @@
                 <w:delText xml:space="preserve">Elastic Limit</w:delText>
               </w:r>
             </w:del>
-            <w:ins w:id="9100" w:author="Claude (AI) - proposed" w:date="2026-10-15T08:04:10Z">
+            <w:ins w:id="9100" w:author="Claude (AI) - proposed" w:date="2026-10-18T00:31:56Z">
               <w:r>
                 <w:rPr>
                   <w:rFonts w:ascii="Arial" w:cs="Arial" w:eastAsia="Arial" w:hAnsi="Arial"/>
@@ -2899,10 +2899,10 @@
               <w:spacing w:after="40" w:before="0"/>
               <w:jc w:val="left"/>
               <w:rPr>
-                <w:ins w:id="9102" w:author="Claude (AI) - proposed" w:date="2026-10-15T08:04:10Z"/>
-              </w:rPr>
-            </w:pPr>
-            <w:ins w:id="9101" w:author="Claude (AI) - proposed" w:date="2026-10-15T08:04:10Z">
+                <w:ins w:id="9102" w:author="Claude (AI) - proposed" w:date="2026-10-18T00:31:56Z"/>
+              </w:rPr>
+            </w:pPr>
+            <w:ins w:id="9101" w:author="Claude (AI) - proposed" w:date="2026-10-18T00:31:56Z">
               <w:r>
                 <w:rPr>
                   <w:rFonts w:ascii="Arial" w:cs="Arial" w:eastAsia="Arial" w:hAnsi="Arial"/>
@@ -2924,10 +2924,10 @@
               <w:spacing w:after="40" w:before="0"/>
               <w:jc w:val="left"/>
               <w:rPr>
-                <w:del w:id="9104" w:author="Claude (AI) - proposed" w:date="2026-10-15T08:04:10Z"/>
-              </w:rPr>
-            </w:pPr>
-            <w:del w:id="9103" w:author="Claude (AI) - proposed" w:date="2026-10-15T08:04:10Z">
+                <w:del w:id="9104" w:author="Claude (AI) - proposed" w:date="2026-10-18T00:31:56Z"/>
+              </w:rPr>
+            </w:pPr>
+            <w:del w:id="9103" w:author="Claude (AI) - proposed" w:date="2026-10-18T00:31:56Z">
               <w:r>
                 <w:rPr>
                   <w:rFonts w:ascii="Arial" w:cs="Arial" w:eastAsia="Arial" w:hAnsi="Arial"/>
@@ -2969,10 +2969,10 @@
               <w:spacing w:after="40" w:before="0"/>
               <w:jc w:val="left"/>
               <w:rPr>
-                <w:ins w:id="9106" w:author="Claude (AI) - proposed" w:date="2026-10-15T08:04:10Z"/>
-              </w:rPr>
-            </w:pPr>
-            <w:ins w:id="9105" w:author="Claude (AI) - proposed" w:date="2026-10-15T08:04:10Z">
+                <w:ins w:id="9106" w:author="Claude (AI) - proposed" w:date="2026-10-18T00:31:56Z"/>
+              </w:rPr>
+            </w:pPr>
+            <w:ins w:id="9105" w:author="Claude (AI) - proposed" w:date="2026-10-18T00:31:56Z">
               <w:r>
                 <w:rPr>
                   <w:rFonts w:ascii="Arial" w:cs="Arial" w:eastAsia="Arial" w:hAnsi="Arial"/>
@@ -2994,10 +2994,10 @@
               <w:spacing w:after="40" w:before="0"/>
               <w:jc w:val="left"/>
               <w:rPr>
-                <w:ins w:id="9108" w:author="Claude (AI) - proposed" w:date="2026-10-15T08:04:10Z"/>
-              </w:rPr>
-            </w:pPr>
-            <w:ins w:id="9107" w:author="Claude (AI) - proposed" w:date="2026-10-15T08:04:10Z">
+                <w:ins w:id="9108" w:author="Claude (AI) - proposed" w:date="2026-10-18T00:31:56Z"/>
+              </w:rPr>
+            </w:pPr>
+            <w:ins w:id="9107" w:author="Claude (AI) - proposed" w:date="2026-10-18T00:31:56Z">
               <w:r>
                 <w:rPr>
                   <w:rFonts w:ascii="Arial" w:cs="Arial" w:eastAsia="Arial" w:hAnsi="Arial"/>
@@ -3019,10 +3019,10 @@
               <w:spacing w:after="40" w:before="0"/>
               <w:jc w:val="left"/>
               <w:rPr>
-                <w:del w:id="9110" w:author="Claude (AI) - proposed" w:date="2026-10-15T08:04:10Z"/>
-              </w:rPr>
-            </w:pPr>
-            <w:del w:id="9109" w:author="Claude (AI) - proposed" w:date="2026-10-15T08:04:10Z">
+                <w:del w:id="9110" w:author="Claude (AI) - proposed" w:date="2026-10-18T00:31:56Z"/>
+              </w:rPr>
+            </w:pPr>
+            <w:del w:id="9109" w:author="Claude (AI) - proposed" w:date="2026-10-18T00:31:56Z">
               <w:r>
                 <w:rPr>
                   <w:rFonts w:ascii="Arial" w:cs="Arial" w:eastAsia="Arial" w:hAnsi="Arial"/>
@@ -3044,10 +3044,10 @@
               <w:spacing w:after="40" w:before="0"/>
               <w:jc w:val="left"/>
               <w:rPr>
-                <w:del w:id="9112" w:author="Claude (AI) - proposed" w:date="2026-10-15T08:04:10Z"/>
-              </w:rPr>
-            </w:pPr>
-            <w:del w:id="9111" w:author="Claude (AI) - proposed" w:date="2026-10-15T08:04:10Z">
+                <w:del w:id="9112" w:author="Claude (AI) - proposed" w:date="2026-10-18T00:31:56Z"/>
+              </w:rPr>
+            </w:pPr>
+            <w:del w:id="9111" w:author="Claude (AI) - proposed" w:date="2026-10-18T00:31:56Z">
               <w:r>
                 <w:rPr>
                   <w:rFonts w:ascii="Arial" w:cs="Arial" w:eastAsia="Arial" w:hAnsi="Arial"/>
@@ -3089,10 +3089,10 @@
               <w:spacing w:after="40" w:before="0"/>
               <w:jc w:val="left"/>
               <w:rPr>
-                <w:ins w:id="9114" w:author="Claude (AI) - proposed" w:date="2026-10-15T08:04:10Z"/>
-              </w:rPr>
-            </w:pPr>
-            <w:ins w:id="9113" w:author="Claude (AI) - proposed" w:date="2026-10-15T08:04:10Z">
+                <w:ins w:id="9114" w:author="Claude (AI) - proposed" w:date="2026-10-18T00:31:56Z"/>
+              </w:rPr>
+            </w:pPr>
+            <w:ins w:id="9113" w:author="Claude (AI) - proposed" w:date="2026-10-18T00:31:56Z">
               <w:r>
                 <w:rPr>
                   <w:rFonts w:ascii="Arial" w:cs="Arial" w:eastAsia="Arial" w:hAnsi="Arial"/>
@@ -3114,10 +3114,10 @@
               <w:spacing w:after="40" w:before="0"/>
               <w:jc w:val="left"/>
               <w:rPr>
-                <w:ins w:id="9116" w:author="Claude (AI) - proposed" w:date="2026-10-15T08:04:10Z"/>
-              </w:rPr>
-            </w:pPr>
-            <w:ins w:id="9115" w:author="Claude (AI) - proposed" w:date="2026-10-15T08:04:10Z">
+                <w:ins w:id="9116" w:author="Claude (AI) - proposed" w:date="2026-10-18T00:31:56Z"/>
+              </w:rPr>
+            </w:pPr>
+            <w:ins w:id="9115" w:author="Claude (AI) - proposed" w:date="2026-10-18T00:31:56Z">
               <w:r>
                 <w:rPr>
                   <w:rFonts w:ascii="Arial" w:cs="Arial" w:eastAsia="Arial" w:hAnsi="Arial"/>
@@ -3139,10 +3139,10 @@
               <w:spacing w:after="40" w:before="0"/>
               <w:jc w:val="left"/>
               <w:rPr>
-                <w:del w:id="9118" w:author="Claude (AI) - proposed" w:date="2026-10-15T08:04:10Z"/>
-              </w:rPr>
-            </w:pPr>
-            <w:del w:id="9117" w:author="Claude (AI) - proposed" w:date="2026-10-15T08:04:10Z">
+                <w:del w:id="9118" w:author="Claude (AI) - proposed" w:date="2026-10-18T00:31:56Z"/>
+              </w:rPr>
+            </w:pPr>
+            <w:del w:id="9117" w:author="Claude (AI) - proposed" w:date="2026-10-18T00:31:56Z">
               <w:r>
                 <w:rPr>
                   <w:rFonts w:ascii="Arial" w:cs="Arial" w:eastAsia="Arial" w:hAnsi="Arial"/>
@@ -3164,10 +3164,10 @@
               <w:spacing w:after="40" w:before="0"/>
               <w:jc w:val="left"/>
               <w:rPr>
-                <w:del w:id="9120" w:author="Claude (AI) - proposed" w:date="2026-10-15T08:04:10Z"/>
-              </w:rPr>
-            </w:pPr>
-            <w:del w:id="9119" w:author="Claude (AI) - proposed" w:date="2026-10-15T08:04:10Z">
+                <w:del w:id="9120" w:author="Claude (AI) - proposed" w:date="2026-10-18T00:31:56Z"/>
+              </w:rPr>
+            </w:pPr>
+            <w:del w:id="9119" w:author="Claude (AI) - proposed" w:date="2026-10-18T00:31:56Z">
               <w:r>
                 <w:rPr>
                   <w:rFonts w:ascii="Arial" w:cs="Arial" w:eastAsia="Arial" w:hAnsi="Arial"/>
@@ -3222,7 +3222,7 @@
               </w:rPr>
               <w:t xml:space="preserve">Lesson 6 — Model Building &amp; Synthesis: Choosing the Right Material</w:t>
             </w:r>
-            <w:ins w:id="9121" w:author="Claude (AI) - proposed" w:date="2026-10-15T08:04:10Z">
+            <w:ins w:id="9121" w:author="Claude (AI) - proposed" w:date="2026-10-18T00:31:56Z">
               <w:r>
                 <w:rPr>
                   <w:rFonts w:ascii="Arial" w:cs="Arial" w:eastAsia="Arial" w:hAnsi="Arial"/>
@@ -3244,10 +3244,10 @@
               <w:spacing w:after="40" w:before="0"/>
               <w:jc w:val="left"/>
               <w:rPr>
-                <w:ins w:id="9123" w:author="Claude (AI) - proposed" w:date="2026-10-15T08:04:10Z"/>
-              </w:rPr>
-            </w:pPr>
-            <w:ins w:id="9122" w:author="Claude (AI) - proposed" w:date="2026-10-15T08:04:10Z">
+                <w:ins w:id="9123" w:author="Claude (AI) - proposed" w:date="2026-10-18T00:31:56Z"/>
+              </w:rPr>
+            </w:pPr>
+            <w:ins w:id="9122" w:author="Claude (AI) - proposed" w:date="2026-10-18T00:31:56Z">
               <w:r>
                 <w:rPr>
                   <w:rFonts w:ascii="Arial" w:cs="Arial" w:eastAsia="Arial" w:hAnsi="Arial"/>
@@ -3269,10 +3269,10 @@
               <w:spacing w:after="40" w:before="0"/>
               <w:jc w:val="left"/>
               <w:rPr>
-                <w:del w:id="9125" w:author="Claude (AI) - proposed" w:date="2026-10-15T08:04:10Z"/>
-              </w:rPr>
-            </w:pPr>
-            <w:del w:id="9124" w:author="Claude (AI) - proposed" w:date="2026-10-15T08:04:10Z">
+                <w:del w:id="9125" w:author="Claude (AI) - proposed" w:date="2026-10-18T00:31:56Z"/>
+              </w:rPr>
+            </w:pPr>
+            <w:del w:id="9124" w:author="Claude (AI) - proposed" w:date="2026-10-18T00:31:56Z">
               <w:r>
                 <w:rPr>
                   <w:rFonts w:ascii="Arial" w:cs="Arial" w:eastAsia="Arial" w:hAnsi="Arial"/>
@@ -3537,7 +3537,7 @@
         </w:rPr>
         <w:t xml:space="preserve">© 2026 SeaVuria and ARES. This work is licensed under a </w:t>
       </w:r>
-      <w:hyperlink w:history="1" r:id="rIdbroqrsobmh1ue9j-b4xia">
+      <w:hyperlink w:history="1" r:id="rIdyw0k0pctqdmjl1nizwktl">
         <w:r>
           <w:rPr>
             <w:rFonts w:ascii="Arial" w:cs="Arial" w:eastAsia="Arial" w:hAnsi="Arial"/>
@@ -3557,7 +3557,7 @@
         </w:rPr>
         <w:t xml:space="preserve"> (</w:t>
       </w:r>
-      <w:hyperlink w:history="1" r:id="rIdmgf4l_m9ti4ia2_rgkflj">
+      <w:hyperlink w:history="1" r:id="rId_d7adbiatlolmmj0ojyze">
         <w:r>
           <w:rPr>
             <w:rFonts w:ascii="Arial" w:cs="Arial" w:eastAsia="Arial" w:hAnsi="Arial"/>
@@ -3577,7 +3577,7 @@
         </w:rPr>
         <w:t xml:space="preserve">). To view a copy of this license, visit </w:t>
       </w:r>
-      <w:hyperlink w:history="1" r:id="rIduwuyoi-cw7ktv1thvx1w5">
+      <w:hyperlink w:history="1" r:id="rIduoaval2ktuw91qn42b_gx">
         <w:r>
           <w:rPr>
             <w:rFonts w:ascii="Arial" w:cs="Arial" w:eastAsia="Arial" w:hAnsi="Arial"/>
@@ -4084,10 +4084,10 @@
               <w:spacing w:after="40" w:before="0"/>
               <w:jc w:val="left"/>
               <w:rPr>
-                <w:ins w:id="9127" w:author="Claude (AI) - proposed" w:date="2026-10-15T08:04:10Z"/>
-              </w:rPr>
-            </w:pPr>
-            <w:ins w:id="9126" w:author="Claude (AI) - proposed" w:date="2026-10-15T08:04:10Z">
+                <w:ins w:id="9127" w:author="Claude (AI) - proposed" w:date="2026-10-18T00:31:56Z"/>
+              </w:rPr>
+            </w:pPr>
+            <w:ins w:id="9126" w:author="Claude (AI) - proposed" w:date="2026-10-18T00:31:56Z">
               <w:r>
                 <w:rPr>
                   <w:rFonts w:ascii="Arial" w:cs="Arial" w:eastAsia="Arial" w:hAnsi="Arial"/>
@@ -4109,10 +4109,10 @@
               <w:spacing w:after="40" w:before="0"/>
               <w:jc w:val="left"/>
               <w:rPr>
-                <w:del w:id="9129" w:author="Claude (AI) - proposed" w:date="2026-10-15T08:04:10Z"/>
-              </w:rPr>
-            </w:pPr>
-            <w:del w:id="9128" w:author="Claude (AI) - proposed" w:date="2026-10-15T08:04:10Z">
+                <w:del w:id="9129" w:author="Claude (AI) - proposed" w:date="2026-10-18T00:31:56Z"/>
+              </w:rPr>
+            </w:pPr>
+            <w:del w:id="9128" w:author="Claude (AI) - proposed" w:date="2026-10-18T00:31:56Z">
               <w:r>
                 <w:rPr>
                   <w:rFonts w:ascii="Arial" w:cs="Arial" w:eastAsia="Arial" w:hAnsi="Arial"/>
@@ -4358,7 +4358,7 @@
               </w:rPr>
               <w:t xml:space="preserve">Learners encounter a short teacher-narrated story with photographs showing two sisal ropes on a Kericho farm suspension footbridge behaving differently under the same 80 kg load — one bounces back, one snaps permanently. This puzzling observation launches individual and group predictions recorded on sticky notes. Learners then carry out a structured hands-on exploration stretching rubber bands, sisal twine, and copper wire with hanging masses, classifying each as elastic or plastic. The lesson closes with the opening of the Driving Question Board and learners sketching an initial particle-level model of what happens inside a material when it is stretched.</w:t>
             </w:r>
-            <w:ins w:id="9130" w:author="Claude (AI) - proposed" w:date="2026-10-15T08:04:10Z">
+            <w:ins w:id="9130" w:author="Claude (AI) - proposed" w:date="2026-10-18T00:31:56Z">
               <w:r>
                 <w:rPr>
                   <w:rFonts w:ascii="Arial" w:cs="Arial" w:eastAsia="Arial" w:hAnsi="Arial"/>
@@ -4661,7 +4661,7 @@
             <w:pPr>
               <w:spacing w:after="20" w:before="0"/>
             </w:pPr>
-            <w:hyperlink w:history="1" r:id="rIdv7npqas8ufhscgkmmk7pp">
+            <w:hyperlink w:history="1" r:id="rIdnun7lgscsb2nahm9rlit8">
               <w:r>
                 <w:rPr>
                   <w:rFonts w:ascii="Arial" w:cs="Arial" w:eastAsia="Arial" w:hAnsi="Arial"/>
@@ -4710,7 +4710,7 @@
               <w:spacing w:after="10" w:before="0"/>
               <w:ind w:left="120"/>
             </w:pPr>
-            <w:hyperlink w:history="1" r:id="rIdsjpctt4zlhcysf3aohbok">
+            <w:hyperlink w:history="1" r:id="rIddxyjtcwq359f_zdef8edh">
               <w:r>
                 <w:rPr>
                   <w:rFonts w:ascii="Arial" w:cs="Arial" w:eastAsia="Arial" w:hAnsi="Arial"/>
@@ -4755,7 +4755,7 @@
             <w:pPr>
               <w:spacing w:after="20" w:before="0"/>
             </w:pPr>
-            <w:hyperlink w:history="1" r:id="rIdelaigevziruh5pyljbfbs">
+            <w:hyperlink w:history="1" r:id="rIdua0gvijjwv7jlmmhhdeku">
               <w:r>
                 <w:rPr>
                   <w:rFonts w:ascii="Arial" w:cs="Arial" w:eastAsia="Arial" w:hAnsi="Arial"/>
@@ -4804,7 +4804,7 @@
               <w:spacing w:after="10" w:before="0"/>
               <w:ind w:left="120"/>
             </w:pPr>
-            <w:hyperlink w:history="1" r:id="rIdzxtd5eodliv3be4_qodnb">
+            <w:hyperlink w:history="1" r:id="rIds5qk7kxuzyry00vcy-ijx">
               <w:r>
                 <w:rPr>
                   <w:rFonts w:ascii="Arial" w:cs="Arial" w:eastAsia="Arial" w:hAnsi="Arial"/>
@@ -5004,7 +5004,7 @@
             <w:pPr>
               <w:spacing w:after="20" w:before="0"/>
             </w:pPr>
-            <w:hyperlink w:history="1" r:id="rIdde0uvrwaqxas26ssyg4v9">
+            <w:hyperlink w:history="1" r:id="rIdqzc2v3ujegbjw0r_ch9s8">
               <w:r>
                 <w:rPr>
                   <w:rFonts w:ascii="Arial" w:cs="Arial" w:eastAsia="Arial" w:hAnsi="Arial"/>
@@ -5053,7 +5053,7 @@
               <w:spacing w:after="10" w:before="0"/>
               <w:ind w:left="120"/>
             </w:pPr>
-            <w:hyperlink w:history="1" r:id="rIds4aepdzk-d95u8wgzwi3-">
+            <w:hyperlink w:history="1" r:id="rIds_hnvgz6gqrr2ab2lzmry">
               <w:r>
                 <w:rPr>
                   <w:rFonts w:ascii="Arial" w:cs="Arial" w:eastAsia="Arial" w:hAnsi="Arial"/>
@@ -5098,7 +5098,7 @@
             <w:pPr>
               <w:spacing w:after="20" w:before="0"/>
             </w:pPr>
-            <w:hyperlink w:history="1" r:id="rIdz770dyeru7jeikmuykhho">
+            <w:hyperlink w:history="1" r:id="rIdao5lffjlvfwmedvmukvig">
               <w:r>
                 <w:rPr>
                   <w:rFonts w:ascii="Arial" w:cs="Arial" w:eastAsia="Arial" w:hAnsi="Arial"/>
@@ -5147,7 +5147,7 @@
               <w:spacing w:after="10" w:before="0"/>
               <w:ind w:left="120"/>
             </w:pPr>
-            <w:hyperlink w:history="1" r:id="rIdcrcfuuutw8cuzl1oq_xya">
+            <w:hyperlink w:history="1" r:id="rIdjsk6ft1rn04xvrhozcleu">
               <w:r>
                 <w:rPr>
                   <w:rFonts w:ascii="Arial" w:cs="Arial" w:eastAsia="Arial" w:hAnsi="Arial"/>
@@ -5347,7 +5347,7 @@
             <w:pPr>
               <w:spacing w:after="20" w:before="0"/>
             </w:pPr>
-            <w:hyperlink w:history="1" r:id="rIdkason76tl3zd2imyp4n5-">
+            <w:hyperlink w:history="1" r:id="rIdjb3rwfo8u9sk6kex32bri">
               <w:r>
                 <w:rPr>
                   <w:rFonts w:ascii="Arial" w:cs="Arial" w:eastAsia="Arial" w:hAnsi="Arial"/>
@@ -5396,7 +5396,7 @@
               <w:spacing w:after="10" w:before="0"/>
               <w:ind w:left="120"/>
             </w:pPr>
-            <w:hyperlink w:history="1" r:id="rIdfygyqrqu-bpcas-1bpj03">
+            <w:hyperlink w:history="1" r:id="rIdvstlaogtu8z4kwnxdiskr">
               <w:r>
                 <w:rPr>
                   <w:rFonts w:ascii="Arial" w:cs="Arial" w:eastAsia="Arial" w:hAnsi="Arial"/>
@@ -5441,7 +5441,7 @@
             <w:pPr>
               <w:spacing w:after="20" w:before="0"/>
             </w:pPr>
-            <w:hyperlink w:history="1" r:id="rIdckpbal5lo2argzzbq2b4z">
+            <w:hyperlink w:history="1" r:id="rIdksdb_k4okm5wwuo_itoa_">
               <w:r>
                 <w:rPr>
                   <w:rFonts w:ascii="Arial" w:cs="Arial" w:eastAsia="Arial" w:hAnsi="Arial"/>
@@ -5490,7 +5490,7 @@
               <w:spacing w:after="10" w:before="0"/>
               <w:ind w:left="120"/>
             </w:pPr>
-            <w:hyperlink w:history="1" r:id="rIdmtbf69-3h8qj2-9ejld8x">
+            <w:hyperlink w:history="1" r:id="rIdkt0olrpsdiick1vuokh-s">
               <w:r>
                 <w:rPr>
                   <w:rFonts w:ascii="Arial" w:cs="Arial" w:eastAsia="Arial" w:hAnsi="Arial"/>
@@ -5535,7 +5535,7 @@
               </w:rPr>
               <w:t xml:space="preserve">Groups share their classification results in a class discussion. Teacher builds a shared class results table on the board. Learners then attempt to explain their observations at the particle level using a simple diagram prompt: two circles representing material particles connected by a spring-like bond, and the question 'What happens to the particles when you stretch the material?' Learners draw a before-stretching and after-stretching sketch in their notebooks for an elastic material and for a plastic material, labelling what they think happens to the particle arrangement. Teacher introduces the formal terms elastic behaviour and plastic deformation through a brief, evidence-linked mini-explanation (</w:t>
             </w:r>
-            <w:del w:id="9131" w:author="Claude (AI) - proposed" w:date="2026-10-15T08:04:10Z">
+            <w:del w:id="9131" w:author="Claude (AI) - proposed" w:date="2026-10-18T00:31:56Z">
               <w:r>
                 <w:rPr>
                   <w:rFonts w:ascii="Arial" w:cs="Arial" w:eastAsia="Arial" w:hAnsi="Arial"/>
@@ -5550,7 +5550,7 @@
                 <w:delText xml:space="preserve">5</w:delText>
               </w:r>
             </w:del>
-            <w:ins w:id="9132" w:author="Claude (AI) - proposed" w:date="2026-10-15T08:04:10Z">
+            <w:ins w:id="9132" w:author="Claude (AI) - proposed" w:date="2026-10-18T00:31:56Z">
               <w:r>
                 <w:rPr>
                   <w:rFonts w:ascii="Arial" w:cs="Arial" w:eastAsia="Arial" w:hAnsi="Arial"/>
@@ -5611,7 +5611,7 @@
               </w:rPr>
               <w:t xml:space="preserve">Teacher facilitates class sharing: 'Group three, what did you observe with the copper wire after removing the masses?' After groups share, teacher says: 'So we are seeing a pattern — some materials snap back, some stay deformed. Scientists call these two behaviours elastic and plastic. The word elastic does not just mean stretchy — it means the material returns to its original shape and size when the force is removed.' Teacher draws particle diagram on board: 'Imagine the particles inside the sisal rope are held together like beads on a spring. In an elastic material, the springs stretch but pull the beads back. In a plastic material, the beads slide past each other and cannot go back.' </w:t>
             </w:r>
-            <w:ins w:id="9133" w:author="Claude (AI) - proposed" w:date="2026-10-15T08:04:10Z">
+            <w:ins w:id="9133" w:author="Claude (AI) - proposed" w:date="2026-10-18T00:31:56Z">
               <w:r>
                 <w:rPr>
                   <w:rFonts w:ascii="Arial" w:cs="Arial" w:eastAsia="Arial" w:hAnsi="Arial"/>
@@ -5639,7 +5639,7 @@
               </w:rPr>
               <w:t xml:space="preserve">WAIT TIME: After drawing the diagram, teacher pauses 30 seconds: 'Look at my diagram. In your notebook, add one thing that is the same between elastic and plastic behaviour, and one thing that is different. You have 30 seconds — go.' Teacher uses cold-call (random name selection) to hear two responses before proceeding.</w:t>
             </w:r>
-            <w:ins w:id="9134" w:author="Claude (AI) - proposed" w:date="2026-10-15T08:04:10Z">
+            <w:ins w:id="9134" w:author="Claude (AI) - proposed" w:date="2026-10-18T00:31:56Z">
               <w:r>
                 <w:rPr>
                   <w:rFonts w:ascii="Arial" w:cs="Arial" w:eastAsia="Arial" w:hAnsi="Arial"/>
@@ -5776,7 +5776,7 @@
             <w:pPr>
               <w:spacing w:after="20" w:before="0"/>
             </w:pPr>
-            <w:hyperlink w:history="1" r:id="rIdmvq64lawcierxbu4ays_1">
+            <w:hyperlink w:history="1" r:id="rIdddyonkstonfzj3oy57wsm">
               <w:r>
                 <w:rPr>
                   <w:rFonts w:ascii="Arial" w:cs="Arial" w:eastAsia="Arial" w:hAnsi="Arial"/>
@@ -5825,7 +5825,7 @@
               <w:spacing w:after="10" w:before="0"/>
               <w:ind w:left="120"/>
             </w:pPr>
-            <w:hyperlink w:history="1" r:id="rIdxbpoyzdy1hmf9wk8zb1rk">
+            <w:hyperlink w:history="1" r:id="rIdhuzqp_vymmeyfedwfhe6w">
               <w:r>
                 <w:rPr>
                   <w:rFonts w:ascii="Arial" w:cs="Arial" w:eastAsia="Arial" w:hAnsi="Arial"/>
@@ -5870,7 +5870,7 @@
             <w:pPr>
               <w:spacing w:after="20" w:before="0"/>
             </w:pPr>
-            <w:hyperlink w:history="1" r:id="rIdlp1z3nsgjg-xbdxmlnsli">
+            <w:hyperlink w:history="1" r:id="rIdsnwbcqfhj4xarqygwavwu">
               <w:r>
                 <w:rPr>
                   <w:rFonts w:ascii="Arial" w:cs="Arial" w:eastAsia="Arial" w:hAnsi="Arial"/>
@@ -5919,7 +5919,7 @@
               <w:spacing w:after="10" w:before="0"/>
               <w:ind w:left="120"/>
             </w:pPr>
-            <w:hyperlink w:history="1" r:id="rId99irpcdlo7mhvsgomozmx">
+            <w:hyperlink w:history="1" r:id="rIdpba2ctrsellunfb3nuiio">
               <w:r>
                 <w:rPr>
                   <w:rFonts w:ascii="Arial" w:cs="Arial" w:eastAsia="Arial" w:hAnsi="Arial"/>
@@ -6063,7 +6063,7 @@
               </w:rPr>
               <w:t xml:space="preserve">Teacher photographs or reads all DQB sticky notes after class. Analyse: What proportion of questions are about physical properties vs engineering applications vs particle behaviour? This guides emphasis in subsequent lessons. Note any misconceptions embedded in questions (e.g. 'Does thicker always mean stronger?') — these will be deliberately addressed in Lessons </w:t>
             </w:r>
-            <w:del w:id="9135" w:author="Claude (AI) - proposed" w:date="2026-10-15T08:04:10Z">
+            <w:del w:id="9135" w:author="Claude (AI) - proposed" w:date="2026-10-18T00:31:56Z">
               <w:r>
                 <w:rPr>
                   <w:rFonts w:ascii="Arial" w:cs="Arial" w:eastAsia="Arial" w:hAnsi="Arial"/>
@@ -6078,7 +6078,7 @@
                 <w:delText xml:space="preserve">4</w:delText>
               </w:r>
             </w:del>
-            <w:ins w:id="9136" w:author="Claude (AI) - proposed" w:date="2026-10-15T08:04:10Z">
+            <w:ins w:id="9136" w:author="Claude (AI) - proposed" w:date="2026-10-18T00:31:56Z">
               <w:r>
                 <w:rPr>
                   <w:rFonts w:ascii="Arial" w:cs="Arial" w:eastAsia="Arial" w:hAnsi="Arial"/>
@@ -6162,7 +6162,7 @@
             <w:pPr>
               <w:spacing w:after="20" w:before="0"/>
             </w:pPr>
-            <w:hyperlink w:history="1" r:id="rIdos3zdznopvme_grlostvs">
+            <w:hyperlink w:history="1" r:id="rIdfoui6lrwsxljcsqrsrkrk">
               <w:r>
                 <w:rPr>
                   <w:rFonts w:ascii="Arial" w:cs="Arial" w:eastAsia="Arial" w:hAnsi="Arial"/>
@@ -6211,7 +6211,7 @@
               <w:spacing w:after="10" w:before="0"/>
               <w:ind w:left="120"/>
             </w:pPr>
-            <w:hyperlink w:history="1" r:id="rIdyhktvpb4onotzkbb2eifm">
+            <w:hyperlink w:history="1" r:id="rIdl0k4lbmhh642hofg5kwfn">
               <w:r>
                 <w:rPr>
                   <w:rFonts w:ascii="Arial" w:cs="Arial" w:eastAsia="Arial" w:hAnsi="Arial"/>
@@ -6256,7 +6256,7 @@
             <w:pPr>
               <w:spacing w:after="20" w:before="0"/>
             </w:pPr>
-            <w:hyperlink w:history="1" r:id="rIdkdsiamk0nyuygiocwizs4">
+            <w:hyperlink w:history="1" r:id="rIdvsa_cslie98efyfybonap">
               <w:r>
                 <w:rPr>
                   <w:rFonts w:ascii="Arial" w:cs="Arial" w:eastAsia="Arial" w:hAnsi="Arial"/>
@@ -6305,7 +6305,7 @@
               <w:spacing w:after="10" w:before="0"/>
               <w:ind w:left="120"/>
             </w:pPr>
-            <w:hyperlink w:history="1" r:id="rIdpthaxsz1aq8_qry4hfqsl">
+            <w:hyperlink w:history="1" r:id="rIddsmowtsqraw8m_6x8rrds">
               <w:r>
                 <w:rPr>
                   <w:rFonts w:ascii="Arial" w:cs="Arial" w:eastAsia="Arial" w:hAnsi="Arial"/>
@@ -6383,7 +6383,7 @@
               </w:rPr>
               <w:t xml:space="preserve">Teacher sets the task: 'Your model does not need to be perfect — it needs to be honest about what you currently think and what you do not yet understand. In Lesson 6 we will look back at this model and see how far your thinking has grown.' Teacher monitors notebook work, looking for integration of particle diagrams with the rope story. During the star-and-question protocol, teacher ensures the question identified by the class is recorded on the DQB: 'That is a new question for our board — let me add it.' Teacher closes the lesson: 'Today you have seen that the same force applied to similar-looking materials can produce very different results. You have started to explain this using particle ideas. In our next lesson, we will measure this behaviour precisely — using </w:t>
             </w:r>
-            <w:del w:id="9137" w:author="Claude (AI) - proposed" w:date="2026-10-15T08:04:10Z">
+            <w:del w:id="9137" w:author="Claude (AI) - proposed" w:date="2026-10-18T00:31:56Z">
               <w:r>
                 <w:rPr>
                   <w:rFonts w:ascii="Arial" w:cs="Arial" w:eastAsia="Arial" w:hAnsi="Arial"/>
@@ -6398,7 +6398,7 @@
                 <w:delText xml:space="preserve">a spring, masses,</w:delText>
               </w:r>
             </w:del>
-            <w:ins w:id="9138" w:author="Claude (AI) - proposed" w:date="2026-10-15T08:04:10Z">
+            <w:ins w:id="9138" w:author="Claude (AI) - proposed" w:date="2026-10-18T00:31:56Z">
               <w:r>
                 <w:rPr>
                   <w:rFonts w:ascii="Arial" w:cs="Arial" w:eastAsia="Arial" w:hAnsi="Arial"/>
@@ -6426,7 +6426,7 @@
               </w:rPr>
               <w:t xml:space="preserve"> and a ruler — to find out </w:t>
             </w:r>
-            <w:del w:id="9139" w:author="Claude (AI) - proposed" w:date="2026-10-15T08:04:10Z">
+            <w:del w:id="9139" w:author="Claude (AI) - proposed" w:date="2026-10-18T00:31:56Z">
               <w:r>
                 <w:rPr>
                   <w:rFonts w:ascii="Arial" w:cs="Arial" w:eastAsia="Arial" w:hAnsi="Arial"/>
@@ -6441,7 +6441,7 @@
                 <w:delText xml:space="preserve">exactly how far a material can be stretched</w:delText>
               </w:r>
             </w:del>
-            <w:ins w:id="9140" w:author="Claude (AI) - proposed" w:date="2026-10-15T08:04:10Z">
+            <w:ins w:id="9140" w:author="Claude (AI) - proposed" w:date="2026-10-18T00:31:56Z">
               <w:r>
                 <w:rPr>
                   <w:rFonts w:ascii="Arial" w:cs="Arial" w:eastAsia="Arial" w:hAnsi="Arial"/>
@@ -6916,7 +6916,7 @@
         </w:rPr>
         <w:t xml:space="preserve">© 2026 SeaVuria and ARES. Aligned with KICD objectives. Developed by SeaVuria; technical implementation by ARES (with AI assistance from Claude). Licensed under </w:t>
       </w:r>
-      <w:hyperlink w:history="1" r:id="rIdskpnsleajwvetlwh6mxbx">
+      <w:hyperlink w:history="1" r:id="rIdhoiednwsqguow_5gugsgl">
         <w:r>
           <w:rPr>
             <w:rFonts w:ascii="Arial" w:cs="Arial" w:eastAsia="Arial" w:hAnsi="Arial"/>
@@ -6937,7 +6937,7 @@
         </w:rPr>
         <w:t xml:space="preserve"> (</w:t>
       </w:r>
-      <w:hyperlink w:history="1" r:id="rIdvwwg-rdiuieilrdvzblmk">
+      <w:hyperlink w:history="1" r:id="rIdrxtjtariio9zzp-t4tpcw">
         <w:r>
           <w:rPr>
             <w:rFonts w:ascii="Arial" w:cs="Arial" w:eastAsia="Arial" w:hAnsi="Arial"/>
@@ -7445,10 +7445,10 @@
               <w:spacing w:after="40" w:before="0"/>
               <w:jc w:val="left"/>
               <w:rPr>
-                <w:ins w:id="9142" w:author="Claude (AI) - proposed" w:date="2026-10-15T08:04:10Z"/>
-              </w:rPr>
-            </w:pPr>
-            <w:ins w:id="9141" w:author="Claude (AI) - proposed" w:date="2026-10-15T08:04:10Z">
+                <w:ins w:id="9142" w:author="Claude (AI) - proposed" w:date="2026-10-18T00:31:56Z"/>
+              </w:rPr>
+            </w:pPr>
+            <w:ins w:id="9141" w:author="Claude (AI) - proposed" w:date="2026-10-18T00:31:56Z">
               <w:r>
                 <w:rPr>
                   <w:rFonts w:ascii="Arial" w:cs="Arial" w:eastAsia="Arial" w:hAnsi="Arial"/>
@@ -7470,10 +7470,10 @@
               <w:spacing w:after="40" w:before="0"/>
               <w:jc w:val="left"/>
               <w:rPr>
-                <w:del w:id="9144" w:author="Claude (AI) - proposed" w:date="2026-10-15T08:04:10Z"/>
-              </w:rPr>
-            </w:pPr>
-            <w:del w:id="9143" w:author="Claude (AI) - proposed" w:date="2026-10-15T08:04:10Z">
+                <w:del w:id="9144" w:author="Claude (AI) - proposed" w:date="2026-10-18T00:31:56Z"/>
+              </w:rPr>
+            </w:pPr>
+            <w:del w:id="9143" w:author="Claude (AI) - proposed" w:date="2026-10-18T00:31:56Z">
               <w:r>
                 <w:rPr>
                   <w:rFonts w:ascii="Arial" w:cs="Arial" w:eastAsia="Arial" w:hAnsi="Arial"/>
@@ -7719,7 +7719,7 @@
               </w:rPr>
               <w:t xml:space="preserve">Learners open by revisiting their Lesson 1 predictions on the Driving Question Board (DQB), then individually predict what will happen to three different materials — a rubber band, a piece of sisal twine, and a short length of copper wire — when increasing masses are hung from them. Groups then carry out a structured but open-ended stretching investigation, measuring extension for each material and observing whether the material returns to its original length after the load is removed. Data are recorded in a shared results table. In the Explain phase, the class uses a "claim–evidence–reasoning" (CER) framework to define elasticity and plasticity and to draw a first particle-level model. The lesson closes with a DQB update and a cumulative model-building activity in which each group adds a new panel to their classroom anchor-phenomenon model of the Kericho bridge ropes.</w:t>
             </w:r>
-            <w:ins w:id="9145" w:author="Claude (AI) - proposed" w:date="2026-10-15T08:04:10Z">
+            <w:ins w:id="9145" w:author="Claude (AI) - proposed" w:date="2026-10-18T00:31:56Z">
               <w:r>
                 <w:rPr>
                   <w:rFonts w:ascii="Arial" w:cs="Arial" w:eastAsia="Arial" w:hAnsi="Arial"/>
@@ -8039,7 +8039,7 @@
               <w:spacing w:after="10" w:before="0"/>
               <w:ind w:left="120"/>
             </w:pPr>
-            <w:hyperlink w:history="1" r:id="rIde02046isxhueckv7ub0ks">
+            <w:hyperlink w:history="1" r:id="rIdkdqcdlru_dm21vvjjacxl">
               <w:r>
                 <w:rPr>
                   <w:rFonts w:ascii="Arial" w:cs="Arial" w:eastAsia="Arial" w:hAnsi="Arial"/>
@@ -8099,7 +8099,7 @@
             <w:pPr>
               <w:spacing w:after="20" w:before="0"/>
             </w:pPr>
-            <w:hyperlink w:history="1" r:id="rIdzk2itnd9m94egkbhess9f">
+            <w:hyperlink w:history="1" r:id="rIddyhwpgaquljq4uxt5b2uy">
               <w:r>
                 <w:rPr>
                   <w:rFonts w:ascii="Arial" w:cs="Arial" w:eastAsia="Arial" w:hAnsi="Arial"/>
@@ -8148,7 +8148,7 @@
               <w:spacing w:after="10" w:before="0"/>
               <w:ind w:left="120"/>
             </w:pPr>
-            <w:hyperlink w:history="1" r:id="rIdp31fnca9jek6sveuobek7">
+            <w:hyperlink w:history="1" r:id="rIduiqmcko5wcm8ait_lgxh0">
               <w:r>
                 <w:rPr>
                   <w:rFonts w:ascii="Arial" w:cs="Arial" w:eastAsia="Arial" w:hAnsi="Arial"/>
@@ -8605,7 +8605,7 @@
               <w:spacing w:after="10" w:before="0"/>
               <w:ind w:left="120"/>
             </w:pPr>
-            <w:hyperlink w:history="1" r:id="rIddqph_4ffj00nvtr0rmi07">
+            <w:hyperlink w:history="1" r:id="rIdvp9bd1c7mssxntdp1rfyg">
               <w:r>
                 <w:rPr>
                   <w:rFonts w:ascii="Arial" w:cs="Arial" w:eastAsia="Arial" w:hAnsi="Arial"/>
@@ -8665,7 +8665,7 @@
             <w:pPr>
               <w:spacing w:after="20" w:before="0"/>
             </w:pPr>
-            <w:hyperlink w:history="1" r:id="rIdd3_wnecsw1etgbrmi-mxd">
+            <w:hyperlink w:history="1" r:id="rIdnnxlflno1s9nwcl6xqdtw">
               <w:r>
                 <w:rPr>
                   <w:rFonts w:ascii="Arial" w:cs="Arial" w:eastAsia="Arial" w:hAnsi="Arial"/>
@@ -8714,7 +8714,7 @@
               <w:spacing w:after="10" w:before="0"/>
               <w:ind w:left="120"/>
             </w:pPr>
-            <w:hyperlink w:history="1" r:id="rIdkfqe2xtwh_4mgjrirpxce">
+            <w:hyperlink w:history="1" r:id="rId41qaxcn7uwpamznv2w_uz">
               <w:r>
                 <w:rPr>
                   <w:rFonts w:ascii="Arial" w:cs="Arial" w:eastAsia="Arial" w:hAnsi="Arial"/>
@@ -9046,10 +9046,10 @@
               <w:spacing w:after="40" w:before="0"/>
               <w:jc w:val="left"/>
               <w:rPr>
-                <w:ins w:id="9147" w:author="Claude (AI) - proposed" w:date="2026-10-15T08:04:10Z"/>
-              </w:rPr>
-            </w:pPr>
-            <w:ins w:id="9146" w:author="Claude (AI) - proposed" w:date="2026-10-15T08:04:10Z">
+                <w:ins w:id="9147" w:author="Claude (AI) - proposed" w:date="2026-10-18T00:31:56Z"/>
+              </w:rPr>
+            </w:pPr>
+            <w:ins w:id="9146" w:author="Claude (AI) - proposed" w:date="2026-10-18T00:31:56Z">
               <w:r>
                 <w:rPr>
                   <w:rFonts w:ascii="Arial" w:cs="Arial" w:eastAsia="Arial" w:hAnsi="Arial"/>
@@ -9071,10 +9071,10 @@
               <w:spacing w:after="40" w:before="0"/>
               <w:jc w:val="left"/>
               <w:rPr>
-                <w:del w:id="9149" w:author="Claude (AI) - proposed" w:date="2026-10-15T08:04:10Z"/>
-              </w:rPr>
-            </w:pPr>
-            <w:del w:id="9148" w:author="Claude (AI) - proposed" w:date="2026-10-15T08:04:10Z">
+                <w:del w:id="9149" w:author="Claude (AI) - proposed" w:date="2026-10-18T00:31:56Z"/>
+              </w:rPr>
+            </w:pPr>
+            <w:del w:id="9148" w:author="Claude (AI) - proposed" w:date="2026-10-18T00:31:56Z">
               <w:r>
                 <w:rPr>
                   <w:rFonts w:ascii="Arial" w:cs="Arial" w:eastAsia="Arial" w:hAnsi="Arial"/>
@@ -9448,7 +9448,7 @@
               </w:rPr>
               <w:t xml:space="preserve">Observable indicators: (1) Each group's results table has data for all three materials and all five load increments (or a recorded breaking point). (2) </w:t>
             </w:r>
-            <w:del w:id="9150" w:author="Claude (AI) - proposed" w:date="2026-10-15T08:04:10Z">
+            <w:del w:id="9150" w:author="Claude (AI) - proposed" w:date="2026-10-18T00:31:56Z">
               <w:r>
                 <w:rPr>
                   <w:rFonts w:ascii="Arial" w:cs="Arial" w:eastAsia="Arial" w:hAnsi="Arial"/>
@@ -9463,7 +9463,7 @@
                 <w:delText xml:space="preserve">At least one row per material</w:delText>
               </w:r>
             </w:del>
-            <w:ins w:id="9151" w:author="Claude (AI) - proposed" w:date="2026-10-15T08:04:10Z">
+            <w:ins w:id="9151" w:author="Claude (AI) - proposed" w:date="2026-10-18T00:31:56Z">
               <w:r>
                 <w:rPr>
                   <w:rFonts w:ascii="Arial" w:cs="Arial" w:eastAsia="Arial" w:hAnsi="Arial"/>
@@ -9491,7 +9491,7 @@
               </w:rPr>
               <w:t xml:space="preserve"> is marked with ★ </w:t>
             </w:r>
-            <w:del w:id="9152" w:author="Claude (AI) - proposed" w:date="2026-10-15T08:04:10Z">
+            <w:del w:id="9152" w:author="Claude (AI) - proposed" w:date="2026-10-18T00:31:56Z">
               <w:r>
                 <w:rPr>
                   <w:rFonts w:ascii="Arial" w:cs="Arial" w:eastAsia="Arial" w:hAnsi="Arial"/>
@@ -9506,7 +9506,7 @@
                 <w:delText xml:space="preserve">(elastic limit observation) — if no group found it for rubber band, teacher prompts: 'Did it ALWAYS come back perfectly? Look carefully at your last two rows.</w:delText>
               </w:r>
             </w:del>
-            <w:ins w:id="9153" w:author="Claude (AI) - proposed" w:date="2026-10-15T08:04:10Z">
+            <w:ins w:id="9153" w:author="Claude (AI) - proposed" w:date="2026-10-18T00:31:56Z">
               <w:r>
                 <w:rPr>
                   <w:rFonts w:ascii="Arial" w:cs="Arial" w:eastAsia="Arial" w:hAnsi="Arial"/>
@@ -9607,7 +9607,7 @@
               <w:spacing w:after="10" w:before="0"/>
               <w:ind w:left="120"/>
             </w:pPr>
-            <w:hyperlink w:history="1" r:id="rIdrnsjf7hlxb4ufes5gpzgn">
+            <w:hyperlink w:history="1" r:id="rIdr9ptlff9ralb4gq-5tw_u">
               <w:r>
                 <w:rPr>
                   <w:rFonts w:ascii="Arial" w:cs="Arial" w:eastAsia="Arial" w:hAnsi="Arial"/>
@@ -9667,7 +9667,7 @@
             <w:pPr>
               <w:spacing w:after="20" w:before="0"/>
             </w:pPr>
-            <w:hyperlink w:history="1" r:id="rIdzwz17ru6mdojx2hctbuae">
+            <w:hyperlink w:history="1" r:id="rIdg0mn9ceykg6q6tffol6nj">
               <w:r>
                 <w:rPr>
                   <w:rFonts w:ascii="Arial" w:cs="Arial" w:eastAsia="Arial" w:hAnsi="Arial"/>
@@ -9716,7 +9716,7 @@
               <w:spacing w:after="10" w:before="0"/>
               <w:ind w:left="120"/>
             </w:pPr>
-            <w:hyperlink w:history="1" r:id="rIdblj4wcpie1gnjppwefnkx">
+            <w:hyperlink w:history="1" r:id="rIdbupidy7z4tb7qglmq7_el">
               <w:r>
                 <w:rPr>
                   <w:rFonts w:ascii="Arial" w:cs="Arial" w:eastAsia="Arial" w:hAnsi="Arial"/>
@@ -10233,7 +10233,7 @@
               <w:spacing w:after="10" w:before="0"/>
               <w:ind w:left="120"/>
             </w:pPr>
-            <w:hyperlink w:history="1" r:id="rIdgulhnajcngq714cpewutw">
+            <w:hyperlink w:history="1" r:id="rId9fwy1bdgxitblcm4f_ydo">
               <w:r>
                 <w:rPr>
                   <w:rFonts w:ascii="Arial" w:cs="Arial" w:eastAsia="Arial" w:hAnsi="Arial"/>
@@ -10293,7 +10293,7 @@
             <w:pPr>
               <w:spacing w:after="20" w:before="0"/>
             </w:pPr>
-            <w:hyperlink w:history="1" r:id="rIdb7wcsabkgnqfnff9dhvib">
+            <w:hyperlink w:history="1" r:id="rIdrw3vwfpl-q-xjoq8afnsz">
               <w:r>
                 <w:rPr>
                   <w:rFonts w:ascii="Arial" w:cs="Arial" w:eastAsia="Arial" w:hAnsi="Arial"/>
@@ -10342,7 +10342,7 @@
               <w:spacing w:after="10" w:before="0"/>
               <w:ind w:left="120"/>
             </w:pPr>
-            <w:hyperlink w:history="1" r:id="rIdcrn6t1okvdc7kilk5fmei">
+            <w:hyperlink w:history="1" r:id="rIde-8la6cldwts_ejs3wbhy">
               <w:r>
                 <w:rPr>
                   <w:rFonts w:ascii="Arial" w:cs="Arial" w:eastAsia="Arial" w:hAnsi="Arial"/>
@@ -10467,7 +10467,7 @@
               </w:rPr>
               <w:t xml:space="preserve">Groups write and post their notes on the DQB under the headings 'EVIDENCE GATHERED' and 'NEW QUESTIONS.' The teacher reads 3–4 blue notes aloud to the class, highlighting questions that will be answered in upcoming lessons (e.g., 'Why does copper wire not come back?' — leads to Lesson </w:t>
             </w:r>
-            <w:del w:id="9154" w:author="Claude (AI) - proposed" w:date="2026-10-15T08:04:10Z">
+            <w:del w:id="9154" w:author="Claude (AI) - proposed" w:date="2026-10-18T00:31:56Z">
               <w:r>
                 <w:rPr>
                   <w:rFonts w:ascii="Arial" w:cs="Arial" w:eastAsia="Arial" w:hAnsi="Arial"/>
@@ -10482,7 +10482,7 @@
                 <w:delText xml:space="preserve">3 on stress-</w:delText>
               </w:r>
             </w:del>
-            <w:ins w:id="9155" w:author="Claude (AI) - proposed" w:date="2026-10-15T08:04:10Z">
+            <w:ins w:id="9155" w:author="Claude (AI) - proposed" w:date="2026-10-18T00:31:56Z">
               <w:r>
                 <w:rPr>
                   <w:rFonts w:ascii="Arial" w:cs="Arial" w:eastAsia="Arial" w:hAnsi="Arial"/>
@@ -10510,7 +10510,7 @@
               </w:rPr>
               <w:t xml:space="preserve">strain; 'Is there a number that tells us how elastic a material is?' — leads to </w:t>
             </w:r>
-            <w:ins w:id="9156" w:author="Claude (AI) - proposed" w:date="2026-10-15T08:04:10Z">
+            <w:ins w:id="9156" w:author="Claude (AI) - proposed" w:date="2026-10-18T00:31:56Z">
               <w:r>
                 <w:rPr>
                   <w:rFonts w:ascii="Arial" w:cs="Arial" w:eastAsia="Arial" w:hAnsi="Arial"/>
@@ -10830,7 +10830,7 @@
               <w:spacing w:after="10" w:before="0"/>
               <w:ind w:left="120"/>
             </w:pPr>
-            <w:hyperlink w:history="1" r:id="rIdqqyjr9hytsexfkfjedfef">
+            <w:hyperlink w:history="1" r:id="rIdyowybafazsmgb-lc32q6i">
               <w:r>
                 <w:rPr>
                   <w:rFonts w:ascii="Arial" w:cs="Arial" w:eastAsia="Arial" w:hAnsi="Arial"/>
@@ -10890,7 +10890,7 @@
             <w:pPr>
               <w:spacing w:after="20" w:before="0"/>
             </w:pPr>
-            <w:hyperlink w:history="1" r:id="rIdpnxoczvv60ighr9-zg1zs">
+            <w:hyperlink w:history="1" r:id="rIdki2rigt-tob2osreglbb5">
               <w:r>
                 <w:rPr>
                   <w:rFonts w:ascii="Arial" w:cs="Arial" w:eastAsia="Arial" w:hAnsi="Arial"/>
@@ -10939,7 +10939,7 @@
               <w:spacing w:after="10" w:before="0"/>
               <w:ind w:left="120"/>
             </w:pPr>
-            <w:hyperlink w:history="1" r:id="rIde0ehrfeah63jb5z7v6i7k">
+            <w:hyperlink w:history="1" r:id="rIdg0lntxydciztdgiclnii2">
               <w:r>
                 <w:rPr>
                   <w:rFonts w:ascii="Arial" w:cs="Arial" w:eastAsia="Arial" w:hAnsi="Arial"/>
@@ -11064,7 +11064,7 @@
               </w:rPr>
               <w:t xml:space="preserve">PANEL B — PLASTIC MATERIAL (copper wire under load, then released): Draw same sequence but show that particles SHIFT to new positions permanently </w:t>
             </w:r>
-            <w:del w:id="9157" w:author="Claude (AI) - proposed" w:date="2026-10-15T08:04:10Z">
+            <w:del w:id="9157" w:author="Claude (AI) - proposed" w:date="2026-10-18T00:31:56Z">
               <w:r>
                 <w:rPr>
                   <w:rFonts w:ascii="Arial" w:cs="Arial" w:eastAsia="Arial" w:hAnsi="Arial"/>
@@ -11079,7 +11079,7 @@
                 <w:delText xml:space="preserve">— bonds are disrupted or broken and do not fully restore.</w:delText>
               </w:r>
             </w:del>
-            <w:ins w:id="9158" w:author="Claude (AI) - proposed" w:date="2026-10-15T08:04:10Z">
+            <w:ins w:id="9158" w:author="Claude (AI) - proposed" w:date="2026-10-18T00:31:56Z">
               <w:r>
                 <w:rPr>
                   <w:rFonts w:ascii="Arial" w:cs="Arial" w:eastAsia="Arial" w:hAnsi="Arial"/>
@@ -11207,7 +11207,7 @@
               </w:rPr>
               <w:t xml:space="preserve">Before learners draw, hold up a pre-drawn teacher example (prepared on A3 paper) showing ONLY the 'before load' panel for both materials — particles arranged in a regular pattern with bond lines. Say: 'I have started the model for you. Your job is to complete the UNDER LOAD and AFTER LOAD REMOVED panels. Think about what happens to the distance between particles — and whether they go back.' [Point to each blank panel.]</w:t>
             </w:r>
-            <w:ins w:id="9159" w:author="Claude (AI) - proposed" w:date="2026-10-15T08:04:10Z">
+            <w:ins w:id="9159" w:author="Claude (AI) - proposed" w:date="2026-10-18T00:31:56Z">
               <w:r>
                 <w:rPr>
                   <w:rFonts w:ascii="Arial" w:cs="Arial" w:eastAsia="Arial" w:hAnsi="Arial"/>
@@ -11462,7 +11462,7 @@
               </w:rPr>
               <w:t xml:space="preserve">Close with: 'In Lesson 3, we </w:t>
             </w:r>
-            <w:del w:id="9160" w:author="Claude (AI) - proposed" w:date="2026-10-15T08:04:10Z">
+            <w:del w:id="9160" w:author="Claude (AI) - proposed" w:date="2026-10-18T00:31:56Z">
               <w:r>
                 <w:rPr>
                   <w:rFonts w:ascii="Arial" w:cs="Arial" w:eastAsia="Arial" w:hAnsi="Arial"/>
@@ -11477,7 +11477,7 @@
                 <w:delText xml:space="preserve">are going to</w:delText>
               </w:r>
             </w:del>
-            <w:ins w:id="9161" w:author="Claude (AI) - proposed" w:date="2026-10-15T08:04:10Z">
+            <w:ins w:id="9161" w:author="Claude (AI) - proposed" w:date="2026-10-18T00:31:56Z">
               <w:r>
                 <w:rPr>
                   <w:rFonts w:ascii="Arial" w:cs="Arial" w:eastAsia="Arial" w:hAnsi="Arial"/>
@@ -11505,7 +11505,7 @@
               </w:rPr>
               <w:t xml:space="preserve"> add numbers to this model — we will </w:t>
             </w:r>
-            <w:del w:id="9162" w:author="Claude (AI) - proposed" w:date="2026-10-15T08:04:10Z">
+            <w:del w:id="9162" w:author="Claude (AI) - proposed" w:date="2026-10-18T00:31:56Z">
               <w:r>
                 <w:rPr>
                   <w:rFonts w:ascii="Arial" w:cs="Arial" w:eastAsia="Arial" w:hAnsi="Arial"/>
@@ -11520,7 +11520,7 @@
                 <w:delText xml:space="preserve">find out how to measure HOW elastic a material</w:delText>
               </w:r>
             </w:del>
-            <w:ins w:id="9163" w:author="Claude (AI) - proposed" w:date="2026-10-15T08:04:10Z">
+            <w:ins w:id="9163" w:author="Claude (AI) - proposed" w:date="2026-10-18T00:31:56Z">
               <w:r>
                 <w:rPr>
                   <w:rFonts w:ascii="Arial" w:cs="Arial" w:eastAsia="Arial" w:hAnsi="Arial"/>
@@ -11709,7 +11709,7 @@
               </w:rPr>
               <w:t xml:space="preserve">After this lesson, reflect on the following questions before planning Lesson 3:\n\n1. PREDICTION QUALITY: Did the majority of learners write reasoned predictions (not just guesses)? If predictions were mostly vague ('it will stretch a bit'), consider adding a 'because' sentence-stem scaffold to the prediction prompt in future lessons.\n\n2. DATA QUALITY: Did groups successfully identify the elastic limit (★ row) for at least two of the three materials? If the sisal twine data was inconsistent across groups, this likely reflects measurement technique variability — consider a 5-minute class norming activity at the start of Lesson 3 where one group demonstrates technique before all groups repeat.\n\n3. CER REASONING: Were learners able to write the REASONING component — or did they conflate evidence with reasoning? If more than half the class wrote CER statements with no distinct reasoning, introduce a 'because this means that…' bridge phrase in Lesson 3.\n\n4. DQB BLUE NOTES: What are the top 3 new questions learners posted? Do they reveal misconceptions (e.g., 'does bigger material = more elastic?') or productive lines of inquiry (e.g., 'can you make a material more elastic?')? Plan your Lesson 3 opening hook to address the most common genuine question.\n\n5. PARTICLE MODELS: Did learners draw bonds (inter-particle forces) or just isolated particles? If bonds were absent, spend 5 minutes at the start of Lesson 3 revisiting particle models from their prior chemistry knowledge before extending into </w:t>
             </w:r>
-            <w:del w:id="9164" w:author="Claude (AI) - proposed" w:date="2026-10-15T08:04:10Z">
+            <w:del w:id="9164" w:author="Claude (AI) - proposed" w:date="2026-10-18T00:31:56Z">
               <w:r>
                 <w:rPr>
                   <w:rFonts w:ascii="Arial" w:cs="Arial" w:eastAsia="Arial" w:hAnsi="Arial"/>
@@ -11724,7 +11724,7 @@
                 <w:delText xml:space="preserve">stress-strain concepts</w:delText>
               </w:r>
             </w:del>
-            <w:ins w:id="9165" w:author="Claude (AI) - proposed" w:date="2026-10-15T08:04:10Z">
+            <w:ins w:id="9165" w:author="Claude (AI) - proposed" w:date="2026-10-18T00:31:56Z">
               <w:r>
                 <w:rPr>
                   <w:rFonts w:ascii="Arial" w:cs="Arial" w:eastAsia="Arial" w:hAnsi="Arial"/>
@@ -12018,7 +12018,7 @@
               </w:rPr>
               <w:t xml:space="preserve">Using a particle-level model, learners began to explain elastic and plastic behaviour in terms of inter-particle bonds: in elastic materials, applied force stretches inter-particle bonds but does not break them, so particles return to their original positions when the force is removed; in plastic materials, the applied force displaces particles beyond the range of their restoring bonds, leaving them in new permanent positions. This model is initial and qualitative — it will be refined and made quantitative in Lessons 3 </w:t>
             </w:r>
-            <w:del w:id="9166" w:author="Claude (AI) - proposed" w:date="2026-10-15T08:04:10Z">
+            <w:del w:id="9166" w:author="Claude (AI) - proposed" w:date="2026-10-18T00:31:56Z">
               <w:r>
                 <w:rPr>
                   <w:rFonts w:ascii="Arial" w:cs="Arial" w:eastAsia="Arial" w:hAnsi="Arial"/>
@@ -12033,7 +12033,7 @@
                 <w:delText xml:space="preserve">and 4 when</w:delText>
               </w:r>
             </w:del>
-            <w:ins w:id="9167" w:author="Claude (AI) - proposed" w:date="2026-10-15T08:04:10Z">
+            <w:ins w:id="9167" w:author="Claude (AI) - proposed" w:date="2026-10-18T00:31:56Z">
               <w:r>
                 <w:rPr>
                   <w:rFonts w:ascii="Arial" w:cs="Arial" w:eastAsia="Arial" w:hAnsi="Arial"/>
@@ -12061,7 +12061,7 @@
               </w:rPr>
               <w:t xml:space="preserve"> Hooke's Law</w:t>
             </w:r>
-            <w:del w:id="9168" w:author="Claude (AI) - proposed" w:date="2026-10-15T08:04:10Z">
+            <w:del w:id="9168" w:author="Claude (AI) - proposed" w:date="2026-10-18T00:31:56Z">
               <w:r>
                 <w:rPr>
                   <w:rFonts w:ascii="Arial" w:cs="Arial" w:eastAsia="Arial" w:hAnsi="Arial"/>
@@ -12076,7 +12076,7 @@
                 <w:delText xml:space="preserve"> and stress-strain graphs</w:delText>
               </w:r>
             </w:del>
-            <w:ins w:id="9169" w:author="Claude (AI) - proposed" w:date="2026-10-15T08:04:10Z">
+            <w:ins w:id="9169" w:author="Claude (AI) - proposed" w:date="2026-10-18T00:31:56Z">
               <w:r>
                 <w:rPr>
                   <w:rFonts w:ascii="Arial" w:cs="Arial" w:eastAsia="Arial" w:hAnsi="Arial"/>
@@ -12124,7 +12124,7 @@
         </w:rPr>
         <w:t xml:space="preserve">© 2026 SeaVuria and ARES. Aligned with KICD objectives. Developed by SeaVuria; technical implementation by ARES (with AI assistance from Claude). Licensed under </w:t>
       </w:r>
-      <w:hyperlink w:history="1" r:id="rIdplwhpwsvnoec7pxdgxhjd">
+      <w:hyperlink w:history="1" r:id="rIdlkoovtir3vg37vduni_s1">
         <w:r>
           <w:rPr>
             <w:rFonts w:ascii="Arial" w:cs="Arial" w:eastAsia="Arial" w:hAnsi="Arial"/>
@@ -12145,7 +12145,7 @@
         </w:rPr>
         <w:t xml:space="preserve"> (</w:t>
       </w:r>
-      <w:hyperlink w:history="1" r:id="rId9zsplyl05jjym07ghwjuq">
+      <w:hyperlink w:history="1" r:id="rIdu4sxstduvcirlqek03oub">
         <w:r>
           <w:rPr>
             <w:rFonts w:ascii="Arial" w:cs="Arial" w:eastAsia="Arial" w:hAnsi="Arial"/>
@@ -12653,7 +12653,7 @@
               <w:spacing w:after="40" w:before="0"/>
               <w:jc w:val="left"/>
             </w:pPr>
-            <w:del w:id="9170" w:author="Claude (AI) - proposed" w:date="2026-10-15T08:04:10Z">
+            <w:del w:id="9170" w:author="Claude (AI) - proposed" w:date="2026-10-18T00:31:56Z">
               <w:r>
                 <w:rPr>
                   <w:rFonts w:ascii="Arial" w:cs="Arial" w:eastAsia="Arial" w:hAnsi="Arial"/>
@@ -12668,7 +12668,7 @@
                 <w:delText xml:space="preserve">What determines how a material responds when a force is applied to it</w:delText>
               </w:r>
             </w:del>
-            <w:ins w:id="9171" w:author="Claude (AI) - proposed" w:date="2026-10-15T08:04:10Z">
+            <w:ins w:id="9171" w:author="Claude (AI) - proposed" w:date="2026-10-18T00:31:56Z">
               <w:r>
                 <w:rPr>
                   <w:rFonts w:ascii="Arial" w:cs="Arial" w:eastAsia="Arial" w:hAnsi="Arial"/>
@@ -12751,7 +12751,7 @@
               <w:spacing w:after="40" w:before="0"/>
               <w:jc w:val="left"/>
             </w:pPr>
-            <w:del w:id="9172" w:author="Claude (AI) - proposed" w:date="2026-10-15T08:04:10Z">
+            <w:del w:id="9172" w:author="Claude (AI) - proposed" w:date="2026-10-18T00:31:56Z">
               <w:r>
                 <w:rPr>
                   <w:rFonts w:ascii="Arial" w:cs="Arial" w:eastAsia="Arial" w:hAnsi="Arial"/>
@@ -12766,7 +12766,7 @@
                 <w:delText xml:space="preserve">Lesson 3 moves learners from qualitative classification (elastic vs. plastic, Lessons 1 and 2) to quantitative explanation. Using force-extension graphs from Lesson 2, learners now calculate the energy stored in the Kericho ropes and identify the precise point — the elastic limit — beyond which the older rope could not recover. This provides the first fully evidence-based, mathematical answer to the driving question and prepares learners for Lesson 4 (stress and strain) by establishing that material failure is predictable and measurable.</w:delText>
               </w:r>
             </w:del>
-            <w:ins w:id="9173" w:author="Claude (AI) - proposed" w:date="2026-10-15T08:04:10Z">
+            <w:ins w:id="9173" w:author="Claude (AI) - proposed" w:date="2026-10-18T00:31:56Z">
               <w:r>
                 <w:rPr>
                   <w:rFonts w:ascii="Arial" w:cs="Arial" w:eastAsia="Arial" w:hAnsi="Arial"/>
@@ -12849,7 +12849,7 @@
               </w:rPr>
               <w:t xml:space="preserve">No new practical equipment introduced in this lesson. If learners </w:t>
             </w:r>
-            <w:del w:id="9174" w:author="Claude (AI) - proposed" w:date="2026-10-15T08:04:10Z">
+            <w:del w:id="9174" w:author="Claude (AI) - proposed" w:date="2026-10-18T00:31:56Z">
               <w:r>
                 <w:rPr>
                   <w:rFonts w:ascii="Arial" w:cs="Arial" w:eastAsia="Arial" w:hAnsi="Arial"/>
@@ -12864,7 +12864,7 @@
                 <w:delText xml:space="preserve">refer back to Lesson 2 springs</w:delText>
               </w:r>
             </w:del>
-            <w:ins w:id="9175" w:author="Claude (AI) - proposed" w:date="2026-10-15T08:04:10Z">
+            <w:ins w:id="9175" w:author="Claude (AI) - proposed" w:date="2026-10-18T00:31:56Z">
               <w:r>
                 <w:rPr>
                   <w:rFonts w:ascii="Arial" w:cs="Arial" w:eastAsia="Arial" w:hAnsi="Arial"/>
@@ -12892,7 +12892,7 @@
               </w:rPr>
               <w:t xml:space="preserve">, remind them that stretched </w:t>
             </w:r>
-            <w:del w:id="9176" w:author="Claude (AI) - proposed" w:date="2026-10-15T08:04:10Z">
+            <w:del w:id="9176" w:author="Claude (AI) - proposed" w:date="2026-10-18T00:31:56Z">
               <w:r>
                 <w:rPr>
                   <w:rFonts w:ascii="Arial" w:cs="Arial" w:eastAsia="Arial" w:hAnsi="Arial"/>
@@ -12907,7 +12907,7 @@
                 <w:delText xml:space="preserve">springs</w:delText>
               </w:r>
             </w:del>
-            <w:ins w:id="9177" w:author="Claude (AI) - proposed" w:date="2026-10-15T08:04:10Z">
+            <w:ins w:id="9177" w:author="Claude (AI) - proposed" w:date="2026-10-18T00:31:56Z">
               <w:r>
                 <w:rPr>
                   <w:rFonts w:ascii="Arial" w:cs="Arial" w:eastAsia="Arial" w:hAnsi="Arial"/>
@@ -13030,7 +13030,7 @@
               </w:rPr>
               <w:t xml:space="preserve">Learners open by revisiting the Kericho bridge photograph and their Lesson 2 </w:t>
             </w:r>
-            <w:del w:id="9178" w:author="Claude (AI) - proposed" w:date="2026-10-15T08:04:10Z">
+            <w:del w:id="9178" w:author="Claude (AI) - proposed" w:date="2026-10-18T00:31:56Z">
               <w:r>
                 <w:rPr>
                   <w:rFonts w:ascii="Arial" w:cs="Arial" w:eastAsia="Arial" w:hAnsi="Arial"/>
@@ -13045,7 +13045,7 @@
                 <w:delText xml:space="preserve">force-extension graphs</w:delText>
               </w:r>
             </w:del>
-            <w:ins w:id="9179" w:author="Claude (AI) - proposed" w:date="2026-10-15T08:04:10Z">
+            <w:ins w:id="9179" w:author="Claude (AI) - proposed" w:date="2026-10-18T00:31:56Z">
               <w:r>
                 <w:rPr>
                   <w:rFonts w:ascii="Arial" w:cs="Arial" w:eastAsia="Arial" w:hAnsi="Arial"/>
@@ -13073,7 +13073,7 @@
               </w:rPr>
               <w:t xml:space="preserve">. In the Predict phase they estimate — without calculation — how much energy they think was stored in each rope just before the older one snapped, anchoring the lesson in the phenomenon. In the Observe phase the teacher uses a large projected force-extension graph (</w:t>
             </w:r>
-            <w:del w:id="9180" w:author="Claude (AI) - proposed" w:date="2026-10-15T08:04:10Z">
+            <w:del w:id="9180" w:author="Claude (AI) - proposed" w:date="2026-10-18T00:31:56Z">
               <w:r>
                 <w:rPr>
                   <w:rFonts w:ascii="Arial" w:cs="Arial" w:eastAsia="Arial" w:hAnsi="Arial"/>
@@ -13088,7 +13088,7 @@
                 <w:delText xml:space="preserve">drawn from Lesson 2 data</w:delText>
               </w:r>
             </w:del>
-            <w:ins w:id="9181" w:author="Claude (AI) - proposed" w:date="2026-10-15T08:04:10Z">
+            <w:ins w:id="9181" w:author="Claude (AI) - proposed" w:date="2026-10-18T00:31:56Z">
               <w:r>
                 <w:rPr>
                   <w:rFonts w:ascii="Arial" w:cs="Arial" w:eastAsia="Arial" w:hAnsi="Arial"/>
@@ -13116,7 +13116,7 @@
               </w:rPr>
               <w:t xml:space="preserve">) and physically shades the triangle under the linear region, making the energy-as-area concept visible before any formula is introduced. In the Explain phase learners derive Ep = half kx squared from the graph area, work through two Kenyan-context problems (vehicle suspension spring on a matatu and a bungee cord at a Nairobi adventure park), and formally define safe working load. In the DQB phase learners add new quantitative questions and revise prior sticky notes. In the Model Building phase learners annotate a printed force-extension graph of the two Kericho ropes, marking the elastic limit, shading the stored energy, and writing a one-paragraph causal explanation of the rope failure — the core evidence artefact for the unit driving question.</w:t>
             </w:r>
-            <w:ins w:id="9182" w:author="Claude (AI) - proposed" w:date="2026-10-15T08:04:10Z">
+            <w:ins w:id="9182" w:author="Claude (AI) - proposed" w:date="2026-10-18T00:31:56Z">
               <w:r>
                 <w:rPr>
                   <w:rFonts w:ascii="Arial" w:cs="Arial" w:eastAsia="Arial" w:hAnsi="Arial"/>
@@ -13419,7 +13419,7 @@
             <w:pPr>
               <w:spacing w:after="20" w:before="0"/>
             </w:pPr>
-            <w:hyperlink w:history="1" r:id="rIdcnckawqhpw6utvyoseptd">
+            <w:hyperlink w:history="1" r:id="rIdcn_od9v4djuvil4ipo_qs">
               <w:r>
                 <w:rPr>
                   <w:rFonts w:ascii="Arial" w:cs="Arial" w:eastAsia="Arial" w:hAnsi="Arial"/>
@@ -13452,7 +13452,7 @@
               <w:spacing w:after="10" w:before="0"/>
               <w:ind w:left="120"/>
             </w:pPr>
-            <w:hyperlink w:history="1" r:id="rIdgt2ewz9p52l4bus2_yoku">
+            <w:hyperlink w:history="1" r:id="rIdlmzvnh-wuufa0bo5msugr">
               <w:r>
                 <w:rPr>
                   <w:rFonts w:ascii="Arial" w:cs="Arial" w:eastAsia="Arial" w:hAnsi="Arial"/>
@@ -13497,7 +13497,7 @@
             <w:pPr>
               <w:spacing w:after="20" w:before="0"/>
             </w:pPr>
-            <w:hyperlink w:history="1" r:id="rIdgoxf-m_a2mw3lgrfmhiho">
+            <w:hyperlink w:history="1" r:id="rIdiiyoflgwolli_7rrq_pib">
               <w:r>
                 <w:rPr>
                   <w:rFonts w:ascii="Arial" w:cs="Arial" w:eastAsia="Arial" w:hAnsi="Arial"/>
@@ -13546,7 +13546,7 @@
               <w:spacing w:after="10" w:before="0"/>
               <w:ind w:left="120"/>
             </w:pPr>
-            <w:hyperlink w:history="1" r:id="rIdba4prg_vzdkjvwwpwwpzk">
+            <w:hyperlink w:history="1" r:id="rIdxpw6raz5rjqyjwspj9ogr">
               <w:r>
                 <w:rPr>
                   <w:rFonts w:ascii="Arial" w:cs="Arial" w:eastAsia="Arial" w:hAnsi="Arial"/>
@@ -13591,7 +13591,7 @@
               </w:rPr>
               <w:t xml:space="preserve">Learners open their notebooks to their Lesson 2 </w:t>
             </w:r>
-            <w:del w:id="9183" w:author="Claude (AI) - proposed" w:date="2026-10-15T08:04:10Z">
+            <w:del w:id="9183" w:author="Claude (AI) - proposed" w:date="2026-10-18T00:31:56Z">
               <w:r>
                 <w:rPr>
                   <w:rFonts w:ascii="Arial" w:cs="Arial" w:eastAsia="Arial" w:hAnsi="Arial"/>
@@ -13606,7 +13606,7 @@
                 <w:delText xml:space="preserve">force-extension graphs</w:delText>
               </w:r>
             </w:del>
-            <w:ins w:id="9184" w:author="Claude (AI) - proposed" w:date="2026-10-15T08:04:10Z">
+            <w:ins w:id="9184" w:author="Claude (AI) - proposed" w:date="2026-10-18T00:31:56Z">
               <w:r>
                 <w:rPr>
                   <w:rFonts w:ascii="Arial" w:cs="Arial" w:eastAsia="Arial" w:hAnsi="Arial"/>
@@ -13634,7 +13634,7 @@
               </w:rPr>
               <w:t xml:space="preserve">. The teacher displays the Kericho bridge photograph and poses the prompt: 'Before we use any formula today, I want you to think about energy. When you stretched </w:t>
             </w:r>
-            <w:del w:id="9185" w:author="Claude (AI) - proposed" w:date="2026-10-15T08:04:10Z">
+            <w:del w:id="9185" w:author="Claude (AI) - proposed" w:date="2026-10-18T00:31:56Z">
               <w:r>
                 <w:rPr>
                   <w:rFonts w:ascii="Arial" w:cs="Arial" w:eastAsia="Arial" w:hAnsi="Arial"/>
@@ -13649,7 +13649,7 @@
                 <w:delText xml:space="preserve">your spring</w:delText>
               </w:r>
             </w:del>
-            <w:ins w:id="9186" w:author="Claude (AI) - proposed" w:date="2026-10-15T08:04:10Z">
+            <w:ins w:id="9186" w:author="Claude (AI) - proposed" w:date="2026-10-18T00:31:56Z">
               <w:r>
                 <w:rPr>
                   <w:rFonts w:ascii="Arial" w:cs="Arial" w:eastAsia="Arial" w:hAnsi="Arial"/>
@@ -13677,7 +13677,7 @@
               </w:rPr>
               <w:t xml:space="preserve"> in Lesson 2 and then let it go, </w:t>
             </w:r>
-            <w:del w:id="9187" w:author="Claude (AI) - proposed" w:date="2026-10-15T08:04:10Z">
+            <w:del w:id="9187" w:author="Claude (AI) - proposed" w:date="2026-10-18T00:31:56Z">
               <w:r>
                 <w:rPr>
                   <w:rFonts w:ascii="Arial" w:cs="Arial" w:eastAsia="Arial" w:hAnsi="Arial"/>
@@ -13692,7 +13692,7 @@
                 <w:delText xml:space="preserve">the spring</w:delText>
               </w:r>
             </w:del>
-            <w:ins w:id="9188" w:author="Claude (AI) - proposed" w:date="2026-10-15T08:04:10Z">
+            <w:ins w:id="9188" w:author="Claude (AI) - proposed" w:date="2026-10-18T00:31:56Z">
               <w:r>
                 <w:rPr>
                   <w:rFonts w:ascii="Arial" w:cs="Arial" w:eastAsia="Arial" w:hAnsi="Arial"/>
@@ -13720,7 +13720,7 @@
               </w:rPr>
               <w:t xml:space="preserve"> bounced back. Where </w:t>
             </w:r>
-            <w:del w:id="9189" w:author="Claude (AI) - proposed" w:date="2026-10-15T08:04:10Z">
+            <w:del w:id="9189" w:author="Claude (AI) - proposed" w:date="2026-10-18T00:31:56Z">
               <w:r>
                 <w:rPr>
                   <w:rFonts w:ascii="Arial" w:cs="Arial" w:eastAsia="Arial" w:hAnsi="Arial"/>
@@ -13735,7 +13735,7 @@
                 <w:delText xml:space="preserve">did the energy go while the spring</w:delText>
               </w:r>
             </w:del>
-            <w:ins w:id="9190" w:author="Claude (AI) - proposed" w:date="2026-10-15T08:04:10Z">
+            <w:ins w:id="9190" w:author="Claude (AI) - proposed" w:date="2026-10-18T00:31:56Z">
               <w:r>
                 <w:rPr>
                   <w:rFonts w:ascii="Arial" w:cs="Arial" w:eastAsia="Arial" w:hAnsi="Arial"/>
@@ -13796,7 +13796,7 @@
               </w:rPr>
               <w:t xml:space="preserve">Display the Kericho bridge photograph on the projector. Say: 'Last lesson you measured how </w:t>
             </w:r>
-            <w:del w:id="9191" w:author="Claude (AI) - proposed" w:date="2026-10-15T08:04:10Z">
+            <w:del w:id="9191" w:author="Claude (AI) - proposed" w:date="2026-10-18T00:31:56Z">
               <w:r>
                 <w:rPr>
                   <w:rFonts w:ascii="Arial" w:cs="Arial" w:eastAsia="Arial" w:hAnsi="Arial"/>
@@ -13811,7 +13811,7 @@
                 <w:delText xml:space="preserve">much a spring</w:delText>
               </w:r>
             </w:del>
-            <w:ins w:id="9192" w:author="Claude (AI) - proposed" w:date="2026-10-15T08:04:10Z">
+            <w:ins w:id="9192" w:author="Claude (AI) - proposed" w:date="2026-10-18T00:31:56Z">
               <w:r>
                 <w:rPr>
                   <w:rFonts w:ascii="Arial" w:cs="Arial" w:eastAsia="Arial" w:hAnsi="Arial"/>
@@ -13839,7 +13839,7 @@
               </w:rPr>
               <w:t xml:space="preserve"> stretched. Today we ask a different question: how much energy was hiding inside </w:t>
             </w:r>
-            <w:del w:id="9193" w:author="Claude (AI) - proposed" w:date="2026-10-15T08:04:10Z">
+            <w:del w:id="9193" w:author="Claude (AI) - proposed" w:date="2026-10-18T00:31:56Z">
               <w:r>
                 <w:rPr>
                   <w:rFonts w:ascii="Arial" w:cs="Arial" w:eastAsia="Arial" w:hAnsi="Arial"/>
@@ -13854,7 +13854,7 @@
                 <w:delText xml:space="preserve">that stretched spring</w:delText>
               </w:r>
             </w:del>
-            <w:ins w:id="9194" w:author="Claude (AI) - proposed" w:date="2026-10-15T08:04:10Z">
+            <w:ins w:id="9194" w:author="Claude (AI) - proposed" w:date="2026-10-18T00:31:56Z">
               <w:r>
                 <w:rPr>
                   <w:rFonts w:ascii="Arial" w:cs="Arial" w:eastAsia="Arial" w:hAnsi="Arial"/>
@@ -14004,7 +14004,7 @@
             <w:pPr>
               <w:spacing w:after="20" w:before="0"/>
             </w:pPr>
-            <w:hyperlink w:history="1" r:id="rId1nqf-5lxycgozh95ntfgr">
+            <w:hyperlink w:history="1" r:id="rId5jticzgcrfp9miq767r3f">
               <w:r>
                 <w:rPr>
                   <w:rFonts w:ascii="Arial" w:cs="Arial" w:eastAsia="Arial" w:hAnsi="Arial"/>
@@ -14037,7 +14037,7 @@
               <w:spacing w:after="10" w:before="0"/>
               <w:ind w:left="120"/>
             </w:pPr>
-            <w:hyperlink w:history="1" r:id="rId9kt3xakzrpxono0iqir2_">
+            <w:hyperlink w:history="1" r:id="rId2ugt7th3jvnz6orw19vk_">
               <w:r>
                 <w:rPr>
                   <w:rFonts w:ascii="Arial" w:cs="Arial" w:eastAsia="Arial" w:hAnsi="Arial"/>
@@ -14082,7 +14082,7 @@
             <w:pPr>
               <w:spacing w:after="20" w:before="0"/>
             </w:pPr>
-            <w:hyperlink w:history="1" r:id="rIdsm8u-9ne-svfasqn0vrxy">
+            <w:hyperlink w:history="1" r:id="rIdm5jypmlg6jhrtdgb5cq73">
               <w:r>
                 <w:rPr>
                   <w:rFonts w:ascii="Arial" w:cs="Arial" w:eastAsia="Arial" w:hAnsi="Arial"/>
@@ -14131,7 +14131,7 @@
               <w:spacing w:after="10" w:before="0"/>
               <w:ind w:left="120"/>
             </w:pPr>
-            <w:hyperlink w:history="1" r:id="rIdr9rskz4nu4adds6r6gnas">
+            <w:hyperlink w:history="1" r:id="rIdeno7pdagnqi6chfmp0dih">
               <w:r>
                 <w:rPr>
                   <w:rFonts w:ascii="Arial" w:cs="Arial" w:eastAsia="Arial" w:hAnsi="Arial"/>
@@ -14176,7 +14176,7 @@
               </w:rPr>
               <w:t xml:space="preserve">The teacher projects a large, clean </w:t>
             </w:r>
-            <w:ins w:id="9195" w:author="Claude (AI) - proposed" w:date="2026-10-15T08:04:10Z">
+            <w:ins w:id="9195" w:author="Claude (AI) - proposed" w:date="2026-10-18T00:31:56Z">
               <w:r>
                 <w:rPr>
                   <w:rFonts w:ascii="Arial" w:cs="Arial" w:eastAsia="Arial" w:hAnsi="Arial"/>
@@ -14204,7 +14204,7 @@
               </w:rPr>
               <w:t xml:space="preserve">force-extension graph </w:t>
             </w:r>
-            <w:del w:id="9196" w:author="Claude (AI) - proposed" w:date="2026-10-15T08:04:10Z">
+            <w:del w:id="9196" w:author="Claude (AI) - proposed" w:date="2026-10-18T00:31:56Z">
               <w:r>
                 <w:rPr>
                   <w:rFonts w:ascii="Arial" w:cs="Arial" w:eastAsia="Arial" w:hAnsi="Arial"/>
@@ -14219,7 +14219,7 @@
                 <w:delText xml:space="preserve">drawn from the class data of Lesson 2 (</w:delText>
               </w:r>
             </w:del>
-            <w:ins w:id="9197" w:author="Claude (AI) - proposed" w:date="2026-10-15T08:04:10Z">
+            <w:ins w:id="9197" w:author="Claude (AI) - proposed" w:date="2026-10-18T00:31:56Z">
               <w:r>
                 <w:rPr>
                   <w:rFonts w:ascii="Arial" w:cs="Arial" w:eastAsia="Arial" w:hAnsi="Arial"/>
@@ -14247,7 +14247,7 @@
               </w:rPr>
               <w:t xml:space="preserve">a steel spring</w:t>
             </w:r>
-            <w:del w:id="9198" w:author="Claude (AI) - proposed" w:date="2026-10-15T08:04:10Z">
+            <w:del w:id="9198" w:author="Claude (AI) - proposed" w:date="2026-10-18T00:31:56Z">
               <w:r>
                 <w:rPr>
                   <w:rFonts w:ascii="Arial" w:cs="Arial" w:eastAsia="Arial" w:hAnsi="Arial"/>
@@ -14262,7 +14262,7 @@
                 <w:delText xml:space="preserve">, </w:delText>
               </w:r>
             </w:del>
-            <w:ins w:id="9199" w:author="Claude (AI) - proposed" w:date="2026-10-15T08:04:10Z">
+            <w:ins w:id="9199" w:author="Claude (AI) - proposed" w:date="2026-10-18T00:31:56Z">
               <w:r>
                 <w:rPr>
                   <w:rFonts w:ascii="Arial" w:cs="Arial" w:eastAsia="Arial" w:hAnsi="Arial"/>
@@ -14290,7 +14290,7 @@
               </w:rPr>
               <w:t xml:space="preserve">linear up to the elastic limit, then curving</w:t>
             </w:r>
-            <w:del w:id="9200" w:author="Claude (AI) - proposed" w:date="2026-10-15T08:04:10Z">
+            <w:del w:id="9200" w:author="Claude (AI) - proposed" w:date="2026-10-18T00:31:56Z">
               <w:r>
                 <w:rPr>
                   <w:rFonts w:ascii="Arial" w:cs="Arial" w:eastAsia="Arial" w:hAnsi="Arial"/>
@@ -14305,7 +14305,7 @@
                 <w:delText xml:space="preserve"> and dropping</w:delText>
               </w:r>
             </w:del>
-            <w:ins w:id="9201" w:author="Claude (AI) - proposed" w:date="2026-10-15T08:04:10Z">
+            <w:ins w:id="9201" w:author="Claude (AI) - proposed" w:date="2026-10-18T00:31:56Z">
               <w:r>
                 <w:rPr>
                   <w:rFonts w:ascii="Arial" w:cs="Arial" w:eastAsia="Arial" w:hAnsi="Arial"/>
@@ -14333,7 +14333,7 @@
               </w:rPr>
               <w:t xml:space="preserve">). The teacher uses a coloured marker to slowly shade the triangular area under the straight-line region, narrating each step. Learners are asked to observe and describe what the shaded area looks like geometrically. The teacher then draws a vertical dashed line at the elastic limit and shades the area beyond it in a contrasting colour, asking: 'What is different about the shape of the area beyond the elastic limit?' Learners observe that it is no longer a neat triangle. The teacher places a transparent ruler along the base and height of the triangle and says: 'This triangle has a base of x — the extension — and a height of F — the force. What formula gives the area of a triangle?' Learners call out: half base times height. The teacher writes half times F times x on the board. Using a printed data card </w:t>
             </w:r>
-            <w:del w:id="9202" w:author="Claude (AI) - proposed" w:date="2026-10-15T08:04:10Z">
+            <w:del w:id="9202" w:author="Claude (AI) - proposed" w:date="2026-10-18T00:31:56Z">
               <w:r>
                 <w:rPr>
                   <w:rFonts w:ascii="Arial" w:cs="Arial" w:eastAsia="Arial" w:hAnsi="Arial"/>
@@ -14348,7 +14348,7 @@
                 <w:delText xml:space="preserve">(</w:delText>
               </w:r>
             </w:del>
-            <w:ins w:id="9203" w:author="Claude (AI) - proposed" w:date="2026-10-15T08:04:10Z">
+            <w:ins w:id="9203" w:author="Claude (AI) - proposed" w:date="2026-10-18T00:31:56Z">
               <w:r>
                 <w:rPr>
                   <w:rFonts w:ascii="Arial" w:cs="Arial" w:eastAsia="Arial" w:hAnsi="Arial"/>
@@ -14376,7 +14376,7 @@
               </w:rPr>
               <w:t xml:space="preserve">spring constant k = 40 N per m, extension x = 0.05 m</w:t>
             </w:r>
-            <w:del w:id="9204" w:author="Claude (AI) - proposed" w:date="2026-10-15T08:04:10Z">
+            <w:del w:id="9204" w:author="Claude (AI) - proposed" w:date="2026-10-18T00:31:56Z">
               <w:r>
                 <w:rPr>
                   <w:rFonts w:ascii="Arial" w:cs="Arial" w:eastAsia="Arial" w:hAnsi="Arial"/>
@@ -14391,7 +14391,7 @@
                 <w:delText xml:space="preserve"> for the new rope; spring constant</w:delText>
               </w:r>
             </w:del>
-            <w:ins w:id="9205" w:author="Claude (AI) - proposed" w:date="2026-10-15T08:04:10Z">
+            <w:ins w:id="9205" w:author="Claude (AI) - proposed" w:date="2026-10-18T00:31:56Z">
               <w:r>
                 <w:rPr>
                   <w:rFonts w:ascii="Arial" w:cs="Arial" w:eastAsia="Arial" w:hAnsi="Arial"/>
@@ -14419,7 +14419,7 @@
               </w:rPr>
               <w:t xml:space="preserve"> k = 25 N per m, extension x = 0.</w:t>
             </w:r>
-            <w:del w:id="9206" w:author="Claude (AI) - proposed" w:date="2026-10-15T08:04:10Z">
+            <w:del w:id="9206" w:author="Claude (AI) - proposed" w:date="2026-10-18T00:31:56Z">
               <w:r>
                 <w:rPr>
                   <w:rFonts w:ascii="Arial" w:cs="Arial" w:eastAsia="Arial" w:hAnsi="Arial"/>
@@ -14434,7 +14434,7 @@
                 <w:delText xml:space="preserve">12 m for the older rope</w:delText>
               </w:r>
             </w:del>
-            <w:ins w:id="9207" w:author="Claude (AI) - proposed" w:date="2026-10-15T08:04:10Z">
+            <w:ins w:id="9207" w:author="Claude (AI) - proposed" w:date="2026-10-18T00:31:56Z">
               <w:r>
                 <w:rPr>
                   <w:rFonts w:ascii="Arial" w:cs="Arial" w:eastAsia="Arial" w:hAnsi="Arial"/>
@@ -14462,7 +14462,7 @@
               </w:rPr>
               <w:t xml:space="preserve"> — simplified values</w:t>
             </w:r>
-            <w:del w:id="9208" w:author="Claude (AI) - proposed" w:date="2026-10-15T08:04:10Z">
+            <w:del w:id="9208" w:author="Claude (AI) - proposed" w:date="2026-10-18T00:31:56Z">
               <w:r>
                 <w:rPr>
                   <w:rFonts w:ascii="Arial" w:cs="Arial" w:eastAsia="Arial" w:hAnsi="Arial"/>
@@ -14477,7 +14477,7 @@
                 <w:delText xml:space="preserve"> for the Kericho scenario</w:delText>
               </w:r>
             </w:del>
-            <w:ins w:id="9209" w:author="Claude (AI) - proposed" w:date="2026-10-15T08:04:10Z">
+            <w:ins w:id="9209" w:author="Claude (AI) - proposed" w:date="2026-10-18T00:31:56Z">
               <w:r>
                 <w:rPr>
                   <w:rFonts w:ascii="Arial" w:cs="Arial" w:eastAsia="Arial" w:hAnsi="Arial"/>
@@ -14538,7 +14538,7 @@
               </w:rPr>
               <w:t xml:space="preserve">Stand at the projected graph and say: 'Watch carefully — I am not writing a formula yet. I am just colouring.' Shade the triangle slowly. Ask: 'What shape is this?' WAIT 10 SECONDS. Accept geometric descriptions. Ask: 'What does area represent in a graph of force against extension — what are the units?' WAIT 20 SECONDS. Guide learners: 'Force is in newtons. Extension is in metres. Newton times metre equals joule — so the area is energy.' Write AREA = ENERGY on the board in large text. Then say: 'Now I want you to calculate the area of this triangle using half base times height. Use the values on this data card. Do not use a formula I have not written yet — just geometry.' WAIT 90 SECONDS for individual calculation. After learners share answers, say: 'Notice that </w:t>
             </w:r>
-            <w:ins w:id="9210" w:author="Claude (AI) - proposed" w:date="2026-10-15T08:04:10Z">
+            <w:ins w:id="9210" w:author="Claude (AI) - proposed" w:date="2026-10-18T00:31:56Z">
               <w:r>
                 <w:rPr>
                   <w:rFonts w:ascii="Arial" w:cs="Arial" w:eastAsia="Arial" w:hAnsi="Arial"/>
@@ -14566,7 +14566,7 @@
               </w:rPr>
               <w:t xml:space="preserve">half times F times x is the same as half times kx times x</w:t>
             </w:r>
-            <w:del w:id="9211" w:author="Claude (AI) - proposed" w:date="2026-10-15T08:04:10Z">
+            <w:del w:id="9211" w:author="Claude (AI) - proposed" w:date="2026-10-18T00:31:56Z">
               <w:r>
                 <w:rPr>
                   <w:rFonts w:ascii="Arial" w:cs="Arial" w:eastAsia="Arial" w:hAnsi="Arial"/>
@@ -14660,7 +14660,7 @@
               </w:rPr>
               <w:t xml:space="preserve">Mini-whiteboard or notebook calculation of the triangle area. Teacher scans answers: correct answer for new rope is 0.</w:t>
             </w:r>
-            <w:del w:id="9212" w:author="Claude (AI) - proposed" w:date="2026-10-15T08:04:10Z">
+            <w:del w:id="9212" w:author="Claude (AI) - proposed" w:date="2026-10-18T00:31:56Z">
               <w:r>
                 <w:rPr>
                   <w:rFonts w:ascii="Arial" w:cs="Arial" w:eastAsia="Arial" w:hAnsi="Arial"/>
@@ -14675,7 +14675,7 @@
                 <w:delText xml:space="preserve">025 J</w:delText>
               </w:r>
             </w:del>
-            <w:ins w:id="9213" w:author="Claude (AI) - proposed" w:date="2026-10-15T08:04:10Z">
+            <w:ins w:id="9213" w:author="Claude (AI) - proposed" w:date="2026-10-18T00:31:56Z">
               <w:r>
                 <w:rPr>
                   <w:rFonts w:ascii="Arial" w:cs="Arial" w:eastAsia="Arial" w:hAnsi="Arial"/>
@@ -14703,7 +14703,7 @@
               </w:rPr>
               <w:t xml:space="preserve">; correct answer for older rope is 0.</w:t>
             </w:r>
-            <w:del w:id="9214" w:author="Claude (AI) - proposed" w:date="2026-10-15T08:04:10Z">
+            <w:del w:id="9214" w:author="Claude (AI) - proposed" w:date="2026-10-18T00:31:56Z">
               <w:r>
                 <w:rPr>
                   <w:rFonts w:ascii="Arial" w:cs="Arial" w:eastAsia="Arial" w:hAnsi="Arial"/>
@@ -14718,7 +14718,7 @@
                 <w:delText xml:space="preserve">18 J</w:delText>
               </w:r>
             </w:del>
-            <w:ins w:id="9215" w:author="Claude (AI) - proposed" w:date="2026-10-15T08:04:10Z">
+            <w:ins w:id="9215" w:author="Claude (AI) - proposed" w:date="2026-10-18T00:31:56Z">
               <w:r>
                 <w:rPr>
                   <w:rFonts w:ascii="Arial" w:cs="Arial" w:eastAsia="Arial" w:hAnsi="Arial"/>
@@ -14802,7 +14802,7 @@
             <w:pPr>
               <w:spacing w:after="20" w:before="0"/>
             </w:pPr>
-            <w:hyperlink w:history="1" r:id="rIdd0tzla7m_ywchcd4nvlvt">
+            <w:hyperlink w:history="1" r:id="rId79prfbswzkdm9mhibtfnh">
               <w:r>
                 <w:rPr>
                   <w:rFonts w:ascii="Arial" w:cs="Arial" w:eastAsia="Arial" w:hAnsi="Arial"/>
@@ -14835,7 +14835,7 @@
               <w:spacing w:after="10" w:before="0"/>
               <w:ind w:left="120"/>
             </w:pPr>
-            <w:hyperlink w:history="1" r:id="rId9f2qx23vskle1-9ht1o5e">
+            <w:hyperlink w:history="1" r:id="rIdp-hra-cv9zr_8zhqznoc9">
               <w:r>
                 <w:rPr>
                   <w:rFonts w:ascii="Arial" w:cs="Arial" w:eastAsia="Arial" w:hAnsi="Arial"/>
@@ -14880,7 +14880,7 @@
             <w:pPr>
               <w:spacing w:after="20" w:before="0"/>
             </w:pPr>
-            <w:hyperlink w:history="1" r:id="rId-irobterrcxiflrsdwail">
+            <w:hyperlink w:history="1" r:id="rIdqbf2zuevr29ze2ijekvcz">
               <w:r>
                 <w:rPr>
                   <w:rFonts w:ascii="Arial" w:cs="Arial" w:eastAsia="Arial" w:hAnsi="Arial"/>
@@ -14929,7 +14929,7 @@
               <w:spacing w:after="10" w:before="0"/>
               <w:ind w:left="120"/>
             </w:pPr>
-            <w:hyperlink w:history="1" r:id="rId9vnk363d_gaep2ecg3n7x">
+            <w:hyperlink w:history="1" r:id="rIdszaqkveaswiychdgog8kj">
               <w:r>
                 <w:rPr>
                   <w:rFonts w:ascii="Arial" w:cs="Arial" w:eastAsia="Arial" w:hAnsi="Arial"/>
@@ -14974,7 +14974,7 @@
               </w:rPr>
               <w:t xml:space="preserve">Learners now work through three structured tasks in their notebooks. Task 1 — </w:t>
             </w:r>
-            <w:del w:id="9216" w:author="Claude (AI) - proposed" w:date="2026-10-15T08:04:10Z">
+            <w:del w:id="9216" w:author="Claude (AI) - proposed" w:date="2026-10-18T00:31:56Z">
               <w:r>
                 <w:rPr>
                   <w:rFonts w:ascii="Arial" w:cs="Arial" w:eastAsia="Arial" w:hAnsi="Arial"/>
@@ -14989,7 +14989,7 @@
                 <w:delText xml:space="preserve">Deriving the formula</w:delText>
               </w:r>
             </w:del>
-            <w:ins w:id="9217" w:author="Claude (AI) - proposed" w:date="2026-10-15T08:04:10Z">
+            <w:ins w:id="9217" w:author="Claude (AI) - proposed" w:date="2026-10-18T00:31:56Z">
               <w:r>
                 <w:rPr>
                   <w:rFonts w:ascii="Arial" w:cs="Arial" w:eastAsia="Arial" w:hAnsi="Arial"/>
@@ -15017,7 +15017,7 @@
               </w:rPr>
               <w:t xml:space="preserve">: Learners write </w:t>
             </w:r>
-            <w:del w:id="9218" w:author="Claude (AI) - proposed" w:date="2026-10-15T08:04:10Z">
+            <w:del w:id="9218" w:author="Claude (AI) - proposed" w:date="2026-10-18T00:31:56Z">
               <w:r>
                 <w:rPr>
                   <w:rFonts w:ascii="Arial" w:cs="Arial" w:eastAsia="Arial" w:hAnsi="Arial"/>
@@ -15032,7 +15032,7 @@
                 <w:delText xml:space="preserve">out the</w:delText>
               </w:r>
             </w:del>
-            <w:ins w:id="9219" w:author="Claude (AI) - proposed" w:date="2026-10-15T08:04:10Z">
+            <w:ins w:id="9219" w:author="Claude (AI) - proposed" w:date="2026-10-18T00:31:56Z">
               <w:r>
                 <w:rPr>
                   <w:rFonts w:ascii="Arial" w:cs="Arial" w:eastAsia="Arial" w:hAnsi="Arial"/>
@@ -15060,7 +15060,7 @@
               </w:rPr>
               <w:t xml:space="preserve"> steps from half Fx to half kx squared </w:t>
             </w:r>
-            <w:del w:id="9220" w:author="Claude (AI) - proposed" w:date="2026-10-15T08:04:10Z">
+            <w:del w:id="9220" w:author="Claude (AI) - proposed" w:date="2026-10-18T00:31:56Z">
               <w:r>
                 <w:rPr>
                   <w:rFonts w:ascii="Arial" w:cs="Arial" w:eastAsia="Arial" w:hAnsi="Arial"/>
@@ -15075,7 +15075,7 @@
                 <w:delText xml:space="preserve">substituting Hooke's Law, confirming the formula in their own handwriting</w:delText>
               </w:r>
             </w:del>
-            <w:ins w:id="9221" w:author="Claude (AI) - proposed" w:date="2026-10-15T08:04:10Z">
+            <w:ins w:id="9221" w:author="Claude (AI) - proposed" w:date="2026-10-18T00:31:56Z">
               <w:r>
                 <w:rPr>
                   <w:rFonts w:ascii="Arial" w:cs="Arial" w:eastAsia="Arial" w:hAnsi="Arial"/>
@@ -15103,7 +15103,7 @@
               </w:rPr>
               <w:t xml:space="preserve">. Task 2 — Kenyan worked example A (Vehicle suspension spring): A matatu in Nairobi has a suspension spring with k = 18 000 N per m. When fully loaded with 8 passengers (total additional load of 5400 N), the spring compresses by 0.30 m. Learners calculate: (a) the elastic potential energy stored in the spring at full load using Ep = half kx squared; (b) whether this load exceeds the elastic limit given that the spring's elastic limit is reached at an extension of 0.35 m. They conclude whether the spring is operating safely. Task 3 — Kenyan worked example B (Bungee cord</w:t>
             </w:r>
-            <w:ins w:id="9222" w:author="Claude (AI) - proposed" w:date="2026-10-15T08:04:10Z">
+            <w:ins w:id="9222" w:author="Claude (AI) - proposed" w:date="2026-10-18T00:31:56Z">
               <w:r>
                 <w:rPr>
                   <w:rFonts w:ascii="Arial" w:cs="Arial" w:eastAsia="Arial" w:hAnsi="Arial"/>
@@ -15131,7 +15131,7 @@
               </w:rPr>
               <w:t xml:space="preserve">): A bungee cord at a Nairobi adventure park has k = 120 N per m. </w:t>
             </w:r>
-            <w:del w:id="9223" w:author="Claude (AI) - proposed" w:date="2026-10-15T08:04:10Z">
+            <w:del w:id="9223" w:author="Claude (AI) - proposed" w:date="2026-10-18T00:31:56Z">
               <w:r>
                 <w:rPr>
                   <w:rFonts w:ascii="Arial" w:cs="Arial" w:eastAsia="Arial" w:hAnsi="Arial"/>
@@ -15146,7 +15146,7 @@
                 <w:delText xml:space="preserve">A participant of mass 65 kg falls and extends the cord</w:delText>
               </w:r>
             </w:del>
-            <w:ins w:id="9224" w:author="Claude (AI) - proposed" w:date="2026-10-15T08:04:10Z">
+            <w:ins w:id="9224" w:author="Claude (AI) - proposed" w:date="2026-10-18T00:31:56Z">
               <w:r>
                 <w:rPr>
                   <w:rFonts w:ascii="Arial" w:cs="Arial" w:eastAsia="Arial" w:hAnsi="Arial"/>
@@ -15174,7 +15174,7 @@
               </w:rPr>
               <w:t xml:space="preserve"> by 8.0 m. Calculate the elastic potential energy stored at maximum extension. Learners then discuss: 'If the elastic limit of this cord is reached at 9.5 m, is the participant safe?' After individual work (</w:t>
             </w:r>
-            <w:del w:id="9225" w:author="Claude (AI) - proposed" w:date="2026-10-15T08:04:10Z">
+            <w:del w:id="9225" w:author="Claude (AI) - proposed" w:date="2026-10-18T00:31:56Z">
               <w:r>
                 <w:rPr>
                   <w:rFonts w:ascii="Arial" w:cs="Arial" w:eastAsia="Arial" w:hAnsi="Arial"/>
@@ -15189,7 +15189,7 @@
                 <w:delText xml:space="preserve">8</w:delText>
               </w:r>
             </w:del>
-            <w:ins w:id="9226" w:author="Claude (AI) - proposed" w:date="2026-10-15T08:04:10Z">
+            <w:ins w:id="9226" w:author="Claude (AI) - proposed" w:date="2026-10-18T00:31:56Z">
               <w:r>
                 <w:rPr>
                   <w:rFonts w:ascii="Arial" w:cs="Arial" w:eastAsia="Arial" w:hAnsi="Arial"/>
@@ -15250,7 +15250,7 @@
               </w:rPr>
               <w:t xml:space="preserve">Distribute the worked-example worksheet (or write problems on the board). Say: 'Work individually and silently for </w:t>
             </w:r>
-            <w:del w:id="9227" w:author="Claude (AI) - proposed" w:date="2026-10-15T08:04:10Z">
+            <w:del w:id="9227" w:author="Claude (AI) - proposed" w:date="2026-10-18T00:31:56Z">
               <w:r>
                 <w:rPr>
                   <w:rFonts w:ascii="Arial" w:cs="Arial" w:eastAsia="Arial" w:hAnsi="Arial"/>
@@ -15265,7 +15265,7 @@
                 <w:delText xml:space="preserve">8</w:delText>
               </w:r>
             </w:del>
-            <w:ins w:id="9228" w:author="Claude (AI) - proposed" w:date="2026-10-15T08:04:10Z">
+            <w:ins w:id="9228" w:author="Claude (AI) - proposed" w:date="2026-10-18T00:31:56Z">
               <w:r>
                 <w:rPr>
                   <w:rFonts w:ascii="Arial" w:cs="Arial" w:eastAsia="Arial" w:hAnsi="Arial"/>
@@ -15293,7 +15293,7 @@
               </w:rPr>
               <w:t xml:space="preserve"> minutes. Show every step — I am checking your substitution, not just your answer.' WAIT </w:t>
             </w:r>
-            <w:del w:id="9229" w:author="Claude (AI) - proposed" w:date="2026-10-15T08:04:10Z">
+            <w:del w:id="9229" w:author="Claude (AI) - proposed" w:date="2026-10-18T00:31:56Z">
               <w:r>
                 <w:rPr>
                   <w:rFonts w:ascii="Arial" w:cs="Arial" w:eastAsia="Arial" w:hAnsi="Arial"/>
@@ -15308,7 +15308,7 @@
                 <w:delText xml:space="preserve">8</w:delText>
               </w:r>
             </w:del>
-            <w:ins w:id="9230" w:author="Claude (AI) - proposed" w:date="2026-10-15T08:04:10Z">
+            <w:ins w:id="9230" w:author="Claude (AI) - proposed" w:date="2026-10-18T00:31:56Z">
               <w:r>
                 <w:rPr>
                   <w:rFonts w:ascii="Arial" w:cs="Arial" w:eastAsia="Arial" w:hAnsi="Arial"/>
@@ -15336,7 +15336,7 @@
               </w:rPr>
               <w:t xml:space="preserve"> MINUTES, circulating and noting common errors (unit errors: cm instead of m for extension; forgetting to square x). After </w:t>
             </w:r>
-            <w:del w:id="9231" w:author="Claude (AI) - proposed" w:date="2026-10-15T08:04:10Z">
+            <w:del w:id="9231" w:author="Claude (AI) - proposed" w:date="2026-10-18T00:31:56Z">
               <w:r>
                 <w:rPr>
                   <w:rFonts w:ascii="Arial" w:cs="Arial" w:eastAsia="Arial" w:hAnsi="Arial"/>
@@ -15351,7 +15351,7 @@
                 <w:delText xml:space="preserve">8</w:delText>
               </w:r>
             </w:del>
-            <w:ins w:id="9232" w:author="Claude (AI) - proposed" w:date="2026-10-15T08:04:10Z">
+            <w:ins w:id="9232" w:author="Claude (AI) - proposed" w:date="2026-10-18T00:31:56Z">
               <w:r>
                 <w:rPr>
                   <w:rFonts w:ascii="Arial" w:cs="Arial" w:eastAsia="Arial" w:hAnsi="Arial"/>
@@ -15379,7 +15379,7 @@
               </w:rPr>
               <w:t xml:space="preserve"> minutes say: 'Compare your answer for Task 2b with your neighbour. If you disagree, work out where your answers diverge.' WAIT </w:t>
             </w:r>
-            <w:del w:id="9233" w:author="Claude (AI) - proposed" w:date="2026-10-15T08:04:10Z">
+            <w:del w:id="9233" w:author="Claude (AI) - proposed" w:date="2026-10-18T00:31:56Z">
               <w:r>
                 <w:rPr>
                   <w:rFonts w:ascii="Arial" w:cs="Arial" w:eastAsia="Arial" w:hAnsi="Arial"/>
@@ -15394,7 +15394,7 @@
                 <w:delText xml:space="preserve">2 MINUTES</w:delText>
               </w:r>
             </w:del>
-            <w:ins w:id="9234" w:author="Claude (AI) - proposed" w:date="2026-10-15T08:04:10Z">
+            <w:ins w:id="9234" w:author="Claude (AI) - proposed" w:date="2026-10-18T00:31:56Z">
               <w:r>
                 <w:rPr>
                   <w:rFonts w:ascii="Arial" w:cs="Arial" w:eastAsia="Arial" w:hAnsi="Arial"/>
@@ -15488,7 +15488,7 @@
               </w:rPr>
               <w:t xml:space="preserve">Circulate during the </w:t>
             </w:r>
-            <w:del w:id="9235" w:author="Claude (AI) - proposed" w:date="2026-10-15T08:04:10Z">
+            <w:del w:id="9235" w:author="Claude (AI) - proposed" w:date="2026-10-18T00:31:56Z">
               <w:r>
                 <w:rPr>
                   <w:rFonts w:ascii="Arial" w:cs="Arial" w:eastAsia="Arial" w:hAnsi="Arial"/>
@@ -15503,7 +15503,7 @@
                 <w:delText xml:space="preserve">8</w:delText>
               </w:r>
             </w:del>
-            <w:ins w:id="9236" w:author="Claude (AI) - proposed" w:date="2026-10-15T08:04:10Z">
+            <w:ins w:id="9236" w:author="Claude (AI) - proposed" w:date="2026-10-18T00:31:56Z">
               <w:r>
                 <w:rPr>
                   <w:rFonts w:ascii="Arial" w:cs="Arial" w:eastAsia="Arial" w:hAnsi="Arial"/>
@@ -15587,7 +15587,7 @@
             <w:pPr>
               <w:spacing w:after="20" w:before="0"/>
             </w:pPr>
-            <w:hyperlink w:history="1" r:id="rIdmyy3cjaeemxcnt1ioblnh">
+            <w:hyperlink w:history="1" r:id="rIdso-gffexvjcwmzlssw0zr">
               <w:r>
                 <w:rPr>
                   <w:rFonts w:ascii="Arial" w:cs="Arial" w:eastAsia="Arial" w:hAnsi="Arial"/>
@@ -15620,7 +15620,7 @@
               <w:spacing w:after="10" w:before="0"/>
               <w:ind w:left="120"/>
             </w:pPr>
-            <w:hyperlink w:history="1" r:id="rIdgatmu36tyw9qsfoytyle_">
+            <w:hyperlink w:history="1" r:id="rIdudbcjzlpthuhpidnn2j8h">
               <w:r>
                 <w:rPr>
                   <w:rFonts w:ascii="Arial" w:cs="Arial" w:eastAsia="Arial" w:hAnsi="Arial"/>
@@ -15665,7 +15665,7 @@
             <w:pPr>
               <w:spacing w:after="20" w:before="0"/>
             </w:pPr>
-            <w:hyperlink w:history="1" r:id="rId85nbp5me3mlt5iapdvg0o">
+            <w:hyperlink w:history="1" r:id="rIdie0g7vvi6vcn-u6ruw-uv">
               <w:r>
                 <w:rPr>
                   <w:rFonts w:ascii="Arial" w:cs="Arial" w:eastAsia="Arial" w:hAnsi="Arial"/>
@@ -15714,7 +15714,7 @@
               <w:spacing w:after="10" w:before="0"/>
               <w:ind w:left="120"/>
             </w:pPr>
-            <w:hyperlink w:history="1" r:id="rId8imcphgskvpr8yhktpodr">
+            <w:hyperlink w:history="1" r:id="rId30s0yxbzx3p4nqlhniql5">
               <w:r>
                 <w:rPr>
                   <w:rFonts w:ascii="Arial" w:cs="Arial" w:eastAsia="Arial" w:hAnsi="Arial"/>
@@ -15759,7 +15759,7 @@
               </w:rPr>
               <w:t xml:space="preserve">Learners return to the DQB. Each learner receives two sticky notes of a new colour (designated for Lesson 3 contributions). They write: (1) one piece of new evidence they now have that helps answer the driving question — e.g., '</w:t>
             </w:r>
-            <w:del w:id="9237" w:author="Claude (AI) - proposed" w:date="2026-10-15T08:04:10Z">
+            <w:del w:id="9237" w:author="Claude (AI) - proposed" w:date="2026-10-18T00:31:56Z">
               <w:r>
                 <w:rPr>
                   <w:rFonts w:ascii="Arial" w:cs="Arial" w:eastAsia="Arial" w:hAnsi="Arial"/>
@@ -15774,7 +15774,7 @@
                 <w:delText xml:space="preserve">The</w:delText>
               </w:r>
             </w:del>
-            <w:ins w:id="9238" w:author="Claude (AI) - proposed" w:date="2026-10-15T08:04:10Z">
+            <w:ins w:id="9238" w:author="Claude (AI) - proposed" w:date="2026-10-18T00:31:56Z">
               <w:r>
                 <w:rPr>
                   <w:rFonts w:ascii="Arial" w:cs="Arial" w:eastAsia="Arial" w:hAnsi="Arial"/>
@@ -15802,7 +15802,7 @@
               </w:rPr>
               <w:t xml:space="preserve"> older rope stored more energy (0.</w:t>
             </w:r>
-            <w:del w:id="9239" w:author="Claude (AI) - proposed" w:date="2026-10-15T08:04:10Z">
+            <w:del w:id="9239" w:author="Claude (AI) - proposed" w:date="2026-10-18T00:31:56Z">
               <w:r>
                 <w:rPr>
                   <w:rFonts w:ascii="Arial" w:cs="Arial" w:eastAsia="Arial" w:hAnsi="Arial"/>
@@ -15817,7 +15817,7 @@
                 <w:delText xml:space="preserve">18 J) before snapping</w:delText>
               </w:r>
             </w:del>
-            <w:ins w:id="9240" w:author="Claude (AI) - proposed" w:date="2026-10-15T08:04:10Z">
+            <w:ins w:id="9240" w:author="Claude (AI) - proposed" w:date="2026-10-18T00:31:56Z">
               <w:r>
                 <w:rPr>
                   <w:rFonts w:ascii="Arial" w:cs="Arial" w:eastAsia="Arial" w:hAnsi="Arial"/>
@@ -15845,7 +15845,7 @@
               </w:rPr>
               <w:t xml:space="preserve"> because it stretched further </w:t>
             </w:r>
-            <w:del w:id="9241" w:author="Claude (AI) - proposed" w:date="2026-10-15T08:04:10Z">
+            <w:del w:id="9241" w:author="Claude (AI) - proposed" w:date="2026-10-18T00:31:56Z">
               <w:r>
                 <w:rPr>
                   <w:rFonts w:ascii="Arial" w:cs="Arial" w:eastAsia="Arial" w:hAnsi="Arial"/>
@@ -15860,7 +15860,7 @@
                 <w:delText xml:space="preserve">past its elastic limit</w:delText>
               </w:r>
             </w:del>
-            <w:ins w:id="9242" w:author="Claude (AI) - proposed" w:date="2026-10-15T08:04:10Z">
+            <w:ins w:id="9242" w:author="Claude (AI) - proposed" w:date="2026-10-18T00:31:56Z">
               <w:r>
                 <w:rPr>
                   <w:rFonts w:ascii="Arial" w:cs="Arial" w:eastAsia="Arial" w:hAnsi="Arial"/>
@@ -15888,7 +15888,7 @@
               </w:rPr>
               <w:t xml:space="preserve">'; (2) one new question the lesson has raised — e.g., 'Does the thickness of the rope affect how much energy it can store before snapping?' Learners post both notes. The class reads the new evidence notes aloud in a gallery walk (2 minutes). The teacher identifies two or three questions that preview Lesson </w:t>
             </w:r>
-            <w:del w:id="9243" w:author="Claude (AI) - proposed" w:date="2026-10-15T08:04:10Z">
+            <w:del w:id="9243" w:author="Claude (AI) - proposed" w:date="2026-10-18T00:31:56Z">
               <w:r>
                 <w:rPr>
                   <w:rFonts w:ascii="Arial" w:cs="Arial" w:eastAsia="Arial" w:hAnsi="Arial"/>
@@ -15903,7 +15903,7 @@
                 <w:delText xml:space="preserve">4</w:delText>
               </w:r>
             </w:del>
-            <w:ins w:id="9244" w:author="Claude (AI) - proposed" w:date="2026-10-15T08:04:10Z">
+            <w:ins w:id="9244" w:author="Claude (AI) - proposed" w:date="2026-10-18T00:31:56Z">
               <w:r>
                 <w:rPr>
                   <w:rFonts w:ascii="Arial" w:cs="Arial" w:eastAsia="Arial" w:hAnsi="Arial"/>
@@ -15931,7 +15931,7 @@
               </w:rPr>
               <w:t xml:space="preserve"> content (stress and strain) and circles them with a marker, saying: 'These questions about thickness and cross-section are exactly what Lesson </w:t>
             </w:r>
-            <w:del w:id="9245" w:author="Claude (AI) - proposed" w:date="2026-10-15T08:04:10Z">
+            <w:del w:id="9245" w:author="Claude (AI) - proposed" w:date="2026-10-18T00:31:56Z">
               <w:r>
                 <w:rPr>
                   <w:rFonts w:ascii="Arial" w:cs="Arial" w:eastAsia="Arial" w:hAnsi="Arial"/>
@@ -15946,7 +15946,7 @@
                 <w:delText xml:space="preserve">4</w:delText>
               </w:r>
             </w:del>
-            <w:ins w:id="9246" w:author="Claude (AI) - proposed" w:date="2026-10-15T08:04:10Z">
+            <w:ins w:id="9246" w:author="Claude (AI) - proposed" w:date="2026-10-18T00:31:56Z">
               <w:r>
                 <w:rPr>
                   <w:rFonts w:ascii="Arial" w:cs="Arial" w:eastAsia="Arial" w:hAnsi="Arial"/>
@@ -16007,7 +16007,7 @@
               </w:rPr>
               <w:t xml:space="preserve">Say: 'The DQB is our living record of this investigation. Today you have new evidence — quantitative evidence. Add it now.' Distribute sticky notes of the new colour. WAIT 2 MINUTES for writing. After the gallery walk, read aloud the questions about cross-sectional area and material thickness. Say: 'I am circling these. Notice that you asked almost exactly the same question that engineers in Kenya ask when they design bridges. That question has a name — tensile stress — and it is the focus of Lesson </w:t>
             </w:r>
-            <w:del w:id="9247" w:author="Claude (AI) - proposed" w:date="2026-10-15T08:04:10Z">
+            <w:del w:id="9247" w:author="Claude (AI) - proposed" w:date="2026-10-18T00:31:56Z">
               <w:r>
                 <w:rPr>
                   <w:rFonts w:ascii="Arial" w:cs="Arial" w:eastAsia="Arial" w:hAnsi="Arial"/>
@@ -16022,7 +16022,7 @@
                 <w:delText xml:space="preserve">4</w:delText>
               </w:r>
             </w:del>
-            <w:ins w:id="9248" w:author="Claude (AI) - proposed" w:date="2026-10-15T08:04:10Z">
+            <w:ins w:id="9248" w:author="Claude (AI) - proposed" w:date="2026-10-18T00:31:56Z">
               <w:r>
                 <w:rPr>
                   <w:rFonts w:ascii="Arial" w:cs="Arial" w:eastAsia="Arial" w:hAnsi="Arial"/>
@@ -16172,7 +16172,7 @@
             <w:pPr>
               <w:spacing w:after="20" w:before="0"/>
             </w:pPr>
-            <w:hyperlink w:history="1" r:id="rIdzwgbk7secppibmsofzjfc">
+            <w:hyperlink w:history="1" r:id="rId6bvh5krj6odrqycbux1lz">
               <w:r>
                 <w:rPr>
                   <w:rFonts w:ascii="Arial" w:cs="Arial" w:eastAsia="Arial" w:hAnsi="Arial"/>
@@ -16205,7 +16205,7 @@
               <w:spacing w:after="10" w:before="0"/>
               <w:ind w:left="120"/>
             </w:pPr>
-            <w:hyperlink w:history="1" r:id="rIdwblawn5aosqnd1frm9dyg">
+            <w:hyperlink w:history="1" r:id="rIdx0mpghuvliplfvkruxfco">
               <w:r>
                 <w:rPr>
                   <w:rFonts w:ascii="Arial" w:cs="Arial" w:eastAsia="Arial" w:hAnsi="Arial"/>
@@ -16250,7 +16250,7 @@
             <w:pPr>
               <w:spacing w:after="20" w:before="0"/>
             </w:pPr>
-            <w:hyperlink w:history="1" r:id="rIdrlqz9_3lqqob1oid2_0gp">
+            <w:hyperlink w:history="1" r:id="rIdvxvf9aupjsychtlmo0lwo">
               <w:r>
                 <w:rPr>
                   <w:rFonts w:ascii="Arial" w:cs="Arial" w:eastAsia="Arial" w:hAnsi="Arial"/>
@@ -16299,7 +16299,7 @@
               <w:spacing w:after="10" w:before="0"/>
               <w:ind w:left="120"/>
             </w:pPr>
-            <w:hyperlink w:history="1" r:id="rIdxrmn0hdc1ssutd7lcuh16">
+            <w:hyperlink w:history="1" r:id="rIdcn5udlz1icyouribq6bea">
               <w:r>
                 <w:rPr>
                   <w:rFonts w:ascii="Arial" w:cs="Arial" w:eastAsia="Arial" w:hAnsi="Arial"/>
@@ -16344,7 +16344,7 @@
               </w:rPr>
               <w:t xml:space="preserve">Learners receive a printed A4 sheet containing two overlapping force-extension curves: Curve A (new sisal rope — steeper gradient, elastic limit clearly marked at a moderate extension) and Curve B (older sisal rope — shallower gradient, elastic limit marked at a lower extension, with a snap indicated by a cross). Axes are labelled but numerical values are left blank for learners to fill in using reasonable estimates from the lesson context. Learners complete the following model-building tasks in their notebooks: (1) Label the elastic limit on each curve. (2) Shade the elastic potential energy stored in each rope at its elastic limit (the triangle under each curve up to that point). (3) </w:t>
             </w:r>
-            <w:del w:id="9249" w:author="Claude (AI) - proposed" w:date="2026-10-15T08:04:10Z">
+            <w:del w:id="9249" w:author="Claude (AI) - proposed" w:date="2026-10-18T00:31:56Z">
               <w:r>
                 <w:rPr>
                   <w:rFonts w:ascii="Arial" w:cs="Arial" w:eastAsia="Arial" w:hAnsi="Arial"/>
@@ -16359,7 +16359,7 @@
                 <w:delText xml:space="preserve">Calculate approximate Ep for each</w:delText>
               </w:r>
             </w:del>
-            <w:ins w:id="9250" w:author="Claude (AI) - proposed" w:date="2026-10-15T08:04:10Z">
+            <w:ins w:id="9250" w:author="Claude (AI) - proposed" w:date="2026-10-18T00:31:56Z">
               <w:r>
                 <w:rPr>
                   <w:rFonts w:ascii="Arial" w:cs="Arial" w:eastAsia="Arial" w:hAnsi="Arial"/>
@@ -16420,7 +16420,7 @@
               </w:rPr>
               <w:t xml:space="preserve">Distribute the printed graph sheet. Say: 'This is the most important task of the lesson. You have all the tools — the formula, the graph, the Kericho story. Now I want you to put them together in writing.' WAIT </w:t>
             </w:r>
-            <w:del w:id="9251" w:author="Claude (AI) - proposed" w:date="2026-10-15T08:04:10Z">
+            <w:del w:id="9251" w:author="Claude (AI) - proposed" w:date="2026-10-18T00:31:56Z">
               <w:r>
                 <w:rPr>
                   <w:rFonts w:ascii="Arial" w:cs="Arial" w:eastAsia="Arial" w:hAnsi="Arial"/>
@@ -16435,7 +16435,7 @@
                 <w:delText xml:space="preserve">10</w:delText>
               </w:r>
             </w:del>
-            <w:ins w:id="9252" w:author="Claude (AI) - proposed" w:date="2026-10-15T08:04:10Z">
+            <w:ins w:id="9252" w:author="Claude (AI) - proposed" w:date="2026-10-18T00:31:56Z">
               <w:r>
                 <w:rPr>
                   <w:rFonts w:ascii="Arial" w:cs="Arial" w:eastAsia="Arial" w:hAnsi="Arial"/>
@@ -16463,7 +16463,7 @@
               </w:rPr>
               <w:t xml:space="preserve"> MINUTES for individual work on tasks 1 to 4. Then say: 'Share your paragraph with your group. Give feedback using the sentence stem on the board.' WAIT </w:t>
             </w:r>
-            <w:del w:id="9253" w:author="Claude (AI) - proposed" w:date="2026-10-15T08:04:10Z">
+            <w:del w:id="9253" w:author="Claude (AI) - proposed" w:date="2026-10-18T00:31:56Z">
               <w:r>
                 <w:rPr>
                   <w:rFonts w:ascii="Arial" w:cs="Arial" w:eastAsia="Arial" w:hAnsi="Arial"/>
@@ -16478,7 +16478,7 @@
                 <w:delText xml:space="preserve">3</w:delText>
               </w:r>
             </w:del>
-            <w:ins w:id="9254" w:author="Claude (AI) - proposed" w:date="2026-10-15T08:04:10Z">
+            <w:ins w:id="9254" w:author="Claude (AI) - proposed" w:date="2026-10-18T00:31:56Z">
               <w:r>
                 <w:rPr>
                   <w:rFonts w:ascii="Arial" w:cs="Arial" w:eastAsia="Arial" w:hAnsi="Arial"/>
@@ -16506,7 +16506,7 @@
               </w:rPr>
               <w:t xml:space="preserve"> MINUTES for peer feedback. Then cold-call one group to read their paragraph aloud. After they read, ask the class: 'Did they use all four required terms? Thumbs up or thumbs down.' Address any missing terms. Collect one paragraph per group. Close the lesson by returning to the driving question: 'We started by asking why one rope snapped and one survived. Today you can answer that with a number — the older rope s safe working load was exceeded, </w:t>
             </w:r>
-            <w:del w:id="9255" w:author="Claude (AI) - proposed" w:date="2026-10-15T08:04:10Z">
+            <w:del w:id="9255" w:author="Claude (AI) - proposed" w:date="2026-10-18T00:31:56Z">
               <w:r>
                 <w:rPr>
                   <w:rFonts w:ascii="Arial" w:cs="Arial" w:eastAsia="Arial" w:hAnsi="Arial"/>
@@ -16521,7 +16521,7 @@
                 <w:delText xml:space="preserve">the elastic potential energy stored in it at the moment of failure was larger than the material could return elastically, and</w:delText>
               </w:r>
             </w:del>
-            <w:ins w:id="9256" w:author="Claude (AI) - proposed" w:date="2026-10-15T08:04:10Z">
+            <w:ins w:id="9256" w:author="Claude (AI) - proposed" w:date="2026-10-18T00:31:56Z">
               <w:r>
                 <w:rPr>
                   <w:rFonts w:ascii="Arial" w:cs="Arial" w:eastAsia="Arial" w:hAnsi="Arial"/>
@@ -16549,7 +16549,7 @@
               </w:rPr>
               <w:t xml:space="preserve"> it crossed the elastic limit</w:t>
             </w:r>
-            <w:ins w:id="9257" w:author="Claude (AI) - proposed" w:date="2026-10-15T08:04:10Z">
+            <w:ins w:id="9257" w:author="Claude (AI) - proposed" w:date="2026-10-18T00:31:56Z">
               <w:r>
                 <w:rPr>
                   <w:rFonts w:ascii="Arial" w:cs="Arial" w:eastAsia="Arial" w:hAnsi="Arial"/>
@@ -16577,7 +16577,7 @@
               </w:rPr>
               <w:t xml:space="preserve">. That is a scientific explanation, not a guess.' Say: 'In Lesson 4 we will </w:t>
             </w:r>
-            <w:del w:id="9258" w:author="Claude (AI) - proposed" w:date="2026-10-15T08:04:10Z">
+            <w:del w:id="9258" w:author="Claude (AI) - proposed" w:date="2026-10-18T00:31:56Z">
               <w:r>
                 <w:rPr>
                   <w:rFonts w:ascii="Arial" w:cs="Arial" w:eastAsia="Arial" w:hAnsi="Arial"/>
@@ -16592,7 +16592,7 @@
                 <w:delText xml:space="preserve">make this even more precise by looking</w:delText>
               </w:r>
             </w:del>
-            <w:ins w:id="9259" w:author="Claude (AI) - proposed" w:date="2026-10-15T08:04:10Z">
+            <w:ins w:id="9259" w:author="Claude (AI) - proposed" w:date="2026-10-18T00:31:56Z">
               <w:r>
                 <w:rPr>
                   <w:rFonts w:ascii="Arial" w:cs="Arial" w:eastAsia="Arial" w:hAnsi="Arial"/>
@@ -16620,7 +16620,7 @@
               </w:rPr>
               <w:t xml:space="preserve"> at how the thickness of the rope matters — </w:t>
             </w:r>
-            <w:del w:id="9260" w:author="Claude (AI) - proposed" w:date="2026-10-15T08:04:10Z">
+            <w:del w:id="9260" w:author="Claude (AI) - proposed" w:date="2026-10-18T00:31:56Z">
               <w:r>
                 <w:rPr>
                   <w:rFonts w:ascii="Arial" w:cs="Arial" w:eastAsia="Arial" w:hAnsi="Arial"/>
@@ -16635,7 +16635,7 @@
                 <w:delText xml:space="preserve">and that will bring</w:delText>
               </w:r>
             </w:del>
-            <w:ins w:id="9261" w:author="Claude (AI) - proposed" w:date="2026-10-15T08:04:10Z">
+            <w:ins w:id="9261" w:author="Claude (AI) - proposed" w:date="2026-10-18T00:31:56Z">
               <w:r>
                 <w:rPr>
                   <w:rFonts w:ascii="Arial" w:cs="Arial" w:eastAsia="Arial" w:hAnsi="Arial"/>
@@ -16824,7 +16824,7 @@
               </w:rPr>
               <w:t xml:space="preserve">After the lesson, consider: Did learners arrive at Ep = half kx squared through the geometric argument (area of triangle) or did they simply accept the formula? If the majority copied the formula without engaging with the derivation, repeat the shading-and-geometry step at the start of Lesson 4 using a different spring dataset. Were the Kenyan contexts (matatu, bungee cord) sufficiently motivating, or did learners treat them as abstract word problems? If the latter, consider sourcing a photograph of a Nairobi bungee operation or a matatu suspension spring to display during Task 2 and 3. Review collected paragraphs before Lesson 4: identify whether learners understand the elastic limit as a material property (intrinsic to the rope) rather than a property of the load (extrinsic). This distinction is foundational for the stress and strain concepts in Lesson </w:t>
             </w:r>
-            <w:del w:id="9262" w:author="Claude (AI) - proposed" w:date="2026-10-15T08:04:10Z">
+            <w:del w:id="9262" w:author="Claude (AI) - proposed" w:date="2026-10-18T00:31:56Z">
               <w:r>
                 <w:rPr>
                   <w:rFonts w:ascii="Arial" w:cs="Arial" w:eastAsia="Arial" w:hAnsi="Arial"/>
@@ -16839,7 +16839,7 @@
                 <w:delText xml:space="preserve">4</w:delText>
               </w:r>
             </w:del>
-            <w:ins w:id="9263" w:author="Claude (AI) - proposed" w:date="2026-10-15T08:04:10Z">
+            <w:ins w:id="9263" w:author="Claude (AI) - proposed" w:date="2026-10-18T00:31:56Z">
               <w:r>
                 <w:rPr>
                   <w:rFonts w:ascii="Arial" w:cs="Arial" w:eastAsia="Arial" w:hAnsi="Arial"/>
@@ -16984,7 +16984,7 @@
               <w:spacing w:after="40" w:before="0"/>
               <w:jc w:val="left"/>
             </w:pPr>
-            <w:del w:id="9264" w:author="Claude (AI) - proposed" w:date="2026-10-15T08:04:10Z">
+            <w:del w:id="9264" w:author="Claude (AI) - proposed" w:date="2026-10-18T00:31:56Z">
               <w:r>
                 <w:rPr>
                   <w:rFonts w:ascii="Arial" w:cs="Arial" w:eastAsia="Arial" w:hAnsi="Arial"/>
@@ -16999,7 +16999,7 @@
                 <w:delText xml:space="preserve">Force-extension graphs from Lesson 2</w:delText>
               </w:r>
             </w:del>
-            <w:ins w:id="9265" w:author="Claude (AI) - proposed" w:date="2026-10-15T08:04:10Z">
+            <w:ins w:id="9265" w:author="Claude (AI) - proposed" w:date="2026-10-18T00:31:56Z">
               <w:r>
                 <w:rPr>
                   <w:rFonts w:ascii="Arial" w:cs="Arial" w:eastAsia="Arial" w:hAnsi="Arial"/>
@@ -17027,7 +17027,7 @@
               </w:rPr>
               <w:t xml:space="preserve"> showing the linear (Hooke s Law) region and the point of elastic limit</w:t>
             </w:r>
-            <w:del w:id="9266" w:author="Claude (AI) - proposed" w:date="2026-10-15T08:04:10Z">
+            <w:del w:id="9266" w:author="Claude (AI) - proposed" w:date="2026-10-18T00:31:56Z">
               <w:r>
                 <w:rPr>
                   <w:rFonts w:ascii="Arial" w:cs="Arial" w:eastAsia="Arial" w:hAnsi="Arial"/>
@@ -17211,7 +17211,7 @@
         </w:rPr>
         <w:t xml:space="preserve">© 2026 SeaVuria and ARES. Aligned with KICD objectives. Developed by SeaVuria; technical implementation by ARES (with AI assistance from Claude). Licensed under </w:t>
       </w:r>
-      <w:hyperlink w:history="1" r:id="rIdhm6mga19c_kctubxejeco">
+      <w:hyperlink w:history="1" r:id="rIde9jglttwadet7pndrwp1r">
         <w:r>
           <w:rPr>
             <w:rFonts w:ascii="Arial" w:cs="Arial" w:eastAsia="Arial" w:hAnsi="Arial"/>
@@ -17232,7 +17232,7 @@
         </w:rPr>
         <w:t xml:space="preserve"> (</w:t>
       </w:r>
-      <w:hyperlink w:history="1" r:id="rIdg77-gv2hpshfxnj6xxetb">
+      <w:hyperlink w:history="1" r:id="rIdcwavi4ei5z95rrytx-dlk">
         <w:r>
           <w:rPr>
             <w:rFonts w:ascii="Arial" w:cs="Arial" w:eastAsia="Arial" w:hAnsi="Arial"/>
@@ -17740,10 +17740,10 @@
               <w:spacing w:after="40" w:before="0"/>
               <w:jc w:val="left"/>
               <w:rPr>
-                <w:ins w:id="9268" w:author="Claude (AI) - proposed" w:date="2026-10-15T08:04:10Z"/>
-              </w:rPr>
-            </w:pPr>
-            <w:ins w:id="9267" w:author="Claude (AI) - proposed" w:date="2026-10-15T08:04:10Z">
+                <w:ins w:id="9268" w:author="Claude (AI) - proposed" w:date="2026-10-18T00:31:56Z"/>
+              </w:rPr>
+            </w:pPr>
+            <w:ins w:id="9267" w:author="Claude (AI) - proposed" w:date="2026-10-18T00:31:56Z">
               <w:r>
                 <w:rPr>
                   <w:rFonts w:ascii="Arial" w:cs="Arial" w:eastAsia="Arial" w:hAnsi="Arial"/>
@@ -17765,10 +17765,10 @@
               <w:spacing w:after="40" w:before="0"/>
               <w:jc w:val="left"/>
               <w:rPr>
-                <w:del w:id="9270" w:author="Claude (AI) - proposed" w:date="2026-10-15T08:04:10Z"/>
-              </w:rPr>
-            </w:pPr>
-            <w:del w:id="9269" w:author="Claude (AI) - proposed" w:date="2026-10-15T08:04:10Z">
+                <w:del w:id="9270" w:author="Claude (AI) - proposed" w:date="2026-10-18T00:31:56Z"/>
+              </w:rPr>
+            </w:pPr>
+            <w:del w:id="9269" w:author="Claude (AI) - proposed" w:date="2026-10-18T00:31:56Z">
               <w:r>
                 <w:rPr>
                   <w:rFonts w:ascii="Arial" w:cs="Arial" w:eastAsia="Arial" w:hAnsi="Arial"/>
@@ -17851,7 +17851,7 @@
               </w:rPr>
               <w:t xml:space="preserve">Lessons 1–3 established qualitative differences between elastic and plastic behaviour and introduced </w:t>
             </w:r>
-            <w:del w:id="9271" w:author="Claude (AI) - proposed" w:date="2026-10-15T08:04:10Z">
+            <w:del w:id="9271" w:author="Claude (AI) - proposed" w:date="2026-10-18T00:31:56Z">
               <w:r>
                 <w:rPr>
                   <w:rFonts w:ascii="Arial" w:cs="Arial" w:eastAsia="Arial" w:hAnsi="Arial"/>
@@ -17866,7 +17866,7 @@
                 <w:delText xml:space="preserve">stress and strain conceptually</w:delText>
               </w:r>
             </w:del>
-            <w:ins w:id="9272" w:author="Claude (AI) - proposed" w:date="2026-10-15T08:04:10Z">
+            <w:ins w:id="9272" w:author="Claude (AI) - proposed" w:date="2026-10-18T00:31:56Z">
               <w:r>
                 <w:rPr>
                   <w:rFonts w:ascii="Arial" w:cs="Arial" w:eastAsia="Arial" w:hAnsi="Arial"/>
@@ -17894,7 +17894,7 @@
               </w:rPr>
               <w:t xml:space="preserve">. Lesson 4 is the quantitative pivot: learners now put numbers to elastic behaviour by determining spring constants and pinpointing the elastic limit on a graph. This directly answers the DQB question — 'Can we predict which rope will snap?' — by showing that every spring (and every rope) has a measurable limit beyond which permanent deformation begins. Lesson 5 will extend this to </w:t>
             </w:r>
-            <w:del w:id="9273" w:author="Claude (AI) - proposed" w:date="2026-10-15T08:04:10Z">
+            <w:del w:id="9273" w:author="Claude (AI) - proposed" w:date="2026-10-18T00:31:56Z">
               <w:r>
                 <w:rPr>
                   <w:rFonts w:ascii="Arial" w:cs="Arial" w:eastAsia="Arial" w:hAnsi="Arial"/>
@@ -17909,7 +17909,7 @@
                 <w:delText xml:space="preserve">tensile strength and breaking point</w:delText>
               </w:r>
             </w:del>
-            <w:ins w:id="9274" w:author="Claude (AI) - proposed" w:date="2026-10-15T08:04:10Z">
+            <w:ins w:id="9274" w:author="Claude (AI) - proposed" w:date="2026-10-18T00:31:56Z">
               <w:r>
                 <w:rPr>
                   <w:rFonts w:ascii="Arial" w:cs="Arial" w:eastAsia="Arial" w:hAnsi="Arial"/>
@@ -18100,7 +18100,7 @@
               </w:rPr>
               <w:t xml:space="preserve">Learners conduct a structured, quantitative investigation of Hooke's Law using a steel spring suspended from a retort stand. Working in groups of four, they add slotted masses (0.1 kg increments, up to 0.5 kg / 5 N), record the extension of the spring at each load, and plot a force-extension graph on graph paper. From the linear portion of the graph they calculate the gradient to find the spring constant k (N/m). They then identify the elastic limit — the point at which the graph curves away from linearity — and compare k values between a stiff spring and a soft spring. The lesson closes with a structured DQB update: learners propose that the older Kericho rope had a lower effective k and a lower elastic limit, making it more likely to reach permanent deformation under the 80 kg tea-leaf sack.</w:t>
             </w:r>
-            <w:ins w:id="9275" w:author="Claude (AI) - proposed" w:date="2026-10-15T08:04:10Z">
+            <w:ins w:id="9275" w:author="Claude (AI) - proposed" w:date="2026-10-18T00:31:56Z">
               <w:r>
                 <w:rPr>
                   <w:rFonts w:ascii="Arial" w:cs="Arial" w:eastAsia="Arial" w:hAnsi="Arial"/>
@@ -18403,7 +18403,7 @@
             <w:pPr>
               <w:spacing w:after="20" w:before="0"/>
             </w:pPr>
-            <w:hyperlink w:history="1" r:id="rIdpuesjgkm13yt-azrxfcvv">
+            <w:hyperlink w:history="1" r:id="rId2sqohv1n7fkoc0feiruty">
               <w:r>
                 <w:rPr>
                   <w:rFonts w:ascii="Arial" w:cs="Arial" w:eastAsia="Arial" w:hAnsi="Arial"/>
@@ -18436,7 +18436,7 @@
               <w:spacing w:after="10" w:before="0"/>
               <w:ind w:left="120"/>
             </w:pPr>
-            <w:hyperlink w:history="1" r:id="rIdvsehc7ayo2hewunpprunp">
+            <w:hyperlink w:history="1" r:id="rId-rn5rzv3bzv_id-0sy1ov">
               <w:r>
                 <w:rPr>
                   <w:rFonts w:ascii="Arial" w:cs="Arial" w:eastAsia="Arial" w:hAnsi="Arial"/>
@@ -18481,7 +18481,7 @@
             <w:pPr>
               <w:spacing w:after="20" w:before="0"/>
             </w:pPr>
-            <w:hyperlink w:history="1" r:id="rIdzqegvafv4-0txlt3fhus0">
+            <w:hyperlink w:history="1" r:id="rIdqcdhftom6lulzdid9p1mf">
               <w:r>
                 <w:rPr>
                   <w:rFonts w:ascii="Arial" w:cs="Arial" w:eastAsia="Arial" w:hAnsi="Arial"/>
@@ -18514,7 +18514,7 @@
               <w:spacing w:after="10" w:before="0"/>
               <w:ind w:left="120"/>
             </w:pPr>
-            <w:hyperlink w:history="1" r:id="rId67-kcegmyh4bfc8fx4otr">
+            <w:hyperlink w:history="1" r:id="rIdapbyjsv1ac_5b69ro9u6s">
               <w:r>
                 <w:rPr>
                   <w:rFonts w:ascii="Arial" w:cs="Arial" w:eastAsia="Arial" w:hAnsi="Arial"/>
@@ -18559,7 +18559,7 @@
               </w:rPr>
               <w:t xml:space="preserve">Each learner receives a half-sheet 'Prediction Slip' with two diagrams: (A) a spring with a 1 N load showing a </w:t>
             </w:r>
-            <w:del w:id="9276" w:author="Claude (AI) - proposed" w:date="2026-10-15T08:04:10Z">
+            <w:del w:id="9276" w:author="Claude (AI) - proposed" w:date="2026-10-18T00:31:56Z">
               <w:r>
                 <w:rPr>
                   <w:rFonts w:ascii="Arial" w:cs="Arial" w:eastAsia="Arial" w:hAnsi="Arial"/>
@@ -18574,7 +18574,7 @@
                 <w:delText xml:space="preserve">2 cm extension</w:delText>
               </w:r>
             </w:del>
-            <w:ins w:id="9277" w:author="Claude (AI) - proposed" w:date="2026-10-15T08:04:10Z">
+            <w:ins w:id="9277" w:author="Claude (AI) - proposed" w:date="2026-10-18T00:31:56Z">
               <w:r>
                 <w:rPr>
                   <w:rFonts w:ascii="Arial" w:cs="Arial" w:eastAsia="Arial" w:hAnsi="Arial"/>
@@ -18701,7 +18701,7 @@
               </w:rPr>
               <w:t xml:space="preserve">Teacher scans prediction slips during pair-share for two indicators: (1) Does the learner predict </w:t>
             </w:r>
-            <w:del w:id="9278" w:author="Claude (AI) - proposed" w:date="2026-10-15T08:04:10Z">
+            <w:del w:id="9278" w:author="Claude (AI) - proposed" w:date="2026-10-18T00:31:56Z">
               <w:r>
                 <w:rPr>
                   <w:rFonts w:ascii="Arial" w:cs="Arial" w:eastAsia="Arial" w:hAnsi="Arial"/>
@@ -18716,7 +18716,7 @@
                 <w:delText xml:space="preserve">a proportional doubling (8</w:delText>
               </w:r>
             </w:del>
-            <w:ins w:id="9279" w:author="Claude (AI) - proposed" w:date="2026-10-15T08:04:10Z">
+            <w:ins w:id="9279" w:author="Claude (AI) - proposed" w:date="2026-10-18T00:31:56Z">
               <w:r>
                 <w:rPr>
                   <w:rFonts w:ascii="Arial" w:cs="Arial" w:eastAsia="Arial" w:hAnsi="Arial"/>
@@ -18744,7 +18744,7 @@
               </w:rPr>
               <w:t xml:space="preserve"> cm) — indicating readiness for Hooke's Law?</w:t>
             </w:r>
-            <w:ins w:id="9280" w:author="Claude (AI) - proposed" w:date="2026-10-15T08:04:10Z">
+            <w:ins w:id="9280" w:author="Claude (AI) - proposed" w:date="2026-10-18T00:31:56Z">
               <w:r>
                 <w:rPr>
                   <w:rFonts w:ascii="Arial" w:cs="Arial" w:eastAsia="Arial" w:hAnsi="Arial"/>
@@ -18828,7 +18828,7 @@
             <w:pPr>
               <w:spacing w:after="20" w:before="0"/>
             </w:pPr>
-            <w:hyperlink w:history="1" r:id="rIdopbpcj0z0oo2bu6z91l34">
+            <w:hyperlink w:history="1" r:id="rIdl8i1bbr9f2l3xsxxug4gu">
               <w:r>
                 <w:rPr>
                   <w:rFonts w:ascii="Arial" w:cs="Arial" w:eastAsia="Arial" w:hAnsi="Arial"/>
@@ -18861,7 +18861,7 @@
               <w:spacing w:after="10" w:before="0"/>
               <w:ind w:left="120"/>
             </w:pPr>
-            <w:hyperlink w:history="1" r:id="rId0_p1hj3mmyd32bjckbr7f">
+            <w:hyperlink w:history="1" r:id="rIduvsdo0aopdjy-1vwu5-rm">
               <w:r>
                 <w:rPr>
                   <w:rFonts w:ascii="Arial" w:cs="Arial" w:eastAsia="Arial" w:hAnsi="Arial"/>
@@ -18906,7 +18906,7 @@
             <w:pPr>
               <w:spacing w:after="20" w:before="0"/>
             </w:pPr>
-            <w:hyperlink w:history="1" r:id="rIdavsgq10ftindv7bgyerhe">
+            <w:hyperlink w:history="1" r:id="rIdz9izxsfi1yghfuc6kqqif">
               <w:r>
                 <w:rPr>
                   <w:rFonts w:ascii="Arial" w:cs="Arial" w:eastAsia="Arial" w:hAnsi="Arial"/>
@@ -18939,7 +18939,7 @@
               <w:spacing w:after="10" w:before="0"/>
               <w:ind w:left="120"/>
             </w:pPr>
-            <w:hyperlink w:history="1" r:id="rIdqkzq54lylq5a14vp_kl8n">
+            <w:hyperlink w:history="1" r:id="rId4xzc7qizkwze_lmfyohez">
               <w:r>
                 <w:rPr>
                   <w:rFonts w:ascii="Arial" w:cs="Arial" w:eastAsia="Arial" w:hAnsi="Arial"/>
@@ -18984,7 +18984,7 @@
               </w:rPr>
               <w:t xml:space="preserve">Groups of four set up a retort stand with a steel spring hanging from the clamp. Each group has: a metre rule (clamped vertically beside the spring), a set of slotted masses (50 g each, up to 500 g), a results table in their science journals, and safety goggles. The investigation procedure is displayed on the board: (1) Record the natural length of the spring (no load) — this is the reference position. (2) Add masses one at a time (0.5 N increments). After each addition, wait 10 seconds for the spring to settle, then record the new length and calculate extension (extension = new length − natural length). (3) Continue until </w:t>
             </w:r>
-            <w:del w:id="9281" w:author="Claude (AI) - proposed" w:date="2026-10-15T08:04:10Z">
+            <w:del w:id="9281" w:author="Claude (AI) - proposed" w:date="2026-10-18T00:31:56Z">
               <w:r>
                 <w:rPr>
                   <w:rFonts w:ascii="Arial" w:cs="Arial" w:eastAsia="Arial" w:hAnsi="Arial"/>
@@ -19012,7 +19012,7 @@
               </w:rPr>
               <w:t xml:space="preserve">5 N is reached </w:t>
             </w:r>
-            <w:del w:id="9282" w:author="Claude (AI) - proposed" w:date="2026-10-15T08:04:10Z">
+            <w:del w:id="9282" w:author="Claude (AI) - proposed" w:date="2026-10-18T00:31:56Z">
               <w:r>
                 <w:rPr>
                   <w:rFonts w:ascii="Arial" w:cs="Arial" w:eastAsia="Arial" w:hAnsi="Arial"/>
@@ -19027,7 +19027,7 @@
                 <w:delText xml:space="preserve">— whichever comes first</w:delText>
               </w:r>
             </w:del>
-            <w:ins w:id="9283" w:author="Claude (AI) - proposed" w:date="2026-10-15T08:04:10Z">
+            <w:ins w:id="9283" w:author="Claude (AI) - proposed" w:date="2026-10-18T00:31:56Z">
               <w:r>
                 <w:rPr>
                   <w:rFonts w:ascii="Arial" w:cs="Arial" w:eastAsia="Arial" w:hAnsi="Arial"/>
@@ -19055,7 +19055,7 @@
               </w:rPr>
               <w:t xml:space="preserve">. (4) Record observations in the two-column results table: Force (N) | Extension (cm). Groups using a 'stiff' spring (k ≈ 25 N/m) and groups using a 'soft' spring (k ≈ 10 N/m) are alternated around the room. </w:t>
             </w:r>
-            <w:ins w:id="9284" w:author="Claude (AI) - proposed" w:date="2026-10-15T08:04:10Z">
+            <w:ins w:id="9284" w:author="Claude (AI) - proposed" w:date="2026-10-18T00:31:56Z">
               <w:r>
                 <w:rPr>
                   <w:rFonts w:ascii="Arial" w:cs="Arial" w:eastAsia="Arial" w:hAnsi="Arial"/>
@@ -19083,7 +19083,7 @@
               </w:rPr>
               <w:t xml:space="preserve">After collecting data, each group plots their force-extension graph on pre-printed graph axes (Force on y-axis, Extension on x-axis), draws the line of best fit through the linear region, and</w:t>
             </w:r>
-            <w:ins w:id="9285" w:author="Claude (AI) - proposed" w:date="2026-10-15T08:04:10Z">
+            <w:ins w:id="9285" w:author="Claude (AI) - proposed" w:date="2026-10-18T00:31:56Z">
               <w:r>
                 <w:rPr>
                   <w:rFonts w:ascii="Arial" w:cs="Arial" w:eastAsia="Arial" w:hAnsi="Arial"/>
@@ -19144,7 +19144,7 @@
               </w:rPr>
               <w:t xml:space="preserve">Before groups begin, demonstrate the setup at the front bench (2 minutes): 'Watch how I read the ruler — my eye must be level with the bottom of the spring coil to avoid parallax error.' Ask: 'Korir, what error am I avoiding by keeping my eye level? Give me 10 seconds.' [WAIT 10 seconds.] Cold-call Korir. Circulate during data collection — every 4 minutes visit a new group. At each group ask: 'What pattern are you noticing in your extension column?' and 'How confident are you in your last reading — did you wait for the spring to stop oscillating?' At the 20-minute mark, </w:t>
             </w:r>
-            <w:del w:id="9286" w:author="Claude (AI) - proposed" w:date="2026-10-15T08:04:10Z">
+            <w:del w:id="9286" w:author="Claude (AI) - proposed" w:date="2026-10-18T00:31:56Z">
               <w:r>
                 <w:rPr>
                   <w:rFonts w:ascii="Arial" w:cs="Arial" w:eastAsia="Arial" w:hAnsi="Arial"/>
@@ -19159,7 +19159,7 @@
                 <w:delText xml:space="preserve">prompt groups who have not yet seen a curve: 'Add one more 50 g mass — watch very carefully what happens to the spring after you remove the load.' For groups using the soft spring that reaches</w:delText>
               </w:r>
             </w:del>
-            <w:ins w:id="9287" w:author="Claude (AI) - proposed" w:date="2026-10-15T08:04:10Z">
+            <w:ins w:id="9287" w:author="Claude (AI) - proposed" w:date="2026-10-18T00:31:56Z">
               <w:r>
                 <w:rPr>
                   <w:rFonts w:ascii="Arial" w:cs="Arial" w:eastAsia="Arial" w:hAnsi="Arial"/>
@@ -19187,7 +19187,7 @@
               </w:rPr>
               <w:t xml:space="preserve"> its elastic limit</w:t>
             </w:r>
-            <w:del w:id="9288" w:author="Claude (AI) - proposed" w:date="2026-10-15T08:04:10Z">
+            <w:del w:id="9288" w:author="Claude (AI) - proposed" w:date="2026-10-18T00:31:56Z">
               <w:r>
                 <w:rPr>
                   <w:rFonts w:ascii="Arial" w:cs="Arial" w:eastAsia="Arial" w:hAnsi="Arial"/>
@@ -19202,7 +19202,7 @@
                 <w:delText xml:space="preserve"> early</w:delText>
               </w:r>
             </w:del>
-            <w:ins w:id="9289" w:author="Claude (AI) - proposed" w:date="2026-10-15T08:04:10Z">
+            <w:ins w:id="9289" w:author="Claude (AI) - proposed" w:date="2026-10-18T00:31:56Z">
               <w:r>
                 <w:rPr>
                   <w:rFonts w:ascii="Arial" w:cs="Arial" w:eastAsia="Arial" w:hAnsi="Arial"/>
@@ -19263,7 +19263,7 @@
               </w:rPr>
               <w:t xml:space="preserve">Structured Data Collection with Comparative Spring Groups — by deliberately giving half the class a stiff spring and half a soft spring, the investigation produces two different gradients</w:t>
             </w:r>
-            <w:del w:id="9290" w:author="Claude (AI) - proposed" w:date="2026-10-15T08:04:10Z">
+            <w:del w:id="9290" w:author="Claude (AI) - proposed" w:date="2026-10-18T00:31:56Z">
               <w:r>
                 <w:rPr>
                   <w:rFonts w:ascii="Arial" w:cs="Arial" w:eastAsia="Arial" w:hAnsi="Arial"/>
@@ -19278,7 +19278,7 @@
                 <w:delText xml:space="preserve"> and two different elastic limits</w:delText>
               </w:r>
             </w:del>
-            <w:ins w:id="9291" w:author="Claude (AI) - proposed" w:date="2026-10-15T08:04:10Z">
+            <w:ins w:id="9291" w:author="Claude (AI) - proposed" w:date="2026-10-18T00:31:56Z">
               <w:r>
                 <w:rPr>
                   <w:rFonts w:ascii="Arial" w:cs="Arial" w:eastAsia="Arial" w:hAnsi="Arial"/>
@@ -19395,7 +19395,7 @@
             <w:pPr>
               <w:spacing w:after="20" w:before="0"/>
             </w:pPr>
-            <w:hyperlink w:history="1" r:id="rIddubwuikgeut7poh1-qayk">
+            <w:hyperlink w:history="1" r:id="rIdycjeopvt5jdgflv1_okg2">
               <w:r>
                 <w:rPr>
                   <w:rFonts w:ascii="Arial" w:cs="Arial" w:eastAsia="Arial" w:hAnsi="Arial"/>
@@ -19428,7 +19428,7 @@
               <w:spacing w:after="10" w:before="0"/>
               <w:ind w:left="120"/>
             </w:pPr>
-            <w:hyperlink w:history="1" r:id="rIdtzruhx8a4azim_x4xs0ac">
+            <w:hyperlink w:history="1" r:id="rIdesd1az0cztnsnucnf-rps">
               <w:r>
                 <w:rPr>
                   <w:rFonts w:ascii="Arial" w:cs="Arial" w:eastAsia="Arial" w:hAnsi="Arial"/>
@@ -19473,7 +19473,7 @@
             <w:pPr>
               <w:spacing w:after="20" w:before="0"/>
             </w:pPr>
-            <w:hyperlink w:history="1" r:id="rIdtaj0jsjamyrsfwk_eh7bq">
+            <w:hyperlink w:history="1" r:id="rIdwpvjbkkcem0087i4m1ak1">
               <w:r>
                 <w:rPr>
                   <w:rFonts w:ascii="Arial" w:cs="Arial" w:eastAsia="Arial" w:hAnsi="Arial"/>
@@ -19522,7 +19522,7 @@
               <w:spacing w:after="10" w:before="0"/>
               <w:ind w:left="120"/>
             </w:pPr>
-            <w:hyperlink w:history="1" r:id="rId9wspcwy0zmqls-fnmq2nt">
+            <w:hyperlink w:history="1" r:id="rIdsdmfol7_xhplwvksk3t1f">
               <w:r>
                 <w:rPr>
                   <w:rFonts w:ascii="Arial" w:cs="Arial" w:eastAsia="Arial" w:hAnsi="Arial"/>
@@ -19722,7 +19722,7 @@
             <w:pPr>
               <w:spacing w:after="20" w:before="0"/>
             </w:pPr>
-            <w:hyperlink w:history="1" r:id="rIducupf4xn_i8va6uyb4yyx">
+            <w:hyperlink w:history="1" r:id="rIdbsbjklihj5xq5ow0ys2av">
               <w:r>
                 <w:rPr>
                   <w:rFonts w:ascii="Arial" w:cs="Arial" w:eastAsia="Arial" w:hAnsi="Arial"/>
@@ -19755,7 +19755,7 @@
               <w:spacing w:after="10" w:before="0"/>
               <w:ind w:left="120"/>
             </w:pPr>
-            <w:hyperlink w:history="1" r:id="rId8pwo2mrgurrxk_v499mv9">
+            <w:hyperlink w:history="1" r:id="rIdfjpg4mz1s1y0k5vu2-3nv">
               <w:r>
                 <w:rPr>
                   <w:rFonts w:ascii="Arial" w:cs="Arial" w:eastAsia="Arial" w:hAnsi="Arial"/>
@@ -19800,7 +19800,7 @@
             <w:pPr>
               <w:spacing w:after="20" w:before="0"/>
             </w:pPr>
-            <w:hyperlink w:history="1" r:id="rIdg5gugej8ebw0di8bcwjkg">
+            <w:hyperlink w:history="1" r:id="rIdnlgkus65nfqpnkar6iyys">
               <w:r>
                 <w:rPr>
                   <w:rFonts w:ascii="Arial" w:cs="Arial" w:eastAsia="Arial" w:hAnsi="Arial"/>
@@ -19833,7 +19833,7 @@
               <w:spacing w:after="10" w:before="0"/>
               <w:ind w:left="120"/>
             </w:pPr>
-            <w:hyperlink w:history="1" r:id="rIdvtw1up8vcuip7epcynk9n">
+            <w:hyperlink w:history="1" r:id="rIdypchywe930kxju8azu4cs">
               <w:r>
                 <w:rPr>
                   <w:rFonts w:ascii="Arial" w:cs="Arial" w:eastAsia="Arial" w:hAnsi="Arial"/>
@@ -20033,7 +20033,7 @@
             <w:pPr>
               <w:spacing w:after="20" w:before="0"/>
             </w:pPr>
-            <w:hyperlink w:history="1" r:id="rId182ywnuga5exv10njufgu">
+            <w:hyperlink w:history="1" r:id="rIdij88n3o-g0j9i8-ugbble">
               <w:r>
                 <w:rPr>
                   <w:rFonts w:ascii="Arial" w:cs="Arial" w:eastAsia="Arial" w:hAnsi="Arial"/>
@@ -20066,7 +20066,7 @@
               <w:spacing w:after="10" w:before="0"/>
               <w:ind w:left="120"/>
             </w:pPr>
-            <w:hyperlink w:history="1" r:id="rIdkrns2hr_6wcmxx-v2ezjk">
+            <w:hyperlink w:history="1" r:id="rIdugcmib0g-vr4uut9ir1q_">
               <w:r>
                 <w:rPr>
                   <w:rFonts w:ascii="Arial" w:cs="Arial" w:eastAsia="Arial" w:hAnsi="Arial"/>
@@ -20111,7 +20111,7 @@
             <w:pPr>
               <w:spacing w:after="20" w:before="0"/>
             </w:pPr>
-            <w:hyperlink w:history="1" r:id="rIdwoum_fgkp722mfqwlmhka">
+            <w:hyperlink w:history="1" r:id="rIdrbbzgnylrbjzid2y6f4av">
               <w:r>
                 <w:rPr>
                   <w:rFonts w:ascii="Arial" w:cs="Arial" w:eastAsia="Arial" w:hAnsi="Arial"/>
@@ -20144,7 +20144,7 @@
               <w:spacing w:after="10" w:before="0"/>
               <w:ind w:left="120"/>
             </w:pPr>
-            <w:hyperlink w:history="1" r:id="rIdth3prcxbmjnve_2yrkjgj">
+            <w:hyperlink w:history="1" r:id="rId2dqbbpdxvavk2m4rjd7mx">
               <w:r>
                 <w:rPr>
                   <w:rFonts w:ascii="Arial" w:cs="Arial" w:eastAsia="Arial" w:hAnsi="Arial"/>
@@ -20209,7 +20209,7 @@
               <w:spacing w:after="40" w:before="0"/>
               <w:jc w:val="left"/>
             </w:pPr>
-            <w:ins w:id="9292" w:author="Claude (AI) - proposed" w:date="2026-10-15T08:04:10Z">
+            <w:ins w:id="9292" w:author="Claude (AI) - proposed" w:date="2026-10-18T00:31:56Z">
               <w:r>
                 <w:rPr>
                   <w:rFonts w:ascii="Arial" w:cs="Arial" w:eastAsia="Arial" w:hAnsi="Arial"/>
@@ -20628,7 +20628,7 @@
               </w:rPr>
               <w:t xml:space="preserve">Learners added slotted masses (0–5 N) to a hanging steel spring and measured the extension at each load increment using a metre rule clamped beside the retort stand. Half the class used a stiff spring; half used a soft spring. Learners recorded data in a force-extension table, plotted their results on graph paper, drew a line of best fit through the linear region, and marked </w:t>
             </w:r>
-            <w:del w:id="9293" w:author="Claude (AI) - proposed" w:date="2026-10-15T08:04:10Z">
+            <w:del w:id="9293" w:author="Claude (AI) - proposed" w:date="2026-10-18T00:31:56Z">
               <w:r>
                 <w:rPr>
                   <w:rFonts w:ascii="Arial" w:cs="Arial" w:eastAsia="Arial" w:hAnsi="Arial"/>
@@ -20643,7 +20643,7 @@
                 <w:delText xml:space="preserve">the</w:delText>
               </w:r>
             </w:del>
-            <w:ins w:id="9294" w:author="Claude (AI) - proposed" w:date="2026-10-15T08:04:10Z">
+            <w:ins w:id="9294" w:author="Claude (AI) - proposed" w:date="2026-10-18T00:31:56Z">
               <w:r>
                 <w:rPr>
                   <w:rFonts w:ascii="Arial" w:cs="Arial" w:eastAsia="Arial" w:hAnsi="Arial"/>
@@ -20671,7 +20671,7 @@
               </w:rPr>
               <w:t xml:space="preserve"> point where the graph began to curve (</w:t>
             </w:r>
-            <w:ins w:id="9295" w:author="Claude (AI) - proposed" w:date="2026-10-15T08:04:10Z">
+            <w:ins w:id="9295" w:author="Claude (AI) - proposed" w:date="2026-10-18T00:31:56Z">
               <w:r>
                 <w:rPr>
                   <w:rFonts w:ascii="Arial" w:cs="Arial" w:eastAsia="Arial" w:hAnsi="Arial"/>
@@ -20699,7 +20699,7 @@
               </w:rPr>
               <w:t xml:space="preserve">the elastic limit</w:t>
             </w:r>
-            <w:ins w:id="9296" w:author="Claude (AI) - proposed" w:date="2026-10-15T08:04:10Z">
+            <w:ins w:id="9296" w:author="Claude (AI) - proposed" w:date="2026-10-18T00:31:56Z">
               <w:r>
                 <w:rPr>
                   <w:rFonts w:ascii="Arial" w:cs="Arial" w:eastAsia="Arial" w:hAnsi="Arial"/>
@@ -20883,7 +20883,7 @@
         </w:rPr>
         <w:t xml:space="preserve">© 2026 SeaVuria and ARES. Aligned with KICD objectives. Developed by SeaVuria; technical implementation by ARES (with AI assistance from Claude). Licensed under </w:t>
       </w:r>
-      <w:hyperlink w:history="1" r:id="rIdjivd_nhlphxcf5lri1uv-">
+      <w:hyperlink w:history="1" r:id="rIdmpc7f9jsxt6udweodr4s5">
         <w:r>
           <w:rPr>
             <w:rFonts w:ascii="Arial" w:cs="Arial" w:eastAsia="Arial" w:hAnsi="Arial"/>
@@ -20904,7 +20904,7 @@
         </w:rPr>
         <w:t xml:space="preserve"> (</w:t>
       </w:r>
-      <w:hyperlink w:history="1" r:id="rIdmxqztzdcxwt8k61mou6aq">
+      <w:hyperlink w:history="1" r:id="rIdmndhsp_k9wgujtfjy6dxj">
         <w:r>
           <w:rPr>
             <w:rFonts w:ascii="Arial" w:cs="Arial" w:eastAsia="Arial" w:hAnsi="Arial"/>
@@ -21412,7 +21412,7 @@
               <w:spacing w:after="40" w:before="0"/>
               <w:jc w:val="left"/>
             </w:pPr>
-            <w:del w:id="9297" w:author="Claude (AI) - proposed" w:date="2026-10-15T08:04:10Z">
+            <w:del w:id="9297" w:author="Claude (AI) - proposed" w:date="2026-10-18T00:31:56Z">
               <w:r>
                 <w:rPr>
                   <w:rFonts w:ascii="Arial" w:cs="Arial" w:eastAsia="Arial" w:hAnsi="Arial"/>
@@ -21427,7 +21427,7 @@
                 <w:delText xml:space="preserve">How</w:delText>
               </w:r>
             </w:del>
-            <w:ins w:id="9298" w:author="Claude (AI) - proposed" w:date="2026-10-15T08:04:10Z">
+            <w:ins w:id="9298" w:author="Claude (AI) - proposed" w:date="2026-10-18T00:31:56Z">
               <w:r>
                 <w:rPr>
                   <w:rFonts w:ascii="Arial" w:cs="Arial" w:eastAsia="Arial" w:hAnsi="Arial"/>
@@ -21686,7 +21686,7 @@
               </w:rPr>
               <w:t xml:space="preserve">Learners return to the Kericho bridge rope puzzle armed with four lessons of prior knowledge (elastic/plastic behaviour, Hooke's Law, elastic potential energy, elastic limit). Today they discover that visual similarity between ropes is meaningless — what matters are quantitative material properties: stress, strain, and Young's Modulus. Through a structured experiment using rubber strips and thin wire (or sisal strands), learners generate their own stress-strain data, plot graphs, identify key graph features (elastic limit, yield point, UTS, fracture point), and calculate E-values. They then compare </w:t>
             </w:r>
-            <w:del w:id="9299" w:author="Claude (AI) - proposed" w:date="2026-10-15T08:04:10Z">
+            <w:del w:id="9299" w:author="Claude (AI) - proposed" w:date="2026-10-18T00:31:56Z">
               <w:r>
                 <w:rPr>
                   <w:rFonts w:ascii="Arial" w:cs="Arial" w:eastAsia="Arial" w:hAnsi="Arial"/>
@@ -21701,7 +21701,7 @@
                 <w:delText xml:space="preserve">their experimental</w:delText>
               </w:r>
             </w:del>
-            <w:ins w:id="9300" w:author="Claude (AI) - proposed" w:date="2026-10-15T08:04:10Z">
+            <w:ins w:id="9300" w:author="Claude (AI) - proposed" w:date="2026-10-18T00:31:56Z">
               <w:r>
                 <w:rPr>
                   <w:rFonts w:ascii="Arial" w:cs="Arial" w:eastAsia="Arial" w:hAnsi="Arial"/>
@@ -21729,7 +21729,7 @@
               </w:rPr>
               <w:t xml:space="preserve"> E-values </w:t>
             </w:r>
-            <w:del w:id="9301" w:author="Claude (AI) - proposed" w:date="2026-10-15T08:04:10Z">
+            <w:del w:id="9301" w:author="Claude (AI) - proposed" w:date="2026-10-18T00:31:56Z">
               <w:r>
                 <w:rPr>
                   <w:rFonts w:ascii="Arial" w:cs="Arial" w:eastAsia="Arial" w:hAnsi="Arial"/>
@@ -21744,7 +21744,7 @@
                 <w:delText xml:space="preserve">with reference values for sisal (new) and sisal (aged/degraded)</w:delText>
               </w:r>
             </w:del>
-            <w:ins w:id="9302" w:author="Claude (AI) - proposed" w:date="2026-10-15T08:04:10Z">
+            <w:ins w:id="9302" w:author="Claude (AI) - proposed" w:date="2026-10-18T00:31:56Z">
               <w:r>
                 <w:rPr>
                   <w:rFonts w:ascii="Arial" w:cs="Arial" w:eastAsia="Arial" w:hAnsi="Arial"/>
@@ -21772,7 +21772,7 @@
               </w:rPr>
               <w:t xml:space="preserve"> to explain the bridge failure in precise scientific language. By the end of the lesson, learners can predict — before a test — which material will snap under the farmer's 80 kg load.</w:t>
             </w:r>
-            <w:ins w:id="9303" w:author="Claude (AI) - proposed" w:date="2026-10-15T08:04:10Z">
+            <w:ins w:id="9303" w:author="Claude (AI) - proposed" w:date="2026-10-18T00:31:56Z">
               <w:r>
                 <w:rPr>
                   <w:rFonts w:ascii="Arial" w:cs="Arial" w:eastAsia="Arial" w:hAnsi="Arial"/>
@@ -22075,7 +22075,7 @@
             <w:pPr>
               <w:spacing w:after="20" w:before="0"/>
             </w:pPr>
-            <w:hyperlink w:history="1" r:id="rIdm5za_zyjy37iwjo8j5fzl">
+            <w:hyperlink w:history="1" r:id="rIda5raj5kg2b50mrplbw_z-">
               <w:r>
                 <w:rPr>
                   <w:rFonts w:ascii="Arial" w:cs="Arial" w:eastAsia="Arial" w:hAnsi="Arial"/>
@@ -22124,7 +22124,7 @@
               <w:spacing w:after="10" w:before="0"/>
               <w:ind w:left="120"/>
             </w:pPr>
-            <w:hyperlink w:history="1" r:id="rIdrfrst608zu2bqzb5n2two">
+            <w:hyperlink w:history="1" r:id="rIdiz2bewz4vmxxn_bprufjj">
               <w:r>
                 <w:rPr>
                   <w:rFonts w:ascii="Arial" w:cs="Arial" w:eastAsia="Arial" w:hAnsi="Arial"/>
@@ -22169,7 +22169,7 @@
             <w:pPr>
               <w:spacing w:after="20" w:before="0"/>
             </w:pPr>
-            <w:hyperlink w:history="1" r:id="rIdxspk_7nybmwashthj6--k">
+            <w:hyperlink w:history="1" r:id="rIdlnaglpsbcmdx-ydcd1avb">
               <w:r>
                 <w:rPr>
                   <w:rFonts w:ascii="Arial" w:cs="Arial" w:eastAsia="Arial" w:hAnsi="Arial"/>
@@ -22218,7 +22218,7 @@
               <w:spacing w:after="10" w:before="0"/>
               <w:ind w:left="120"/>
             </w:pPr>
-            <w:hyperlink w:history="1" r:id="rIdc-xnzzppyuzahr3cfhtob">
+            <w:hyperlink w:history="1" r:id="rIdkgvdjyabbnz5ubvqow9jj">
               <w:r>
                 <w:rPr>
                   <w:rFonts w:ascii="Arial" w:cs="Arial" w:eastAsia="Arial" w:hAnsi="Arial"/>
@@ -22418,7 +22418,7 @@
             <w:pPr>
               <w:spacing w:after="20" w:before="0"/>
             </w:pPr>
-            <w:hyperlink w:history="1" r:id="rIdqz2y8meklkp7d3cd8icja">
+            <w:hyperlink w:history="1" r:id="rId3ewgar3oop3sti4jpbhvb">
               <w:r>
                 <w:rPr>
                   <w:rFonts w:ascii="Arial" w:cs="Arial" w:eastAsia="Arial" w:hAnsi="Arial"/>
@@ -22467,7 +22467,7 @@
               <w:spacing w:after="10" w:before="0"/>
               <w:ind w:left="120"/>
             </w:pPr>
-            <w:hyperlink w:history="1" r:id="rIdgzrvpacckjkc6m77j4qnw">
+            <w:hyperlink w:history="1" r:id="rIdmhnqaf_4gv4go_c4no4u-">
               <w:r>
                 <w:rPr>
                   <w:rFonts w:ascii="Arial" w:cs="Arial" w:eastAsia="Arial" w:hAnsi="Arial"/>
@@ -22512,7 +22512,7 @@
             <w:pPr>
               <w:spacing w:after="20" w:before="0"/>
             </w:pPr>
-            <w:hyperlink w:history="1" r:id="rIddm89tct6jrlfprmc4tifq">
+            <w:hyperlink w:history="1" r:id="rIdlmq73deskge5_qlxi1e3b">
               <w:r>
                 <w:rPr>
                   <w:rFonts w:ascii="Arial" w:cs="Arial" w:eastAsia="Arial" w:hAnsi="Arial"/>
@@ -22561,7 +22561,7 @@
               <w:spacing w:after="10" w:before="0"/>
               <w:ind w:left="120"/>
             </w:pPr>
-            <w:hyperlink w:history="1" r:id="rIdcbgim6hrzqzm9uqgqrjxb">
+            <w:hyperlink w:history="1" r:id="rId1yzqdyb3-ad2bwdclwpjy">
               <w:r>
                 <w:rPr>
                   <w:rFonts w:ascii="Arial" w:cs="Arial" w:eastAsia="Arial" w:hAnsi="Arial"/>
@@ -22606,7 +22606,7 @@
               </w:rPr>
               <w:t xml:space="preserve">Groups of 4 conduct a structured experiment titled 'The Stress-Strain Investigation'. Each group receives: a rubber strip (Strip A) and a pre-fatigued rubber strip (Strip B</w:t>
             </w:r>
-            <w:ins w:id="9304" w:author="Claude (AI) - proposed" w:date="2026-10-15T08:04:10Z">
+            <w:ins w:id="9304" w:author="Claude (AI) - proposed" w:date="2026-10-18T00:31:56Z">
               <w:r>
                 <w:rPr>
                   <w:rFonts w:ascii="Arial" w:cs="Arial" w:eastAsia="Arial" w:hAnsi="Arial"/>
@@ -22634,7 +22634,7 @@
               </w:rPr>
               <w:t xml:space="preserve">), a 30 cm ruler, a vernier calliper (or mm ruler for cross-section), a set of 10 g masses up to 200 g on a mass hanger, a retort stand with clamp, and a data table printed on A4 paper. </w:t>
             </w:r>
-            <w:ins w:id="9305" w:author="Claude (AI) - proposed" w:date="2026-10-15T08:04:10Z">
+            <w:ins w:id="9305" w:author="Claude (AI) - proposed" w:date="2026-10-18T00:31:56Z">
               <w:r>
                 <w:rPr>
                   <w:rFonts w:ascii="Arial" w:cs="Arial" w:eastAsia="Arial" w:hAnsi="Arial"/>
@@ -22662,7 +22662,7 @@
               </w:rPr>
               <w:t xml:space="preserve">Step 1 (5 min): Learners measure and record the original length (L₀) and cross-sectional dimensions (width × thickness) of each strip. They calculate cross-sectional area A in m². Step 2 (</w:t>
             </w:r>
-            <w:del w:id="9306" w:author="Claude (AI) - proposed" w:date="2026-10-15T08:04:10Z">
+            <w:del w:id="9306" w:author="Claude (AI) - proposed" w:date="2026-10-18T00:31:56Z">
               <w:r>
                 <w:rPr>
                   <w:rFonts w:ascii="Arial" w:cs="Arial" w:eastAsia="Arial" w:hAnsi="Arial"/>
@@ -22677,7 +22677,7 @@
                 <w:delText xml:space="preserve">12</w:delText>
               </w:r>
             </w:del>
-            <w:ins w:id="9307" w:author="Claude (AI) - proposed" w:date="2026-10-15T08:04:10Z">
+            <w:ins w:id="9307" w:author="Claude (AI) - proposed" w:date="2026-10-18T00:31:56Z">
               <w:r>
                 <w:rPr>
                   <w:rFonts w:ascii="Arial" w:cs="Arial" w:eastAsia="Arial" w:hAnsi="Arial"/>
@@ -22705,7 +22705,7 @@
               </w:rPr>
               <w:t xml:space="preserve"> min): Learners hang masses in </w:t>
             </w:r>
-            <w:del w:id="9308" w:author="Claude (AI) - proposed" w:date="2026-10-15T08:04:10Z">
+            <w:del w:id="9308" w:author="Claude (AI) - proposed" w:date="2026-10-18T00:31:56Z">
               <w:r>
                 <w:rPr>
                   <w:rFonts w:ascii="Arial" w:cs="Arial" w:eastAsia="Arial" w:hAnsi="Arial"/>
@@ -22720,7 +22720,7 @@
                 <w:delText xml:space="preserve">20 g increments</w:delText>
               </w:r>
             </w:del>
-            <w:ins w:id="9309" w:author="Claude (AI) - proposed" w:date="2026-10-15T08:04:10Z">
+            <w:ins w:id="9309" w:author="Claude (AI) - proposed" w:date="2026-10-18T00:31:56Z">
               <w:r>
                 <w:rPr>
                   <w:rFonts w:ascii="Arial" w:cs="Arial" w:eastAsia="Arial" w:hAnsi="Arial"/>
@@ -22748,7 +22748,7 @@
               </w:rPr>
               <w:t xml:space="preserve"> and record the new length after each addition. They calculate extension ΔL, strain (ΔL/L₀), force F = mg, and stress (F/A) in Pascals for each mass increment. They record in the printed table. Step 3 (5 min): Groups </w:t>
             </w:r>
-            <w:del w:id="9310" w:author="Claude (AI) - proposed" w:date="2026-10-15T08:04:10Z">
+            <w:del w:id="9310" w:author="Claude (AI) - proposed" w:date="2026-10-18T00:31:56Z">
               <w:r>
                 <w:rPr>
                   <w:rFonts w:ascii="Arial" w:cs="Arial" w:eastAsia="Arial" w:hAnsi="Arial"/>
@@ -22763,7 +22763,7 @@
                 <w:delText xml:space="preserve">continue adding masses until one strip shows</w:delText>
               </w:r>
             </w:del>
-            <w:ins w:id="9311" w:author="Claude (AI) - proposed" w:date="2026-10-15T08:04:10Z">
+            <w:ins w:id="9311" w:author="Claude (AI) - proposed" w:date="2026-10-18T00:31:56Z">
               <w:r>
                 <w:rPr>
                   <w:rFonts w:ascii="Arial" w:cs="Arial" w:eastAsia="Arial" w:hAnsi="Arial"/>
@@ -22791,7 +22791,7 @@
               </w:rPr>
               <w:t xml:space="preserve"> permanent deformation or </w:t>
             </w:r>
-            <w:del w:id="9312" w:author="Claude (AI) - proposed" w:date="2026-10-15T08:04:10Z">
+            <w:del w:id="9312" w:author="Claude (AI) - proposed" w:date="2026-10-18T00:31:56Z">
               <w:r>
                 <w:rPr>
                   <w:rFonts w:ascii="Arial" w:cs="Arial" w:eastAsia="Arial" w:hAnsi="Arial"/>
@@ -22806,7 +22806,7 @@
                 <w:delText xml:space="preserve">snaps (with safety precautions in place)</w:delText>
               </w:r>
             </w:del>
-            <w:ins w:id="9313" w:author="Claude (AI) - proposed" w:date="2026-10-15T08:04:10Z">
+            <w:ins w:id="9313" w:author="Claude (AI) - proposed" w:date="2026-10-18T00:31:56Z">
               <w:r>
                 <w:rPr>
                   <w:rFonts w:ascii="Arial" w:cs="Arial" w:eastAsia="Arial" w:hAnsi="Arial"/>
@@ -22834,7 +22834,7 @@
               </w:rPr>
               <w:t xml:space="preserve">. They mark on their table </w:t>
             </w:r>
-            <w:del w:id="9314" w:author="Claude (AI) - proposed" w:date="2026-10-15T08:04:10Z">
+            <w:del w:id="9314" w:author="Claude (AI) - proposed" w:date="2026-10-18T00:31:56Z">
               <w:r>
                 <w:rPr>
                   <w:rFonts w:ascii="Arial" w:cs="Arial" w:eastAsia="Arial" w:hAnsi="Arial"/>
@@ -22849,7 +22849,7 @@
                 <w:delText xml:space="preserve">the</w:delText>
               </w:r>
             </w:del>
-            <w:ins w:id="9315" w:author="Claude (AI) - proposed" w:date="2026-10-15T08:04:10Z">
+            <w:ins w:id="9315" w:author="Claude (AI) - proposed" w:date="2026-10-18T00:31:56Z">
               <w:r>
                 <w:rPr>
                   <w:rFonts w:ascii="Arial" w:cs="Arial" w:eastAsia="Arial" w:hAnsi="Arial"/>
@@ -22877,7 +22877,7 @@
               </w:rPr>
               <w:t xml:space="preserve"> row where permanent deformation began. Step 4 (</w:t>
             </w:r>
-            <w:del w:id="9316" w:author="Claude (AI) - proposed" w:date="2026-10-15T08:04:10Z">
+            <w:del w:id="9316" w:author="Claude (AI) - proposed" w:date="2026-10-18T00:31:56Z">
               <w:r>
                 <w:rPr>
                   <w:rFonts w:ascii="Arial" w:cs="Arial" w:eastAsia="Arial" w:hAnsi="Arial"/>
@@ -22892,7 +22892,7 @@
                 <w:delText xml:space="preserve">3</w:delText>
               </w:r>
             </w:del>
-            <w:ins w:id="9317" w:author="Claude (AI) - proposed" w:date="2026-10-15T08:04:10Z">
+            <w:ins w:id="9317" w:author="Claude (AI) - proposed" w:date="2026-10-18T00:31:56Z">
               <w:r>
                 <w:rPr>
                   <w:rFonts w:ascii="Arial" w:cs="Arial" w:eastAsia="Arial" w:hAnsi="Arial"/>
@@ -22953,7 +22953,7 @@
               </w:rPr>
               <w:t xml:space="preserve">Before distributing equipment, say verbatim: 'This experiment is about NUMBERS, not just what you see. Your eyes told you both strips look similar — today your data will tell you the truth.' Demonstrate how to use the vernier calliper or mm ruler for cross-section in 90 seconds. Circulate every 4 minutes. At each group, ask one targeted question from this rotation: (Group round 1) 'Show me how you calculated your cross-sectional area — what units did you use?' (Group round 2) 'What is stress? Tell me in words — not just the formula.' Apply 10-second wait time. (Group round 3) 'Your strain value has no units — why? What does that tell you about what strain measures?' Apply 12-second wait time. (Group round 4, near the end) 'Your two curves are separating on the graph — what does that separation mean physically?' Apply 15-second wait time. If a strip snaps safely: freeze the class for 30 seconds and say: 'Note exactly what happened — at what stress level did fracture occur? Add a mark labelled FRACTURE POINT to your graph right now.'</w:t>
             </w:r>
-            <w:ins w:id="9318" w:author="Claude (AI) - proposed" w:date="2026-10-15T08:04:10Z">
+            <w:ins w:id="9318" w:author="Claude (AI) - proposed" w:date="2026-10-18T00:31:56Z">
               <w:r>
                 <w:rPr>
                   <w:rFonts w:ascii="Arial" w:cs="Arial" w:eastAsia="Arial" w:hAnsi="Arial"/>
@@ -23090,7 +23090,7 @@
             <w:pPr>
               <w:spacing w:after="20" w:before="0"/>
             </w:pPr>
-            <w:hyperlink w:history="1" r:id="rIdjhn4finy0fyrmoityfaff">
+            <w:hyperlink w:history="1" r:id="rIdrb-qeqpoplrfjgxk0ianz">
               <w:r>
                 <w:rPr>
                   <w:rFonts w:ascii="Arial" w:cs="Arial" w:eastAsia="Arial" w:hAnsi="Arial"/>
@@ -23139,7 +23139,7 @@
               <w:spacing w:after="10" w:before="0"/>
               <w:ind w:left="120"/>
             </w:pPr>
-            <w:hyperlink w:history="1" r:id="rIddpeb2eyimjglgpdknisu5">
+            <w:hyperlink w:history="1" r:id="rIdqy5rwqbtyfvpnkfp9d8h7">
               <w:r>
                 <w:rPr>
                   <w:rFonts w:ascii="Arial" w:cs="Arial" w:eastAsia="Arial" w:hAnsi="Arial"/>
@@ -23184,7 +23184,7 @@
             <w:pPr>
               <w:spacing w:after="20" w:before="0"/>
             </w:pPr>
-            <w:hyperlink w:history="1" r:id="rIdaet4l7pjrkqhxbtzcls78">
+            <w:hyperlink w:history="1" r:id="rIdst8y7rnxtfeatqul_jjve">
               <w:r>
                 <w:rPr>
                   <w:rFonts w:ascii="Arial" w:cs="Arial" w:eastAsia="Arial" w:hAnsi="Arial"/>
@@ -23233,7 +23233,7 @@
               <w:spacing w:after="10" w:before="0"/>
               <w:ind w:left="120"/>
             </w:pPr>
-            <w:hyperlink w:history="1" r:id="rIdnh2atcydvcu-suruc_gvy">
+            <w:hyperlink w:history="1" r:id="rId9f4gfp7nconkh_comqjdp">
               <w:r>
                 <w:rPr>
                   <w:rFonts w:ascii="Arial" w:cs="Arial" w:eastAsia="Arial" w:hAnsi="Arial"/>
@@ -23278,7 +23278,7 @@
               </w:rPr>
               <w:t xml:space="preserve">Whole-class debrief and concept consolidation. Groups post their stress-strain graphs on the classroom wall. Learners do a 3-minute 'Gallery Walk' — each learner places a sticker dot on any graph that shows a clearly visible elastic limit point and writes one observation on a sticky note. Teacher then leads a structured whole-class discussion using a pre-drawn model stress-strain graph on the board (or projected). Learners label key features on </w:t>
             </w:r>
-            <w:del w:id="9319" w:author="Claude (AI) - proposed" w:date="2026-10-15T08:04:10Z">
+            <w:del w:id="9319" w:author="Claude (AI) - proposed" w:date="2026-10-18T00:31:56Z">
               <w:r>
                 <w:rPr>
                   <w:rFonts w:ascii="Arial" w:cs="Arial" w:eastAsia="Arial" w:hAnsi="Arial"/>
@@ -23293,7 +23293,7 @@
                 <w:delText xml:space="preserve">their own graphs</w:delText>
               </w:r>
             </w:del>
-            <w:ins w:id="9320" w:author="Claude (AI) - proposed" w:date="2026-10-15T08:04:10Z">
+            <w:ins w:id="9320" w:author="Claude (AI) - proposed" w:date="2026-10-18T00:31:56Z">
               <w:r>
                 <w:rPr>
                   <w:rFonts w:ascii="Arial" w:cs="Arial" w:eastAsia="Arial" w:hAnsi="Arial"/>
@@ -23321,7 +23321,7 @@
               </w:rPr>
               <w:t xml:space="preserve">: (1) Linear (Hookean) region, (2) Elastic limit, (3) Yield point, (4) Ultimate Tensile Strength (UTS), (5) Fracture/Breaking point. Teacher introduces Young's Modulus as the gradient of the linear region: E = stress/strain = (F/A)/(ΔL/L₀). Each group calculates E for both Strip A and Strip B from the </w:t>
             </w:r>
-            <w:ins w:id="9321" w:author="Claude (AI) - proposed" w:date="2026-10-15T08:04:10Z">
+            <w:ins w:id="9321" w:author="Claude (AI) - proposed" w:date="2026-10-18T00:31:56Z">
               <w:r>
                 <w:rPr>
                   <w:rFonts w:ascii="Arial" w:cs="Arial" w:eastAsia="Arial" w:hAnsi="Arial"/>
@@ -23349,7 +23349,7 @@
               </w:rPr>
               <w:t xml:space="preserve">linear portion of their graph. Groups compare their E-values and discuss: 'Which rope has the higher Young's Modulus? What does a higher E mean — stiffer or more flexible? Which rope would you use for the Kericho bridge?' The class constructs a consensus answer on the board linking E-values back to the bridge phenomenon.</w:t>
             </w:r>
-            <w:ins w:id="9322" w:author="Claude (AI) - proposed" w:date="2026-10-15T08:04:10Z">
+            <w:ins w:id="9322" w:author="Claude (AI) - proposed" w:date="2026-10-18T00:31:56Z">
               <w:r>
                 <w:rPr>
                   <w:rFonts w:ascii="Arial" w:cs="Arial" w:eastAsia="Arial" w:hAnsi="Arial"/>
@@ -23397,7 +23397,7 @@
               </w:rPr>
               <w:t xml:space="preserve">During Gallery Walk, circulate silently and note which groups have the clearest elastic limit visible. After Gallery Walk, say: 'I noticed Group 3 and Group 7 had very clear elastic limit points. Group 3 — come tell the class how you identified it on your graph. You have 30 seconds.' Apply 12-second wait time before prompting. After group explains, say to class: 'Do you agree? Thumbs up/sideways/down.' Address any thumbs-sideways or down. When introducing E: write on the board: 'E = σ/ε' then say verbatim: 'Young's Modulus is a material's resistance to being stretched per unit of strain. A HIGHER E means the material is STIFFER — it needs more stress to produce the same strain. Now — which rope had the higher E in your experiment? And what does that mean for the farmer in Kericho?' Cold-call 3 individual learners (rows 3, 6, 9) for this final question with 15-second wait time each. Write their answers verbatim on the board. Conclude with: 'Notice — we are no longer guessing. </w:t>
             </w:r>
-            <w:del w:id="9323" w:author="Claude (AI) - proposed" w:date="2026-10-15T08:04:10Z">
+            <w:del w:id="9323" w:author="Claude (AI) - proposed" w:date="2026-10-18T00:31:56Z">
               <w:r>
                 <w:rPr>
                   <w:rFonts w:ascii="Arial" w:cs="Arial" w:eastAsia="Arial" w:hAnsi="Arial"/>
@@ -23425,7 +23425,7 @@
               </w:rPr>
               <w:t xml:space="preserve">Young's Modulus </w:t>
             </w:r>
-            <w:del w:id="9324" w:author="Claude (AI) - proposed" w:date="2026-10-15T08:04:10Z">
+            <w:del w:id="9324" w:author="Claude (AI) - proposed" w:date="2026-10-18T00:31:56Z">
               <w:r>
                 <w:rPr>
                   <w:rFonts w:ascii="Arial" w:cs="Arial" w:eastAsia="Arial" w:hAnsi="Arial"/>
@@ -23440,7 +23440,7 @@
                 <w:delText xml:space="preserve">— that tells us exactly</w:delText>
               </w:r>
             </w:del>
-            <w:ins w:id="9325" w:author="Claude (AI) - proposed" w:date="2026-10-15T08:04:10Z">
+            <w:ins w:id="9325" w:author="Claude (AI) - proposed" w:date="2026-10-18T00:31:56Z">
               <w:r>
                 <w:rPr>
                   <w:rFonts w:ascii="Arial" w:cs="Arial" w:eastAsia="Arial" w:hAnsi="Arial"/>
@@ -23534,7 +23534,7 @@
               </w:rPr>
               <w:t xml:space="preserve">Observable indicators: (1) Each group's calculated E-value is in Pascals (Pa or MPa) — teacher checks at least 5 groups. (2) When cold-called, learners can state the CER triad (claim, evidence, reasoning) without prompting. (3) Learners correctly identify that a LOWER E </w:t>
             </w:r>
-            <w:del w:id="9326" w:author="Claude (AI) - proposed" w:date="2026-10-15T08:04:10Z">
+            <w:del w:id="9326" w:author="Claude (AI) - proposed" w:date="2026-10-18T00:31:56Z">
               <w:r>
                 <w:rPr>
                   <w:rFonts w:ascii="Arial" w:cs="Arial" w:eastAsia="Arial" w:hAnsi="Arial"/>
@@ -23549,7 +23549,7 @@
                 <w:delText xml:space="preserve">in Strip B means it</w:delText>
               </w:r>
             </w:del>
-            <w:ins w:id="9327" w:author="Claude (AI) - proposed" w:date="2026-10-15T08:04:10Z">
+            <w:ins w:id="9327" w:author="Claude (AI) - proposed" w:date="2026-10-18T00:31:56Z">
               <w:r>
                 <w:rPr>
                   <w:rFonts w:ascii="Arial" w:cs="Arial" w:eastAsia="Arial" w:hAnsi="Arial"/>
@@ -23577,7 +23577,7 @@
               </w:rPr>
               <w:t xml:space="preserve"> deforms more easily under the same stress </w:t>
             </w:r>
-            <w:del w:id="9328" w:author="Claude (AI) - proposed" w:date="2026-10-15T08:04:10Z">
+            <w:del w:id="9328" w:author="Claude (AI) - proposed" w:date="2026-10-18T00:31:56Z">
               <w:r>
                 <w:rPr>
                   <w:rFonts w:ascii="Arial" w:cs="Arial" w:eastAsia="Arial" w:hAnsi="Arial"/>
@@ -23592,7 +23592,7 @@
                 <w:delText xml:space="preserve">— linking back to why the old Kericho rope failed</w:delText>
               </w:r>
             </w:del>
-            <w:ins w:id="9329" w:author="Claude (AI) - proposed" w:date="2026-10-15T08:04:10Z">
+            <w:ins w:id="9329" w:author="Claude (AI) - proposed" w:date="2026-10-18T00:31:56Z">
               <w:r>
                 <w:rPr>
                   <w:rFonts w:ascii="Arial" w:cs="Arial" w:eastAsia="Arial" w:hAnsi="Arial"/>
@@ -23620,7 +23620,7 @@
               </w:rPr>
               <w:t xml:space="preserve">. (4) Exit check: teacher asks the whole class to hold up </w:t>
             </w:r>
-            <w:del w:id="9330" w:author="Claude (AI) - proposed" w:date="2026-10-15T08:04:10Z">
+            <w:del w:id="9330" w:author="Claude (AI) - proposed" w:date="2026-10-18T00:31:56Z">
               <w:r>
                 <w:rPr>
                   <w:rFonts w:ascii="Arial" w:cs="Arial" w:eastAsia="Arial" w:hAnsi="Arial"/>
@@ -23635,7 +23635,7 @@
                 <w:delText xml:space="preserve">their</w:delText>
               </w:r>
             </w:del>
-            <w:ins w:id="9331" w:author="Claude (AI) - proposed" w:date="2026-10-15T08:04:10Z">
+            <w:ins w:id="9331" w:author="Claude (AI) - proposed" w:date="2026-10-18T00:31:56Z">
               <w:r>
                 <w:rPr>
                   <w:rFonts w:ascii="Arial" w:cs="Arial" w:eastAsia="Arial" w:hAnsi="Arial"/>
@@ -23663,7 +23663,7 @@
               </w:rPr>
               <w:t xml:space="preserve"> graph — every </w:t>
             </w:r>
-            <w:del w:id="9332" w:author="Claude (AI) - proposed" w:date="2026-10-15T08:04:10Z">
+            <w:del w:id="9332" w:author="Claude (AI) - proposed" w:date="2026-10-18T00:31:56Z">
               <w:r>
                 <w:rPr>
                   <w:rFonts w:ascii="Arial" w:cs="Arial" w:eastAsia="Arial" w:hAnsi="Arial"/>
@@ -23678,7 +23678,7 @@
                 <w:delText xml:space="preserve">graph</w:delText>
               </w:r>
             </w:del>
-            <w:ins w:id="9333" w:author="Claude (AI) - proposed" w:date="2026-10-15T08:04:10Z">
+            <w:ins w:id="9333" w:author="Claude (AI) - proposed" w:date="2026-10-18T00:31:56Z">
               <w:r>
                 <w:rPr>
                   <w:rFonts w:ascii="Arial" w:cs="Arial" w:eastAsia="Arial" w:hAnsi="Arial"/>
@@ -23762,7 +23762,7 @@
             <w:pPr>
               <w:spacing w:after="20" w:before="0"/>
             </w:pPr>
-            <w:hyperlink w:history="1" r:id="rIdfsznyqgbketwhzbh2vvrq">
+            <w:hyperlink w:history="1" r:id="rIdlnwkyjowk0xiv0vncm-jt">
               <w:r>
                 <w:rPr>
                   <w:rFonts w:ascii="Arial" w:cs="Arial" w:eastAsia="Arial" w:hAnsi="Arial"/>
@@ -23811,7 +23811,7 @@
               <w:spacing w:after="10" w:before="0"/>
               <w:ind w:left="120"/>
             </w:pPr>
-            <w:hyperlink w:history="1" r:id="rIdqqyx7vdfvogltvbq7j8a7">
+            <w:hyperlink w:history="1" r:id="rIdvzi46mopyakw_ihf6c9th">
               <w:r>
                 <w:rPr>
                   <w:rFonts w:ascii="Arial" w:cs="Arial" w:eastAsia="Arial" w:hAnsi="Arial"/>
@@ -23856,7 +23856,7 @@
             <w:pPr>
               <w:spacing w:after="20" w:before="0"/>
             </w:pPr>
-            <w:hyperlink w:history="1" r:id="rIddvagnvhr0b1gstubu0fxw">
+            <w:hyperlink w:history="1" r:id="rIdwpzvupjoqnwiaywcdb75y">
               <w:r>
                 <w:rPr>
                   <w:rFonts w:ascii="Arial" w:cs="Arial" w:eastAsia="Arial" w:hAnsi="Arial"/>
@@ -23905,7 +23905,7 @@
               <w:spacing w:after="10" w:before="0"/>
               <w:ind w:left="120"/>
             </w:pPr>
-            <w:hyperlink w:history="1" r:id="rId8bmmkjt7g6xce0h4stw1v">
+            <w:hyperlink w:history="1" r:id="rIdz5zox2gb_kzbntz6cori2">
               <w:r>
                 <w:rPr>
                   <w:rFonts w:ascii="Arial" w:cs="Arial" w:eastAsia="Arial" w:hAnsi="Arial"/>
@@ -23950,7 +23950,7 @@
               </w:rPr>
               <w:t xml:space="preserve">Learners return to the class Driving Question Board (DQB) that has been running across all 6 lessons. Each learner receives two sticky notes of different colours: ORANGE = 'A question today's lesson answered' and GREEN = 'A new question today's lesson raised'. Learners write individually for 3 minutes, then place their notes in the correct DQB columns. The class reads the new green questions aloud. Learners vote (show of hands) on the top 2 unanswered questions that should be </w:t>
             </w:r>
-            <w:del w:id="9334" w:author="Claude (AI) - proposed" w:date="2026-10-15T08:04:10Z">
+            <w:del w:id="9334" w:author="Claude (AI) - proposed" w:date="2026-10-18T00:31:56Z">
               <w:r>
                 <w:rPr>
                   <w:rFonts w:ascii="Arial" w:cs="Arial" w:eastAsia="Arial" w:hAnsi="Arial"/>
@@ -23965,7 +23965,7 @@
                 <w:delText xml:space="preserve">addressed in Lesson 6 (the final evidence-gathering lesson)</w:delText>
               </w:r>
             </w:del>
-            <w:ins w:id="9335" w:author="Claude (AI) - proposed" w:date="2026-10-15T08:04:10Z">
+            <w:ins w:id="9335" w:author="Claude (AI) - proposed" w:date="2026-10-18T00:31:56Z">
               <w:r>
                 <w:rPr>
                   <w:rFonts w:ascii="Arial" w:cs="Arial" w:eastAsia="Arial" w:hAnsi="Arial"/>
@@ -24026,7 +24026,7 @@
               </w:rPr>
               <w:t xml:space="preserve">Hand out sticky notes and say: 'You have three minutes — no talking. ORANGE: write one question that today's experiment answered for you, and write the answer in one sentence. GREEN: write one new question that today's data raised — something we still cannot fully explain.' Set 3-minute timer. After posting, read green questions aloud one by one. After each, ask: 'Who else had a similar question?' (show of hands). Tally. After all are read: 'The top two green questions will </w:t>
             </w:r>
-            <w:del w:id="9336" w:author="Claude (AI) - proposed" w:date="2026-10-15T08:04:10Z">
+            <w:del w:id="9336" w:author="Claude (AI) - proposed" w:date="2026-10-18T00:31:56Z">
               <w:r>
                 <w:rPr>
                   <w:rFonts w:ascii="Arial" w:cs="Arial" w:eastAsia="Arial" w:hAnsi="Arial"/>
@@ -24041,7 +24041,7 @@
                 <w:delText xml:space="preserve">shape what we investigate</w:delText>
               </w:r>
             </w:del>
-            <w:ins w:id="9337" w:author="Claude (AI) - proposed" w:date="2026-10-15T08:04:10Z">
+            <w:ins w:id="9337" w:author="Claude (AI) - proposed" w:date="2026-10-18T00:31:56Z">
               <w:r>
                 <w:rPr>
                   <w:rFonts w:ascii="Arial" w:cs="Arial" w:eastAsia="Arial" w:hAnsi="Arial"/>
@@ -24069,7 +24069,7 @@
               </w:rPr>
               <w:t xml:space="preserve"> in Lesson 6</w:t>
             </w:r>
-            <w:del w:id="9338" w:author="Claude (AI) - proposed" w:date="2026-10-15T08:04:10Z">
+            <w:del w:id="9338" w:author="Claude (AI) - proposed" w:date="2026-10-18T00:31:56Z">
               <w:r>
                 <w:rPr>
                   <w:rFonts w:ascii="Arial" w:cs="Arial" w:eastAsia="Arial" w:hAnsi="Arial"/>
@@ -24084,7 +24084,7 @@
                 <w:delText xml:space="preserve"> — our final evidence session</w:delText>
               </w:r>
             </w:del>
-            <w:ins w:id="9339" w:author="Claude (AI) - proposed" w:date="2026-10-15T08:04:10Z">
+            <w:ins w:id="9339" w:author="Claude (AI) - proposed" w:date="2026-10-18T00:31:56Z">
               <w:r>
                 <w:rPr>
                   <w:rFonts w:ascii="Arial" w:cs="Arial" w:eastAsia="Arial" w:hAnsi="Arial"/>
@@ -24234,7 +24234,7 @@
             <w:pPr>
               <w:spacing w:after="20" w:before="0"/>
             </w:pPr>
-            <w:hyperlink w:history="1" r:id="rIdupynfki_zvaplj4g5ga-l">
+            <w:hyperlink w:history="1" r:id="rIdnnzmnjbgshyto47rrkbia">
               <w:r>
                 <w:rPr>
                   <w:rFonts w:ascii="Arial" w:cs="Arial" w:eastAsia="Arial" w:hAnsi="Arial"/>
@@ -24283,7 +24283,7 @@
               <w:spacing w:after="10" w:before="0"/>
               <w:ind w:left="120"/>
             </w:pPr>
-            <w:hyperlink w:history="1" r:id="rId_2mwvhdgzrkxnbhtoa5d5">
+            <w:hyperlink w:history="1" r:id="rIdtieigiwe2wplqa-0bywur">
               <w:r>
                 <w:rPr>
                   <w:rFonts w:ascii="Arial" w:cs="Arial" w:eastAsia="Arial" w:hAnsi="Arial"/>
@@ -24328,7 +24328,7 @@
             <w:pPr>
               <w:spacing w:after="20" w:before="0"/>
             </w:pPr>
-            <w:hyperlink w:history="1" r:id="rIdpmrhyw5pqbwebs8l--ncj">
+            <w:hyperlink w:history="1" r:id="rId3kqu3hoqhwwzlf-oyqugy">
               <w:r>
                 <w:rPr>
                   <w:rFonts w:ascii="Arial" w:cs="Arial" w:eastAsia="Arial" w:hAnsi="Arial"/>
@@ -24377,7 +24377,7 @@
               <w:spacing w:after="10" w:before="0"/>
               <w:ind w:left="120"/>
             </w:pPr>
-            <w:hyperlink w:history="1" r:id="rId5bn78tcjsweiuztmng-0l">
+            <w:hyperlink w:history="1" r:id="rId7wqrmmyoiw3cdxayxdkyb">
               <w:r>
                 <w:rPr>
                   <w:rFonts w:ascii="Arial" w:cs="Arial" w:eastAsia="Arial" w:hAnsi="Arial"/>
@@ -24422,7 +24422,7 @@
               </w:rPr>
               <w:t xml:space="preserve">Learners open their science journals to their cumulative model of the Kericho bridge rope (started in Lesson 1 and revised in each subsequent lesson). Today's revision task: Add a QUANTITATIVE LAYER to the model. Learners draw or annotate two rope cross-sections side by side — one for the new rope (high E, high fracture stress) and one for the old rope (low E, low fracture stress). They label: the stress (σ) acting on the rope when the 80 kg tea-leaf sack is placed on the bridge (calculated as F/A, where F = 80 × 10 = 800 N </w:t>
             </w:r>
-            <w:ins w:id="9340" w:author="Claude (AI) - proposed" w:date="2026-10-15T08:04:10Z">
+            <w:ins w:id="9340" w:author="Claude (AI) - proposed" w:date="2026-10-18T00:31:56Z">
               <w:r>
                 <w:rPr>
                   <w:rFonts w:ascii="Arial" w:cs="Arial" w:eastAsia="Arial" w:hAnsi="Arial"/>
@@ -24450,7 +24450,7 @@
               </w:rPr>
               <w:t xml:space="preserve">and A is </w:t>
             </w:r>
-            <w:del w:id="9341" w:author="Claude (AI) - proposed" w:date="2026-10-15T08:04:10Z">
+            <w:del w:id="9341" w:author="Claude (AI) - proposed" w:date="2026-10-18T00:31:56Z">
               <w:r>
                 <w:rPr>
                   <w:rFonts w:ascii="Arial" w:cs="Arial" w:eastAsia="Arial" w:hAnsi="Arial"/>
@@ -24465,7 +24465,7 @@
                 <w:delText xml:space="preserve">estimated from their experiment</w:delText>
               </w:r>
             </w:del>
-            <w:ins w:id="9342" w:author="Claude (AI) - proposed" w:date="2026-10-15T08:04:10Z">
+            <w:ins w:id="9342" w:author="Claude (AI) - proposed" w:date="2026-10-18T00:31:56Z">
               <w:r>
                 <w:rPr>
                   <w:rFonts w:ascii="Arial" w:cs="Arial" w:eastAsia="Arial" w:hAnsi="Arial"/>
@@ -24526,7 +24526,7 @@
               </w:rPr>
               <w:t xml:space="preserve">Say verbatim: 'Every lesson we have added a new layer to our model of what happened on that Kericho bridge. Today you are adding the most powerful layer yet — actual numbers. Open your journals. You have 7 minutes.' Circulate and look for: (1) both ropes shown with different E-values labelled; (2) the 80 kg load stress annotated (accept estimates); (3) elastic limit and fracture point marked on both ropes. After 7 minutes, cold-call 2 learners (1 high-confidence, 1 still-developing — identified from earlier formative checks) to project or hold up their journal models and explain one annotation. Ask the class after each: 'What is one thing this model shows clearly? What is one thing that could be made more precise?' Apply 10-second wait time. Close with: 'In Lesson 6, we </w:t>
             </w:r>
-            <w:del w:id="9343" w:author="Claude (AI) - proposed" w:date="2026-10-15T08:04:10Z">
+            <w:del w:id="9343" w:author="Claude (AI) - proposed" w:date="2026-10-18T00:31:56Z">
               <w:r>
                 <w:rPr>
                   <w:rFonts w:ascii="Arial" w:cs="Arial" w:eastAsia="Arial" w:hAnsi="Arial"/>
@@ -24541,7 +24541,7 @@
                 <w:delText xml:space="preserve">will look at how Kenyan engineers use material data sheets — with E-values and UTS values — to certify that real structures are safe</w:delText>
               </w:r>
             </w:del>
-            <w:ins w:id="9344" w:author="Claude (AI) - proposed" w:date="2026-10-15T08:04:10Z">
+            <w:ins w:id="9344" w:author="Claude (AI) - proposed" w:date="2026-10-18T00:31:56Z">
               <w:r>
                 <w:rPr>
                   <w:rFonts w:ascii="Arial" w:cs="Arial" w:eastAsia="Arial" w:hAnsi="Arial"/>
@@ -24569,7 +24569,7 @@
               </w:rPr>
               <w:t xml:space="preserve">. Your model today </w:t>
             </w:r>
-            <w:del w:id="9345" w:author="Claude (AI) - proposed" w:date="2026-10-15T08:04:10Z">
+            <w:del w:id="9345" w:author="Claude (AI) - proposed" w:date="2026-10-18T00:31:56Z">
               <w:r>
                 <w:rPr>
                   <w:rFonts w:ascii="Arial" w:cs="Arial" w:eastAsia="Arial" w:hAnsi="Arial"/>
@@ -24584,7 +24584,7 @@
                 <w:delText xml:space="preserve">is the scientific foundation for that engineering decision</w:delText>
               </w:r>
             </w:del>
-            <w:ins w:id="9346" w:author="Claude (AI) - proposed" w:date="2026-10-15T08:04:10Z">
+            <w:ins w:id="9346" w:author="Claude (AI) - proposed" w:date="2026-10-18T00:31:56Z">
               <w:r>
                 <w:rPr>
                   <w:rFonts w:ascii="Arial" w:cs="Arial" w:eastAsia="Arial" w:hAnsi="Arial"/>
@@ -24678,7 +24678,7 @@
               </w:rPr>
               <w:t xml:space="preserve">Observable indicators: (1) Both ropes are shown with numerically different E-values — even if estimates, the directionality must be correct (new rope E &gt; old rope E). (2) The 80 kg load is converted to a stress value in Pascals</w:t>
             </w:r>
-            <w:ins w:id="9347" w:author="Claude (AI) - proposed" w:date="2026-10-15T08:04:10Z">
+            <w:ins w:id="9347" w:author="Claude (AI) - proposed" w:date="2026-10-18T00:31:56Z">
               <w:r>
                 <w:rPr>
                   <w:rFonts w:ascii="Arial" w:cs="Arial" w:eastAsia="Arial" w:hAnsi="Arial"/>
@@ -24861,7 +24861,7 @@
               </w:rPr>
               <w:t xml:space="preserve">3. E-VALUE ACCURACY: Were groups' calculated Young's Modulus values in a reasonable range for rubber </w:t>
             </w:r>
-            <w:del w:id="9348" w:author="Claude (AI) - proposed" w:date="2026-10-15T08:04:10Z">
+            <w:del w:id="9348" w:author="Claude (AI) - proposed" w:date="2026-10-18T00:31:56Z">
               <w:r>
                 <w:rPr>
                   <w:rFonts w:ascii="Arial" w:cs="Arial" w:eastAsia="Arial" w:hAnsi="Arial"/>
@@ -24876,7 +24876,7 @@
                 <w:delText xml:space="preserve">(approximately 0.01–</w:delText>
               </w:r>
             </w:del>
-            <w:ins w:id="9349" w:author="Claude (AI) - proposed" w:date="2026-10-15T08:04:10Z">
+            <w:ins w:id="9349" w:author="Claude (AI) - proposed" w:date="2026-10-18T00:31:56Z">
               <w:r>
                 <w:rPr>
                   <w:rFonts w:ascii="Arial" w:cs="Arial" w:eastAsia="Arial" w:hAnsi="Arial"/>
@@ -25162,7 +25162,7 @@
               </w:rPr>
               <w:t xml:space="preserve">Stress (σ = F/A, measured in Pascals) describes how much force acts per unit area inside a material. Strain (ε = ΔL/L₀, dimensionless) describes how much a material deforms relative to its original length. Young's Modulus (E = σ/ε) is a material constant that quantifies stiffness — a higher E means a stiffer material that requires more stress to produce the same strain. The stress-strain graph has five key regions: linear (Hookean) region, elastic limit, yield point, Ultimate Tensile Strength (UTS), and fracture point. The old Kericho rope snapped because its fracture stress was lower than the stress applied by the 80 kg tea-leaf sack — a fact that can be </w:t>
             </w:r>
-            <w:del w:id="9350" w:author="Claude (AI) - proposed" w:date="2026-10-15T08:04:10Z">
+            <w:del w:id="9350" w:author="Claude (AI) - proposed" w:date="2026-10-18T00:31:56Z">
               <w:r>
                 <w:rPr>
                   <w:rFonts w:ascii="Arial" w:cs="Arial" w:eastAsia="Arial" w:hAnsi="Arial"/>
@@ -25177,7 +25177,7 @@
                 <w:delText xml:space="preserve">determined</w:delText>
               </w:r>
             </w:del>
-            <w:ins w:id="9351" w:author="Claude (AI) - proposed" w:date="2026-10-15T08:04:10Z">
+            <w:ins w:id="9351" w:author="Claude (AI) - proposed" w:date="2026-10-18T00:31:56Z">
               <w:r>
                 <w:rPr>
                   <w:rFonts w:ascii="Arial" w:cs="Arial" w:eastAsia="Arial" w:hAnsi="Arial"/>
@@ -25205,7 +25205,7 @@
               </w:rPr>
               <w:t xml:space="preserve"> before loading by measuring </w:t>
             </w:r>
-            <w:del w:id="9352" w:author="Claude (AI) - proposed" w:date="2026-10-15T08:04:10Z">
+            <w:del w:id="9352" w:author="Claude (AI) - proposed" w:date="2026-10-18T00:31:56Z">
               <w:r>
                 <w:rPr>
                   <w:rFonts w:ascii="Arial" w:cs="Arial" w:eastAsia="Arial" w:hAnsi="Arial"/>
@@ -25220,7 +25220,7 @@
                 <w:delText xml:space="preserve">E</w:delText>
               </w:r>
             </w:del>
-            <w:ins w:id="9353" w:author="Claude (AI) - proposed" w:date="2026-10-15T08:04:10Z">
+            <w:ins w:id="9353" w:author="Claude (AI) - proposed" w:date="2026-10-18T00:31:56Z">
               <w:r>
                 <w:rPr>
                   <w:rFonts w:ascii="Arial" w:cs="Arial" w:eastAsia="Arial" w:hAnsi="Arial"/>
@@ -25248,7 +25248,7 @@
               </w:rPr>
               <w:t xml:space="preserve"> and comparing it </w:t>
             </w:r>
-            <w:del w:id="9354" w:author="Claude (AI) - proposed" w:date="2026-10-15T08:04:10Z">
+            <w:del w:id="9354" w:author="Claude (AI) - proposed" w:date="2026-10-18T00:31:56Z">
               <w:r>
                 <w:rPr>
                   <w:rFonts w:ascii="Arial" w:cs="Arial" w:eastAsia="Arial" w:hAnsi="Arial"/>
@@ -25263,7 +25263,7 @@
                 <w:delText xml:space="preserve">to the applied stress</w:delText>
               </w:r>
             </w:del>
-            <w:ins w:id="9355" w:author="Claude (AI) - proposed" w:date="2026-10-15T08:04:10Z">
+            <w:ins w:id="9355" w:author="Claude (AI) - proposed" w:date="2026-10-18T00:31:56Z">
               <w:r>
                 <w:rPr>
                   <w:rFonts w:ascii="Arial" w:cs="Arial" w:eastAsia="Arial" w:hAnsi="Arial"/>
@@ -25379,7 +25379,7 @@
         </w:rPr>
         <w:t xml:space="preserve">© 2026 SeaVuria and ARES. Aligned with KICD objectives. Developed by SeaVuria; technical implementation by ARES (with AI assistance from Claude). Licensed under </w:t>
       </w:r>
-      <w:hyperlink w:history="1" r:id="rIdawyhaehys-84oyfhbmn2j">
+      <w:hyperlink w:history="1" r:id="rIdynjaf0spt22e_iqiu45nm">
         <w:r>
           <w:rPr>
             <w:rFonts w:ascii="Arial" w:cs="Arial" w:eastAsia="Arial" w:hAnsi="Arial"/>
@@ -25400,7 +25400,7 @@
         </w:rPr>
         <w:t xml:space="preserve"> (</w:t>
       </w:r>
-      <w:hyperlink w:history="1" r:id="rId8z4vs8bb81rcm_jdsbyoq">
+      <w:hyperlink w:history="1" r:id="rIdze3ipx1sjgyz-b4prkds3">
         <w:r>
           <w:rPr>
             <w:rFonts w:ascii="Arial" w:cs="Arial" w:eastAsia="Arial" w:hAnsi="Arial"/>
@@ -25908,7 +25908,7 @@
               <w:spacing w:after="40" w:before="0"/>
               <w:jc w:val="left"/>
             </w:pPr>
-            <w:del w:id="9356" w:author="Claude (AI) - proposed" w:date="2026-10-15T08:04:10Z">
+            <w:del w:id="9356" w:author="Claude (AI) - proposed" w:date="2026-10-18T00:31:56Z">
               <w:r>
                 <w:rPr>
                   <w:rFonts w:ascii="Arial" w:cs="Arial" w:eastAsia="Arial" w:hAnsi="Arial"/>
@@ -25923,7 +25923,7 @@
                 <w:delText xml:space="preserve">How</w:delText>
               </w:r>
             </w:del>
-            <w:ins w:id="9357" w:author="Claude (AI) - proposed" w:date="2026-10-15T08:04:10Z">
+            <w:ins w:id="9357" w:author="Claude (AI) - proposed" w:date="2026-10-18T00:31:56Z">
               <w:r>
                 <w:rPr>
                   <w:rFonts w:ascii="Arial" w:cs="Arial" w:eastAsia="Arial" w:hAnsi="Arial"/>
@@ -26019,7 +26019,7 @@
               </w:rPr>
               <w:t xml:space="preserve">This is the culminating lesson of the unit. Learners return to the anchoring phenomenon — the broken Kericho bridge rope — and now possess all the conceptual tools needed to construct a complete, evidence-based explanation. They calculate the energy </w:t>
             </w:r>
-            <w:del w:id="9358" w:author="Claude (AI) - proposed" w:date="2026-10-15T08:04:10Z">
+            <w:del w:id="9358" w:author="Claude (AI) - proposed" w:date="2026-10-18T00:31:56Z">
               <w:r>
                 <w:rPr>
                   <w:rFonts w:ascii="Arial" w:cs="Arial" w:eastAsia="Arial" w:hAnsi="Arial"/>
@@ -26034,7 +26034,7 @@
                 <w:delText xml:space="preserve">stored in the rope at failure</w:delText>
               </w:r>
             </w:del>
-            <w:ins w:id="9359" w:author="Claude (AI) - proposed" w:date="2026-10-15T08:04:10Z">
+            <w:ins w:id="9359" w:author="Claude (AI) - proposed" w:date="2026-10-18T00:31:56Z">
               <w:r>
                 <w:rPr>
                   <w:rFonts w:ascii="Arial" w:cs="Arial" w:eastAsia="Arial" w:hAnsi="Arial"/>
@@ -26225,7 +26225,7 @@
               </w:rPr>
               <w:t xml:space="preserve">Lesson 6 is the Final Explanation lesson for Sub-Strand 1.2. Learners open by re-examining the Kericho bridge rope phenomenon and making a refined prediction using everything they have learned over Lessons 1–5. They then engage in a structured quantitative activity calculating elastic potential energy (Ep = ½kx²) stored in model springs at various extensions, and identify the elastic limit on force-extension graphs from Lesson 4 data. The teacher </w:t>
             </w:r>
-            <w:del w:id="9360" w:author="Claude (AI) - proposed" w:date="2026-10-15T08:04:10Z">
+            <w:del w:id="9360" w:author="Claude (AI) - proposed" w:date="2026-10-18T00:31:56Z">
               <w:r>
                 <w:rPr>
                   <w:rFonts w:ascii="Arial" w:cs="Arial" w:eastAsia="Arial" w:hAnsi="Arial"/>
@@ -26240,7 +26240,7 @@
                 <w:delText xml:space="preserve">formally introduces</w:delText>
               </w:r>
             </w:del>
-            <w:ins w:id="9361" w:author="Claude (AI) - proposed" w:date="2026-10-15T08:04:10Z">
+            <w:ins w:id="9361" w:author="Claude (AI) - proposed" w:date="2026-10-18T00:31:56Z">
               <w:r>
                 <w:rPr>
                   <w:rFonts w:ascii="Arial" w:cs="Arial" w:eastAsia="Arial" w:hAnsi="Arial"/>
@@ -26268,7 +26268,7 @@
               </w:rPr>
               <w:t xml:space="preserve"> the elastic limit</w:t>
             </w:r>
-            <w:ins w:id="9362" w:author="Claude (AI) - proposed" w:date="2026-10-15T08:04:10Z">
+            <w:ins w:id="9362" w:author="Claude (AI) - proposed" w:date="2026-10-18T00:31:56Z">
               <w:r>
                 <w:rPr>
                   <w:rFonts w:ascii="Arial" w:cs="Arial" w:eastAsia="Arial" w:hAnsi="Arial"/>
@@ -26296,7 +26296,7 @@
               </w:rPr>
               <w:t xml:space="preserve"> within the sensemaking discussion. Using two worked examples in Kenyan contexts — a matatu suspension spring in Nairobi traffic and a bungee cord at a Nairobi adventure park — learners apply Hooke's Law and the energy equation. In the DQB completion phase, all outstanding questions are resolved. In the final Model Building phase, learners revise their Lesson 1 initial models and place them side-by-side for a 'Model Gallery Walk', explicitly articulating the conceptual journey from naive prediction to evidence-based explanation. The lesson closes with learners writing a Final Explanation paragraph that directly answers the driving question, addressed as a formal recommendation to the Kericho farmer.</w:t>
             </w:r>
-            <w:ins w:id="9363" w:author="Claude (AI) - proposed" w:date="2026-10-15T08:04:10Z">
+            <w:ins w:id="9363" w:author="Claude (AI) - proposed" w:date="2026-10-18T00:31:56Z">
               <w:r>
                 <w:rPr>
                   <w:rFonts w:ascii="Arial" w:cs="Arial" w:eastAsia="Arial" w:hAnsi="Arial"/>
@@ -26599,7 +26599,7 @@
             <w:pPr>
               <w:spacing w:after="20" w:before="0"/>
             </w:pPr>
-            <w:hyperlink w:history="1" r:id="rIdiwccdkcicvi2p3x1jwree">
+            <w:hyperlink w:history="1" r:id="rId5qihhbsk9hekgymvdixtr">
               <w:r>
                 <w:rPr>
                   <w:rFonts w:ascii="Arial" w:cs="Arial" w:eastAsia="Arial" w:hAnsi="Arial"/>
@@ -26632,7 +26632,7 @@
               <w:spacing w:after="10" w:before="0"/>
               <w:ind w:left="120"/>
             </w:pPr>
-            <w:hyperlink w:history="1" r:id="rIdhq97cygmdc4jcbwed-ihf">
+            <w:hyperlink w:history="1" r:id="rId406p7tajc20shgusckjac">
               <w:r>
                 <w:rPr>
                   <w:rFonts w:ascii="Arial" w:cs="Arial" w:eastAsia="Arial" w:hAnsi="Arial"/>
@@ -26677,7 +26677,7 @@
             <w:pPr>
               <w:spacing w:after="20" w:before="0"/>
             </w:pPr>
-            <w:hyperlink w:history="1" r:id="rIdahu6uwy877v9ttgcjlmkd">
+            <w:hyperlink w:history="1" r:id="rIdme8lwrtfcvq3ouzl_ezva">
               <w:r>
                 <w:rPr>
                   <w:rFonts w:ascii="Arial" w:cs="Arial" w:eastAsia="Arial" w:hAnsi="Arial"/>
@@ -26710,7 +26710,7 @@
               <w:spacing w:after="10" w:before="0"/>
               <w:ind w:left="120"/>
             </w:pPr>
-            <w:hyperlink w:history="1" r:id="rIdnf5_o3fepxoytyflhp2dx">
+            <w:hyperlink w:history="1" r:id="rIdqba40a-f4zni3zchj5uw4">
               <w:r>
                 <w:rPr>
                   <w:rFonts w:ascii="Arial" w:cs="Arial" w:eastAsia="Arial" w:hAnsi="Arial"/>
@@ -26755,7 +26755,7 @@
               </w:rPr>
               <w:t xml:space="preserve">Learners are shown the original Kericho bridge rope photograph/story from Lesson 1 alongside a data card displaying: New rope spring constant k = 850 N/m; Old rope spring constant k = 210 N/m; Load applied = 80 kg (≈ 784 N); Extension of new rope </w:t>
             </w:r>
-            <w:ins w:id="9364" w:author="Claude (AI) - proposed" w:date="2026-10-15T08:04:10Z">
+            <w:ins w:id="9364" w:author="Claude (AI) - proposed" w:date="2026-10-18T00:31:56Z">
               <w:r>
                 <w:rPr>
                   <w:rFonts w:ascii="Arial" w:cs="Arial" w:eastAsia="Arial" w:hAnsi="Arial"/>
@@ -26783,7 +26783,7 @@
               </w:rPr>
               <w:t xml:space="preserve">= 0.92 m</w:t>
             </w:r>
-            <w:del w:id="9365" w:author="Claude (AI) - proposed" w:date="2026-10-15T08:04:10Z">
+            <w:del w:id="9365" w:author="Claude (AI) - proposed" w:date="2026-10-18T00:31:56Z">
               <w:r>
                 <w:rPr>
                   <w:rFonts w:ascii="Arial" w:cs="Arial" w:eastAsia="Arial" w:hAnsi="Arial"/>
@@ -26798,7 +26798,7 @@
                 <w:delText xml:space="preserve">; Extension of old rope</w:delText>
               </w:r>
             </w:del>
-            <w:ins w:id="9366" w:author="Claude (AI) - proposed" w:date="2026-10-15T08:04:10Z">
+            <w:ins w:id="9366" w:author="Claude (AI) - proposed" w:date="2026-10-18T00:31:56Z">
               <w:r>
                 <w:rPr>
                   <w:rFonts w:ascii="Arial" w:cs="Arial" w:eastAsia="Arial" w:hAnsi="Arial"/>
@@ -26826,7 +26826,7 @@
               </w:rPr>
               <w:t xml:space="preserve"> = 3.73 m</w:t>
             </w:r>
-            <w:del w:id="9367" w:author="Claude (AI) - proposed" w:date="2026-10-15T08:04:10Z">
+            <w:del w:id="9367" w:author="Claude (AI) - proposed" w:date="2026-10-18T00:31:56Z">
               <w:r>
                 <w:rPr>
                   <w:rFonts w:ascii="Arial" w:cs="Arial" w:eastAsia="Arial" w:hAnsi="Arial"/>
@@ -26841,7 +26841,7 @@
                 <w:delText xml:space="preserve"> (beyond its elastic limit of 2.1 m).</w:delText>
               </w:r>
             </w:del>
-            <w:ins w:id="9368" w:author="Claude (AI) - proposed" w:date="2026-10-15T08:04:10Z">
+            <w:ins w:id="9368" w:author="Claude (AI) - proposed" w:date="2026-10-18T00:31:56Z">
               <w:r>
                 <w:rPr>
                   <w:rFonts w:ascii="Arial" w:cs="Arial" w:eastAsia="Arial" w:hAnsi="Arial"/>
@@ -26869,7 +26869,7 @@
               </w:rPr>
               <w:t xml:space="preserve"> Learners individually write a refined prediction in their science notebooks: 'Using what you now know, predict which rope </w:t>
             </w:r>
-            <w:del w:id="9369" w:author="Claude (AI) - proposed" w:date="2026-10-15T08:04:10Z">
+            <w:del w:id="9369" w:author="Claude (AI) - proposed" w:date="2026-10-18T00:31:56Z">
               <w:r>
                 <w:rPr>
                   <w:rFonts w:ascii="Arial" w:cs="Arial" w:eastAsia="Arial" w:hAnsi="Arial"/>
@@ -26884,7 +26884,7 @@
                 <w:delText xml:space="preserve">stored more elastic potential energy at the moment of loading</w:delText>
               </w:r>
             </w:del>
-            <w:ins w:id="9370" w:author="Claude (AI) - proposed" w:date="2026-10-15T08:04:10Z">
+            <w:ins w:id="9370" w:author="Claude (AI) - proposed" w:date="2026-10-18T00:31:56Z">
               <w:r>
                 <w:rPr>
                   <w:rFonts w:ascii="Arial" w:cs="Arial" w:eastAsia="Arial" w:hAnsi="Arial"/>
@@ -27067,7 +27067,7 @@
             <w:pPr>
               <w:spacing w:after="20" w:before="0"/>
             </w:pPr>
-            <w:hyperlink w:history="1" r:id="rIdtcericbvylb72rnjmsf3z">
+            <w:hyperlink w:history="1" r:id="rIdmln3leqor1mhbyz3rjrtt">
               <w:r>
                 <w:rPr>
                   <w:rFonts w:ascii="Arial" w:cs="Arial" w:eastAsia="Arial" w:hAnsi="Arial"/>
@@ -27100,7 +27100,7 @@
               <w:spacing w:after="10" w:before="0"/>
               <w:ind w:left="120"/>
             </w:pPr>
-            <w:hyperlink w:history="1" r:id="rIdvjcz48mjwi5-arlpv5pct">
+            <w:hyperlink w:history="1" r:id="rIdldk2iilttqtl4ohpkwwrx">
               <w:r>
                 <w:rPr>
                   <w:rFonts w:ascii="Arial" w:cs="Arial" w:eastAsia="Arial" w:hAnsi="Arial"/>
@@ -27145,7 +27145,7 @@
             <w:pPr>
               <w:spacing w:after="20" w:before="0"/>
             </w:pPr>
-            <w:hyperlink w:history="1" r:id="rIdokq6ilyxz_iqkseorobjx">
+            <w:hyperlink w:history="1" r:id="rIdibz0bxuy5dkeargcm8ta_">
               <w:r>
                 <w:rPr>
                   <w:rFonts w:ascii="Arial" w:cs="Arial" w:eastAsia="Arial" w:hAnsi="Arial"/>
@@ -27178,7 +27178,7 @@
               <w:spacing w:after="10" w:before="0"/>
               <w:ind w:left="120"/>
             </w:pPr>
-            <w:hyperlink w:history="1" r:id="rIdixftdxs0elmfrv1g6mlbq">
+            <w:hyperlink w:history="1" r:id="rIdp2pq2ugmwxnonre5cvmn7">
               <w:r>
                 <w:rPr>
                   <w:rFonts w:ascii="Arial" w:cs="Arial" w:eastAsia="Arial" w:hAnsi="Arial"/>
@@ -27223,7 +27223,7 @@
               </w:rPr>
               <w:t xml:space="preserve">Learners work in groups of four. Each group receives: their own force-extension graph from Lesson 4 (spring data), a calculator, and a structured data table worksheet. Task 1 (</w:t>
             </w:r>
-            <w:del w:id="9371" w:author="Claude (AI) - proposed" w:date="2026-10-15T08:04:10Z">
+            <w:del w:id="9371" w:author="Claude (AI) - proposed" w:date="2026-10-18T00:31:56Z">
               <w:r>
                 <w:rPr>
                   <w:rFonts w:ascii="Arial" w:cs="Arial" w:eastAsia="Arial" w:hAnsi="Arial"/>
@@ -27238,7 +27238,7 @@
                 <w:delText xml:space="preserve">10</w:delText>
               </w:r>
             </w:del>
-            <w:ins w:id="9372" w:author="Claude (AI) - proposed" w:date="2026-10-15T08:04:10Z">
+            <w:ins w:id="9372" w:author="Claude (AI) - proposed" w:date="2026-10-18T00:31:56Z">
               <w:r>
                 <w:rPr>
                   <w:rFonts w:ascii="Arial" w:cs="Arial" w:eastAsia="Arial" w:hAnsi="Arial"/>
@@ -27266,7 +27266,7 @@
               </w:rPr>
               <w:t xml:space="preserve"> min): Using the formula Ep = ½kx², learners calculate the elastic potential energy stored in their spring at </w:t>
             </w:r>
-            <w:del w:id="9373" w:author="Claude (AI) - proposed" w:date="2026-10-15T08:04:10Z">
+            <w:del w:id="9373" w:author="Claude (AI) - proposed" w:date="2026-10-18T00:31:56Z">
               <w:r>
                 <w:rPr>
                   <w:rFonts w:ascii="Arial" w:cs="Arial" w:eastAsia="Arial" w:hAnsi="Arial"/>
@@ -27281,7 +27281,7 @@
                 <w:delText xml:space="preserve">five</w:delText>
               </w:r>
             </w:del>
-            <w:ins w:id="9374" w:author="Claude (AI) - proposed" w:date="2026-10-15T08:04:10Z">
+            <w:ins w:id="9374" w:author="Claude (AI) - proposed" w:date="2026-10-18T00:31:56Z">
               <w:r>
                 <w:rPr>
                   <w:rFonts w:ascii="Arial" w:cs="Arial" w:eastAsia="Arial" w:hAnsi="Arial"/>
@@ -27309,7 +27309,7 @@
               </w:rPr>
               <w:t xml:space="preserve"> marked extension values from their Lesson 4 graph. They record results in a table (columns: Extension x (m) | Force F (N) | Ep = ½kx² (J)) and plot Ep against x on a new graph — observing the curve is parabolic, not linear. Task 2 (</w:t>
             </w:r>
-            <w:del w:id="9375" w:author="Claude (AI) - proposed" w:date="2026-10-15T08:04:10Z">
+            <w:del w:id="9375" w:author="Claude (AI) - proposed" w:date="2026-10-18T00:31:56Z">
               <w:r>
                 <w:rPr>
                   <w:rFonts w:ascii="Arial" w:cs="Arial" w:eastAsia="Arial" w:hAnsi="Arial"/>
@@ -27324,7 +27324,7 @@
                 <w:delText xml:space="preserve">8</w:delText>
               </w:r>
             </w:del>
-            <w:ins w:id="9376" w:author="Claude (AI) - proposed" w:date="2026-10-15T08:04:10Z">
+            <w:ins w:id="9376" w:author="Claude (AI) - proposed" w:date="2026-10-18T00:31:56Z">
               <w:r>
                 <w:rPr>
                   <w:rFonts w:ascii="Arial" w:cs="Arial" w:eastAsia="Arial" w:hAnsi="Arial"/>
@@ -27352,7 +27352,7 @@
               </w:rPr>
               <w:t xml:space="preserve"> min): Learners are given a second data card for two model ropes (A = new Kericho rope analogue, k = 850 N/m</w:t>
             </w:r>
-            <w:ins w:id="9377" w:author="Claude (AI) - proposed" w:date="2026-10-15T08:04:10Z">
+            <w:ins w:id="9377" w:author="Claude (AI) - proposed" w:date="2026-10-18T00:31:56Z">
               <w:r>
                 <w:rPr>
                   <w:rFonts w:ascii="Arial" w:cs="Arial" w:eastAsia="Arial" w:hAnsi="Arial"/>
@@ -27380,7 +27380,7 @@
               </w:rPr>
               <w:t xml:space="preserve">; B = old rope analogue, k = 210 N/m</w:t>
             </w:r>
-            <w:del w:id="9378" w:author="Claude (AI) - proposed" w:date="2026-10-15T08:04:10Z">
+            <w:del w:id="9378" w:author="Claude (AI) - proposed" w:date="2026-10-18T00:31:56Z">
               <w:r>
                 <w:rPr>
                   <w:rFonts w:ascii="Arial" w:cs="Arial" w:eastAsia="Arial" w:hAnsi="Arial"/>
@@ -27395,7 +27395,7 @@
                 <w:delText xml:space="preserve">) and calculate Ep for each at the point where the load of 784 N is applied. They calculate the extension for each using Hooke's Law first (x = F/k), then find Ep. Task 3 (5 min): On the board, the teacher reveals the elastic limit of rope B was</w:delText>
               </w:r>
             </w:del>
-            <w:ins w:id="9379" w:author="Claude (AI) - proposed" w:date="2026-10-15T08:04:10Z">
+            <w:ins w:id="9379" w:author="Claude (AI) - proposed" w:date="2026-10-18T00:31:56Z">
               <w:r>
                 <w:rPr>
                   <w:rFonts w:ascii="Arial" w:cs="Arial" w:eastAsia="Arial" w:hAnsi="Arial"/>
@@ -27423,7 +27423,7 @@
               </w:rPr>
               <w:t xml:space="preserve"> at x = 2.1 m</w:t>
             </w:r>
-            <w:del w:id="9380" w:author="Claude (AI) - proposed" w:date="2026-10-15T08:04:10Z">
+            <w:del w:id="9380" w:author="Claude (AI) - proposed" w:date="2026-10-18T00:31:56Z">
               <w:r>
                 <w:rPr>
                   <w:rFonts w:ascii="Arial" w:cs="Arial" w:eastAsia="Arial" w:hAnsi="Arial"/>
@@ -27438,7 +27438,7 @@
                 <w:delText xml:space="preserve">, and learners calculate the maximum safe Ep rope B could store. They compare this to the Ep at the actual loading extension — observing that the applied load drove the extension far</w:delText>
               </w:r>
             </w:del>
-            <w:ins w:id="9381" w:author="Claude (AI) - proposed" w:date="2026-10-15T08:04:10Z">
+            <w:ins w:id="9381" w:author="Claude (AI) - proposed" w:date="2026-10-18T00:31:56Z">
               <w:r>
                 <w:rPr>
                   <w:rFonts w:ascii="Arial" w:cs="Arial" w:eastAsia="Arial" w:hAnsi="Arial"/>
@@ -27466,7 +27466,7 @@
               </w:rPr>
               <w:t xml:space="preserve"> beyond the elastic limit</w:t>
             </w:r>
-            <w:del w:id="9382" w:author="Claude (AI) - proposed" w:date="2026-10-15T08:04:10Z">
+            <w:del w:id="9382" w:author="Claude (AI) - proposed" w:date="2026-10-18T00:31:56Z">
               <w:r>
                 <w:rPr>
                   <w:rFonts w:ascii="Arial" w:cs="Arial" w:eastAsia="Arial" w:hAnsi="Arial"/>
@@ -27481,7 +27481,7 @@
                 <w:delText xml:space="preserve">.</w:delText>
               </w:r>
             </w:del>
-            <w:ins w:id="9383" w:author="Claude (AI) - proposed" w:date="2026-10-15T08:04:10Z">
+            <w:ins w:id="9383" w:author="Claude (AI) - proposed" w:date="2026-10-18T00:31:56Z">
               <w:r>
                 <w:rPr>
                   <w:rFonts w:ascii="Arial" w:cs="Arial" w:eastAsia="Arial" w:hAnsi="Arial"/>
@@ -27529,7 +27529,7 @@
               </w:rPr>
               <w:t xml:space="preserve">Distribute worksheets and say: 'Your job in this phase is to let the numbers tell the story. Use the formula Ep = ½kx². Start with your own spring data — you collected this evidence in Lesson 4, and now you are going to use it to understand energy storage.' Circulate actively. After 5 minutes, pause the class and ask: 'What shape is your Ep vs. x graph? Hands down — write your answer before looking at anyone else's paper.' Apply 10-second WAIT TIME, then cold-call 3 learners. Anticipated response: parabola/curve. Say: 'Why is it not a straight line? Discuss with your group for 60 seconds.' Cold-call 2 groups to share. For Task 2, say: '</w:t>
             </w:r>
-            <w:del w:id="9384" w:author="Claude (AI) - proposed" w:date="2026-10-15T08:04:10Z">
+            <w:del w:id="9384" w:author="Claude (AI) - proposed" w:date="2026-10-18T00:31:56Z">
               <w:r>
                 <w:rPr>
                   <w:rFonts w:ascii="Arial" w:cs="Arial" w:eastAsia="Arial" w:hAnsi="Arial"/>
@@ -27544,7 +27544,7 @@
                 <w:delText xml:space="preserve">First</w:delText>
               </w:r>
             </w:del>
-            <w:ins w:id="9385" w:author="Claude (AI) - proposed" w:date="2026-10-15T08:04:10Z">
+            <w:ins w:id="9385" w:author="Claude (AI) - proposed" w:date="2026-10-18T00:31:56Z">
               <w:r>
                 <w:rPr>
                   <w:rFonts w:ascii="Arial" w:cs="Arial" w:eastAsia="Arial" w:hAnsi="Arial"/>
@@ -27572,7 +27572,7 @@
               </w:rPr>
               <w:t xml:space="preserve"> use Hooke's Law to find the extension — x = F/k — then substitute into the energy formula. </w:t>
             </w:r>
-            <w:ins w:id="9386" w:author="Claude (AI) - proposed" w:date="2026-10-15T08:04:10Z">
+            <w:ins w:id="9386" w:author="Claude (AI) - proposed" w:date="2026-10-18T00:31:56Z">
               <w:r>
                 <w:rPr>
                   <w:rFonts w:ascii="Arial" w:cs="Arial" w:eastAsia="Arial" w:hAnsi="Arial"/>
@@ -27600,7 +27600,7 @@
               </w:rPr>
               <w:t xml:space="preserve">Show all working.' For Task 3, </w:t>
             </w:r>
-            <w:del w:id="9387" w:author="Claude (AI) - proposed" w:date="2026-10-15T08:04:10Z">
+            <w:del w:id="9387" w:author="Claude (AI) - proposed" w:date="2026-10-18T00:31:56Z">
               <w:r>
                 <w:rPr>
                   <w:rFonts w:ascii="Arial" w:cs="Arial" w:eastAsia="Arial" w:hAnsi="Arial"/>
@@ -27628,7 +27628,7 @@
               </w:rPr>
               <w:t xml:space="preserve">say: '</w:t>
             </w:r>
-            <w:del w:id="9388" w:author="Claude (AI) - proposed" w:date="2026-10-15T08:04:10Z">
+            <w:del w:id="9388" w:author="Claude (AI) - proposed" w:date="2026-10-18T00:31:56Z">
               <w:r>
                 <w:rPr>
                   <w:rFonts w:ascii="Arial" w:cs="Arial" w:eastAsia="Arial" w:hAnsi="Arial"/>
@@ -27643,7 +27643,7 @@
                 <w:delText xml:space="preserve">What does it mean that rope</w:delText>
               </w:r>
             </w:del>
-            <w:ins w:id="9389" w:author="Claude (AI) - proposed" w:date="2026-10-15T08:04:10Z">
+            <w:ins w:id="9389" w:author="Claude (AI) - proposed" w:date="2026-10-18T00:31:56Z">
               <w:r>
                 <w:rPr>
                   <w:rFonts w:ascii="Arial" w:cs="Arial" w:eastAsia="Arial" w:hAnsi="Arial"/>
@@ -27671,7 +27671,7 @@
               </w:rPr>
               <w:t xml:space="preserve"> B's </w:t>
             </w:r>
-            <w:del w:id="9390" w:author="Claude (AI) - proposed" w:date="2026-10-15T08:04:10Z">
+            <w:del w:id="9390" w:author="Claude (AI) - proposed" w:date="2026-10-18T00:31:56Z">
               <w:r>
                 <w:rPr>
                   <w:rFonts w:ascii="Arial" w:cs="Arial" w:eastAsia="Arial" w:hAnsi="Arial"/>
@@ -27686,7 +27686,7 @@
                 <w:delText xml:space="preserve">actual extension of</w:delText>
               </w:r>
             </w:del>
-            <w:ins w:id="9391" w:author="Claude (AI) - proposed" w:date="2026-10-15T08:04:10Z">
+            <w:ins w:id="9391" w:author="Claude (AI) - proposed" w:date="2026-10-18T00:31:56Z">
               <w:r>
                 <w:rPr>
                   <w:rFonts w:ascii="Arial" w:cs="Arial" w:eastAsia="Arial" w:hAnsi="Arial"/>
@@ -27714,7 +27714,7 @@
               </w:rPr>
               <w:t xml:space="preserve"> 3.73 m </w:t>
             </w:r>
-            <w:del w:id="9392" w:author="Claude (AI) - proposed" w:date="2026-10-15T08:04:10Z">
+            <w:del w:id="9392" w:author="Claude (AI) - proposed" w:date="2026-10-18T00:31:56Z">
               <w:r>
                 <w:rPr>
                   <w:rFonts w:ascii="Arial" w:cs="Arial" w:eastAsia="Arial" w:hAnsi="Arial"/>
@@ -27729,7 +27729,7 @@
                 <w:delText xml:space="preserve">is nearly double its elastic limit of 2.1 m</w:delText>
               </w:r>
             </w:del>
-            <w:ins w:id="9393" w:author="Claude (AI) - proposed" w:date="2026-10-15T08:04:10Z">
+            <w:ins w:id="9393" w:author="Claude (AI) - proposed" w:date="2026-10-18T00:31:56Z">
               <w:r>
                 <w:rPr>
                   <w:rFonts w:ascii="Arial" w:cs="Arial" w:eastAsia="Arial" w:hAnsi="Arial"/>
@@ -27757,7 +27757,7 @@
               </w:rPr>
               <w:t xml:space="preserve">? Write one sentence in your notebook before we discuss.' WAIT 12 seconds, then cold-call 3 learners by name.</w:t>
             </w:r>
-            <w:ins w:id="9394" w:author="Claude (AI) - proposed" w:date="2026-10-15T08:04:10Z">
+            <w:ins w:id="9394" w:author="Claude (AI) - proposed" w:date="2026-10-18T00:31:56Z">
               <w:r>
                 <w:rPr>
                   <w:rFonts w:ascii="Arial" w:cs="Arial" w:eastAsia="Arial" w:hAnsi="Arial"/>
@@ -27894,7 +27894,7 @@
             <w:pPr>
               <w:spacing w:after="20" w:before="0"/>
             </w:pPr>
-            <w:hyperlink w:history="1" r:id="rId8eqsbwgi34jqgwt6llxem">
+            <w:hyperlink w:history="1" r:id="rIdxtx-ft5nz8i7v5ue6xarb">
               <w:r>
                 <w:rPr>
                   <w:rFonts w:ascii="Arial" w:cs="Arial" w:eastAsia="Arial" w:hAnsi="Arial"/>
@@ -27943,7 +27943,7 @@
               <w:spacing w:after="10" w:before="0"/>
               <w:ind w:left="120"/>
             </w:pPr>
-            <w:hyperlink w:history="1" r:id="rIdbptarhfdwjzaeovq0eew-">
+            <w:hyperlink w:history="1" r:id="rIdkmkmdqilwxfj9becrye7p">
               <w:r>
                 <w:rPr>
                   <w:rFonts w:ascii="Arial" w:cs="Arial" w:eastAsia="Arial" w:hAnsi="Arial"/>
@@ -27988,7 +27988,7 @@
             <w:pPr>
               <w:spacing w:after="20" w:before="0"/>
             </w:pPr>
-            <w:hyperlink w:history="1" r:id="rIdakyvvhf02nm_-bkptmlua">
+            <w:hyperlink w:history="1" r:id="rIdld0f8vu7owpc2keodxmvo">
               <w:r>
                 <w:rPr>
                   <w:rFonts w:ascii="Arial" w:cs="Arial" w:eastAsia="Arial" w:hAnsi="Arial"/>
@@ -28037,7 +28037,7 @@
               <w:spacing w:after="10" w:before="0"/>
               <w:ind w:left="120"/>
             </w:pPr>
-            <w:hyperlink w:history="1" r:id="rIdonapgmog84vxkxg-zkykb">
+            <w:hyperlink w:history="1" r:id="rIdvpsahlhbh7b1fffly7fja">
               <w:r>
                 <w:rPr>
                   <w:rFonts w:ascii="Arial" w:cs="Arial" w:eastAsia="Arial" w:hAnsi="Arial"/>
@@ -28082,7 +28082,7 @@
               </w:rPr>
               <w:t xml:space="preserve">The teacher leads a whole-class sensemaking discussion (</w:t>
             </w:r>
-            <w:del w:id="9395" w:author="Claude (AI) - proposed" w:date="2026-10-15T08:04:10Z">
+            <w:del w:id="9395" w:author="Claude (AI) - proposed" w:date="2026-10-18T00:31:56Z">
               <w:r>
                 <w:rPr>
                   <w:rFonts w:ascii="Arial" w:cs="Arial" w:eastAsia="Arial" w:hAnsi="Arial"/>
@@ -28097,7 +28097,7 @@
                 <w:delText xml:space="preserve">10</w:delText>
               </w:r>
             </w:del>
-            <w:ins w:id="9396" w:author="Claude (AI) - proposed" w:date="2026-10-15T08:04:10Z">
+            <w:ins w:id="9396" w:author="Claude (AI) - proposed" w:date="2026-10-18T00:31:56Z">
               <w:r>
                 <w:rPr>
                   <w:rFonts w:ascii="Arial" w:cs="Arial" w:eastAsia="Arial" w:hAnsi="Arial"/>
@@ -28125,7 +28125,7 @@
               </w:rPr>
               <w:t xml:space="preserve"> min) connecting the Phase 2 calculations to the Kericho phenomenon. The teacher then </w:t>
             </w:r>
-            <w:del w:id="9397" w:author="Claude (AI) - proposed" w:date="2026-10-15T08:04:10Z">
+            <w:del w:id="9397" w:author="Claude (AI) - proposed" w:date="2026-10-18T00:31:56Z">
               <w:r>
                 <w:rPr>
                   <w:rFonts w:ascii="Arial" w:cs="Arial" w:eastAsia="Arial" w:hAnsi="Arial"/>
@@ -28140,7 +28140,7 @@
                 <w:delText xml:space="preserve">formally introduces</w:delText>
               </w:r>
             </w:del>
-            <w:ins w:id="9398" w:author="Claude (AI) - proposed" w:date="2026-10-15T08:04:10Z">
+            <w:ins w:id="9398" w:author="Claude (AI) - proposed" w:date="2026-10-18T00:31:56Z">
               <w:r>
                 <w:rPr>
                   <w:rFonts w:ascii="Arial" w:cs="Arial" w:eastAsia="Arial" w:hAnsi="Arial"/>
@@ -28168,7 +28168,7 @@
               </w:rPr>
               <w:t xml:space="preserve"> the elastic limit</w:t>
             </w:r>
-            <w:ins w:id="9399" w:author="Claude (AI) - proposed" w:date="2026-10-15T08:04:10Z">
+            <w:ins w:id="9399" w:author="Claude (AI) - proposed" w:date="2026-10-18T00:31:56Z">
               <w:r>
                 <w:rPr>
                   <w:rFonts w:ascii="Arial" w:cs="Arial" w:eastAsia="Arial" w:hAnsi="Arial"/>
@@ -28196,7 +28196,7 @@
               </w:rPr>
               <w:t xml:space="preserve"> with a board diagram showing a force-extension graph with the linear (Hooke's Law) region, the elastic limit point, and the plastic deformation region. Learners annotate their own copy. Worked Example 1 (</w:t>
             </w:r>
-            <w:del w:id="9400" w:author="Claude (AI) - proposed" w:date="2026-10-15T08:04:10Z">
+            <w:del w:id="9400" w:author="Claude (AI) - proposed" w:date="2026-10-18T00:31:56Z">
               <w:r>
                 <w:rPr>
                   <w:rFonts w:ascii="Arial" w:cs="Arial" w:eastAsia="Arial" w:hAnsi="Arial"/>
@@ -28211,7 +28211,7 @@
                 <w:delText xml:space="preserve">8</w:delText>
               </w:r>
             </w:del>
-            <w:ins w:id="9401" w:author="Claude (AI) - proposed" w:date="2026-10-15T08:04:10Z">
+            <w:ins w:id="9401" w:author="Claude (AI) - proposed" w:date="2026-10-18T00:31:56Z">
               <w:r>
                 <w:rPr>
                   <w:rFonts w:ascii="Arial" w:cs="Arial" w:eastAsia="Arial" w:hAnsi="Arial"/>
@@ -28239,7 +28239,7 @@
               </w:rPr>
               <w:t xml:space="preserve"> min): A matatu travelling on Thika Road has a suspension spring with k = 12,000 N/m. When four passengers (total mass 280 kg) board, calculate (a) the compression of the spring using Hooke's Law, and (b) the elastic potential energy stored in the spring. Learners attempt individually, then compare with a partner. Worked Example 2 (7 min): A bungee cord at a Nairobi adventure park on Ngong Road has </w:t>
             </w:r>
-            <w:del w:id="9402" w:author="Claude (AI) - proposed" w:date="2026-10-15T08:04:10Z">
+            <w:del w:id="9402" w:author="Claude (AI) - proposed" w:date="2026-10-18T00:31:56Z">
               <w:r>
                 <w:rPr>
                   <w:rFonts w:ascii="Arial" w:cs="Arial" w:eastAsia="Arial" w:hAnsi="Arial"/>
@@ -28267,7 +28267,7 @@
               </w:rPr>
               <w:t xml:space="preserve">a natural length of 10 </w:t>
             </w:r>
-            <w:ins w:id="9403" w:author="Claude (AI) - proposed" w:date="2026-10-15T08:04:10Z">
+            <w:ins w:id="9403" w:author="Claude (AI) - proposed" w:date="2026-10-18T00:31:56Z">
               <w:r>
                 <w:rPr>
                   <w:rFonts w:ascii="Arial" w:cs="Arial" w:eastAsia="Arial" w:hAnsi="Arial"/>
@@ -28295,7 +28295,7 @@
               </w:rPr>
               <w:t xml:space="preserve">m. A person of mass 65 kg jumps</w:t>
             </w:r>
-            <w:del w:id="9404" w:author="Claude (AI) - proposed" w:date="2026-10-15T08:04:10Z">
+            <w:del w:id="9404" w:author="Claude (AI) - proposed" w:date="2026-10-18T00:31:56Z">
               <w:r>
                 <w:rPr>
                   <w:rFonts w:ascii="Arial" w:cs="Arial" w:eastAsia="Arial" w:hAnsi="Arial"/>
@@ -28310,7 +28310,7 @@
                 <w:delText xml:space="preserve">. The cord begins to stretch when the person has fallen 10 m</w:delText>
               </w:r>
             </w:del>
-            <w:ins w:id="9405" w:author="Claude (AI) - proposed" w:date="2026-10-15T08:04:10Z">
+            <w:ins w:id="9405" w:author="Claude (AI) - proposed" w:date="2026-10-18T00:31:56Z">
               <w:r>
                 <w:rPr>
                   <w:rFonts w:ascii="Arial" w:cs="Arial" w:eastAsia="Arial" w:hAnsi="Arial"/>
@@ -28338,7 +28338,7 @@
               </w:rPr>
               <w:t xml:space="preserve">. Calculate (a) the </w:t>
             </w:r>
-            <w:del w:id="9406" w:author="Claude (AI) - proposed" w:date="2026-10-15T08:04:10Z">
+            <w:del w:id="9406" w:author="Claude (AI) - proposed" w:date="2026-10-18T00:31:56Z">
               <w:r>
                 <w:rPr>
                   <w:rFonts w:ascii="Arial" w:cs="Arial" w:eastAsia="Arial" w:hAnsi="Arial"/>
@@ -28353,7 +28353,7 @@
                 <w:delText xml:space="preserve">extension when all kinetic energy has converted to elastic potential energy (assume the person has velocity ≈ 0 at maximum stretch; use</w:delText>
               </w:r>
             </w:del>
-            <w:ins w:id="9407" w:author="Claude (AI) - proposed" w:date="2026-10-15T08:04:10Z">
+            <w:ins w:id="9407" w:author="Claude (AI) - proposed" w:date="2026-10-18T00:31:56Z">
               <w:r>
                 <w:rPr>
                   <w:rFonts w:ascii="Arial" w:cs="Arial" w:eastAsia="Arial" w:hAnsi="Arial"/>
@@ -28381,7 +28381,7 @@
               </w:rPr>
               <w:t xml:space="preserve"> Ep = mgh</w:t>
             </w:r>
-            <w:del w:id="9408" w:author="Claude (AI) - proposed" w:date="2026-10-15T08:04:10Z">
+            <w:del w:id="9408" w:author="Claude (AI) - proposed" w:date="2026-10-18T00:31:56Z">
               <w:r>
                 <w:rPr>
                   <w:rFonts w:ascii="Arial" w:cs="Arial" w:eastAsia="Arial" w:hAnsi="Arial"/>
@@ -28396,7 +28396,7 @@
                 <w:delText xml:space="preserve"> to find energy, then solve for x)</w:delText>
               </w:r>
             </w:del>
-            <w:ins w:id="9409" w:author="Claude (AI) - proposed" w:date="2026-10-15T08:04:10Z">
+            <w:ins w:id="9409" w:author="Claude (AI) - proposed" w:date="2026-10-18T00:31:56Z">
               <w:r>
                 <w:rPr>
                   <w:rFonts w:ascii="Arial" w:cs="Arial" w:eastAsia="Arial" w:hAnsi="Arial"/>
@@ -28424,7 +28424,7 @@
               </w:rPr>
               <w:t xml:space="preserve">, and (b) the </w:t>
             </w:r>
-            <w:del w:id="9410" w:author="Claude (AI) - proposed" w:date="2026-10-15T08:04:10Z">
+            <w:del w:id="9410" w:author="Claude (AI) - proposed" w:date="2026-10-18T00:31:56Z">
               <w:r>
                 <w:rPr>
                   <w:rFonts w:ascii="Arial" w:cs="Arial" w:eastAsia="Arial" w:hAnsi="Arial"/>
@@ -28439,7 +28439,7 @@
                 <w:delText xml:space="preserve">total length</w:delText>
               </w:r>
             </w:del>
-            <w:ins w:id="9411" w:author="Claude (AI) - proposed" w:date="2026-10-15T08:04:10Z">
+            <w:ins w:id="9411" w:author="Claude (AI) - proposed" w:date="2026-10-18T00:31:56Z">
               <w:r>
                 <w:rPr>
                   <w:rFonts w:ascii="Arial" w:cs="Arial" w:eastAsia="Arial" w:hAnsi="Arial"/>
@@ -28467,7 +28467,7 @@
               </w:rPr>
               <w:t xml:space="preserve"> of the cord </w:t>
             </w:r>
-            <w:del w:id="9412" w:author="Claude (AI) - proposed" w:date="2026-10-15T08:04:10Z">
+            <w:del w:id="9412" w:author="Claude (AI) - proposed" w:date="2026-10-18T00:31:56Z">
               <w:r>
                 <w:rPr>
                   <w:rFonts w:ascii="Arial" w:cs="Arial" w:eastAsia="Arial" w:hAnsi="Arial"/>
@@ -28482,7 +28482,7 @@
                 <w:delText xml:space="preserve">at maximum stretch</w:delText>
               </w:r>
             </w:del>
-            <w:ins w:id="9413" w:author="Claude (AI) - proposed" w:date="2026-10-15T08:04:10Z">
+            <w:ins w:id="9413" w:author="Claude (AI) - proposed" w:date="2026-10-18T00:31:56Z">
               <w:r>
                 <w:rPr>
                   <w:rFonts w:ascii="Arial" w:cs="Arial" w:eastAsia="Arial" w:hAnsi="Arial"/>
@@ -28510,7 +28510,7 @@
               </w:rPr>
               <w:t xml:space="preserve">. Learners work in pairs. Final connect-back (</w:t>
             </w:r>
-            <w:del w:id="9414" w:author="Claude (AI) - proposed" w:date="2026-10-15T08:04:10Z">
+            <w:del w:id="9414" w:author="Claude (AI) - proposed" w:date="2026-10-18T00:31:56Z">
               <w:r>
                 <w:rPr>
                   <w:rFonts w:ascii="Arial" w:cs="Arial" w:eastAsia="Arial" w:hAnsi="Arial"/>
@@ -28525,7 +28525,7 @@
                 <w:delText xml:space="preserve">5</w:delText>
               </w:r>
             </w:del>
-            <w:ins w:id="9415" w:author="Claude (AI) - proposed" w:date="2026-10-15T08:04:10Z">
+            <w:ins w:id="9415" w:author="Claude (AI) - proposed" w:date="2026-10-18T00:31:56Z">
               <w:r>
                 <w:rPr>
                   <w:rFonts w:ascii="Arial" w:cs="Arial" w:eastAsia="Arial" w:hAnsi="Arial"/>
@@ -28586,7 +28586,7 @@
               </w:rPr>
               <w:t xml:space="preserve">Open the sensemaking discussion by pointing to the prediction board from Phase 1: 'Let us test your predictions with evidence.' Ask: '</w:t>
             </w:r>
-            <w:del w:id="9416" w:author="Claude (AI) - proposed" w:date="2026-10-15T08:04:10Z">
+            <w:del w:id="9416" w:author="Claude (AI) - proposed" w:date="2026-10-18T00:31:56Z">
               <w:r>
                 <w:rPr>
                   <w:rFonts w:ascii="Arial" w:cs="Arial" w:eastAsia="Arial" w:hAnsi="Arial"/>
@@ -28601,7 +28601,7 @@
                 <w:delText xml:space="preserve">Rope B stored how many joules at the moment it was loaded beyond</w:delText>
               </w:r>
             </w:del>
-            <w:ins w:id="9417" w:author="Claude (AI) - proposed" w:date="2026-10-15T08:04:10Z">
+            <w:ins w:id="9417" w:author="Claude (AI) - proposed" w:date="2026-10-18T00:31:56Z">
               <w:r>
                 <w:rPr>
                   <w:rFonts w:ascii="Arial" w:cs="Arial" w:eastAsia="Arial" w:hAnsi="Arial"/>
@@ -28629,7 +28629,7 @@
               </w:rPr>
               <w:t xml:space="preserve"> its elastic limit? </w:t>
             </w:r>
-            <w:del w:id="9418" w:author="Claude (AI) - proposed" w:date="2026-10-15T08:04:10Z">
+            <w:del w:id="9418" w:author="Claude (AI) - proposed" w:date="2026-10-18T00:31:56Z">
               <w:r>
                 <w:rPr>
                   <w:rFonts w:ascii="Arial" w:cs="Arial" w:eastAsia="Arial" w:hAnsi="Arial"/>
@@ -28644,7 +28644,7 @@
                 <w:delText xml:space="preserve">Rope A — how many joules? Which is larger? Why does that matter</w:delText>
               </w:r>
             </w:del>
-            <w:ins w:id="9419" w:author="Claude (AI) - proposed" w:date="2026-10-15T08:04:10Z">
+            <w:ins w:id="9419" w:author="Claude (AI) - proposed" w:date="2026-10-18T00:31:56Z">
               <w:r>
                 <w:rPr>
                   <w:rFonts w:ascii="Arial" w:cs="Arial" w:eastAsia="Arial" w:hAnsi="Arial"/>
@@ -28738,7 +28738,7 @@
               </w:rPr>
               <w:t xml:space="preserve">Observable indicator: Learners can correctly annotate the four regions of a force-extension graph. For worked examples, correct numerical answers with full working shown: Example 1 — (a) x = F/k = (280×9.8)/12000 ≈ 0.23 m; (b) Ep = </w:t>
             </w:r>
-            <w:ins w:id="9420" w:author="Claude (AI) - proposed" w:date="2026-10-15T08:04:10Z">
+            <w:ins w:id="9420" w:author="Claude (AI) - proposed" w:date="2026-10-18T00:31:56Z">
               <w:r>
                 <w:rPr>
                   <w:rFonts w:ascii="Arial" w:cs="Arial" w:eastAsia="Arial" w:hAnsi="Arial"/>
@@ -28766,7 +28766,7 @@
               </w:rPr>
               <w:t xml:space="preserve">½ × 12000 × 0.</w:t>
             </w:r>
-            <w:del w:id="9421" w:author="Claude (AI) - proposed" w:date="2026-10-15T08:04:10Z">
+            <w:del w:id="9421" w:author="Claude (AI) - proposed" w:date="2026-10-18T00:31:56Z">
               <w:r>
                 <w:rPr>
                   <w:rFonts w:ascii="Arial" w:cs="Arial" w:eastAsia="Arial" w:hAnsi="Arial"/>
@@ -28781,7 +28781,7 @@
                 <w:delText xml:space="preserve">23² ≈ 317 J</w:delText>
               </w:r>
             </w:del>
-            <w:ins w:id="9422" w:author="Claude (AI) - proposed" w:date="2026-10-15T08:04:10Z">
+            <w:ins w:id="9422" w:author="Claude (AI) - proposed" w:date="2026-10-18T00:31:56Z">
               <w:r>
                 <w:rPr>
                   <w:rFonts w:ascii="Arial" w:cs="Arial" w:eastAsia="Arial" w:hAnsi="Arial"/>
@@ -28809,7 +28809,7 @@
               </w:rPr>
               <w:t xml:space="preserve">. Example 2 —</w:t>
             </w:r>
-            <w:ins w:id="9423" w:author="Claude (AI) - proposed" w:date="2026-10-15T08:04:10Z">
+            <w:ins w:id="9423" w:author="Claude (AI) - proposed" w:date="2026-10-18T00:31:56Z">
               <w:r>
                 <w:rPr>
                   <w:rFonts w:ascii="Arial" w:cs="Arial" w:eastAsia="Arial" w:hAnsi="Arial"/>
@@ -28837,7 +28837,7 @@
               </w:rPr>
               <w:t xml:space="preserve"> Ep = mgh = 65</w:t>
             </w:r>
-            <w:del w:id="9424" w:author="Claude (AI) - proposed" w:date="2026-10-15T08:04:10Z">
+            <w:del w:id="9424" w:author="Claude (AI) - proposed" w:date="2026-10-18T00:31:56Z">
               <w:r>
                 <w:rPr>
                   <w:rFonts w:ascii="Arial" w:cs="Arial" w:eastAsia="Arial" w:hAnsi="Arial"/>
@@ -28852,7 +28852,7 @@
                 <w:delText xml:space="preserve">×</w:delText>
               </w:r>
             </w:del>
-            <w:ins w:id="9425" w:author="Claude (AI) - proposed" w:date="2026-10-15T08:04:10Z">
+            <w:ins w:id="9425" w:author="Claude (AI) - proposed" w:date="2026-10-18T00:31:56Z">
               <w:r>
                 <w:rPr>
                   <w:rFonts w:ascii="Arial" w:cs="Arial" w:eastAsia="Arial" w:hAnsi="Arial"/>
@@ -28880,7 +28880,7 @@
               </w:rPr>
               <w:t xml:space="preserve">9.8</w:t>
             </w:r>
-            <w:del w:id="9426" w:author="Claude (AI) - proposed" w:date="2026-10-15T08:04:10Z">
+            <w:del w:id="9426" w:author="Claude (AI) - proposed" w:date="2026-10-18T00:31:56Z">
               <w:r>
                 <w:rPr>
                   <w:rFonts w:ascii="Arial" w:cs="Arial" w:eastAsia="Arial" w:hAnsi="Arial"/>
@@ -28895,7 +28895,7 @@
                 <w:delText xml:space="preserve">×10 = 6370 J;</w:delText>
               </w:r>
             </w:del>
-            <w:ins w:id="9427" w:author="Claude (AI) - proposed" w:date="2026-10-15T08:04:10Z">
+            <w:ins w:id="9427" w:author="Claude (AI) - proposed" w:date="2026-10-18T00:31:56Z">
               <w:r>
                 <w:rPr>
                   <w:rFonts w:ascii="Arial" w:cs="Arial" w:eastAsia="Arial" w:hAnsi="Arial"/>
@@ -28923,7 +28923,7 @@
               </w:rPr>
               <w:t xml:space="preserve"> x = √(2Ep/k) = √(2</w:t>
             </w:r>
-            <w:del w:id="9428" w:author="Claude (AI) - proposed" w:date="2026-10-15T08:04:10Z">
+            <w:del w:id="9428" w:author="Claude (AI) - proposed" w:date="2026-10-18T00:31:56Z">
               <w:r>
                 <w:rPr>
                   <w:rFonts w:ascii="Arial" w:cs="Arial" w:eastAsia="Arial" w:hAnsi="Arial"/>
@@ -28938,7 +28938,7 @@
                 <w:delText xml:space="preserve">×6370/45) ≈ 16.8 m; total length = 10 + 16.8 = 26.8 m</w:delText>
               </w:r>
             </w:del>
-            <w:ins w:id="9429" w:author="Claude (AI) - proposed" w:date="2026-10-15T08:04:10Z">
+            <w:ins w:id="9429" w:author="Claude (AI) - proposed" w:date="2026-10-18T00:31:56Z">
               <w:r>
                 <w:rPr>
                   <w:rFonts w:ascii="Arial" w:cs="Arial" w:eastAsia="Arial" w:hAnsi="Arial"/>
@@ -29022,7 +29022,7 @@
             <w:pPr>
               <w:spacing w:after="20" w:before="0"/>
             </w:pPr>
-            <w:hyperlink w:history="1" r:id="rIdccbbafcntmdnrhvht1q1d">
+            <w:hyperlink w:history="1" r:id="rIdbc0jx94zgiai4dfrwfklm">
               <w:r>
                 <w:rPr>
                   <w:rFonts w:ascii="Arial" w:cs="Arial" w:eastAsia="Arial" w:hAnsi="Arial"/>
@@ -29071,7 +29071,7 @@
               <w:spacing w:after="10" w:before="0"/>
               <w:ind w:left="120"/>
             </w:pPr>
-            <w:hyperlink w:history="1" r:id="rIdep0pvacpipwmtfupgsuno">
+            <w:hyperlink w:history="1" r:id="rIdmm5i_0v7_ixh33jpdryrq">
               <w:r>
                 <w:rPr>
                   <w:rFonts w:ascii="Arial" w:cs="Arial" w:eastAsia="Arial" w:hAnsi="Arial"/>
@@ -29116,7 +29116,7 @@
             <w:pPr>
               <w:spacing w:after="20" w:before="0"/>
             </w:pPr>
-            <w:hyperlink w:history="1" r:id="rIdtpiwfjkvapxij2wud3abg">
+            <w:hyperlink w:history="1" r:id="rId6wwffpcsuhk8efsp9pddz">
               <w:r>
                 <w:rPr>
                   <w:rFonts w:ascii="Arial" w:cs="Arial" w:eastAsia="Arial" w:hAnsi="Arial"/>
@@ -29149,7 +29149,7 @@
               <w:spacing w:after="10" w:before="0"/>
               <w:ind w:left="120"/>
             </w:pPr>
-            <w:hyperlink w:history="1" r:id="rIdluixtzxtasfyioraeroma">
+            <w:hyperlink w:history="1" r:id="rIdpsgml5lajo-mmrinkw6he">
               <w:r>
                 <w:rPr>
                   <w:rFonts w:ascii="Arial" w:cs="Arial" w:eastAsia="Arial" w:hAnsi="Arial"/>
@@ -29194,7 +29194,7 @@
               </w:rPr>
               <w:t xml:space="preserve">The class returns to the Driving Question Board that has been built across Lessons 1–5. Each group is assigned 2–3 sticky note questions from the DQB that fall within their expertise from the unit. Groups have </w:t>
             </w:r>
-            <w:del w:id="9430" w:author="Claude (AI) - proposed" w:date="2026-10-15T08:04:10Z">
+            <w:del w:id="9430" w:author="Claude (AI) - proposed" w:date="2026-10-18T00:31:56Z">
               <w:r>
                 <w:rPr>
                   <w:rFonts w:ascii="Arial" w:cs="Arial" w:eastAsia="Arial" w:hAnsi="Arial"/>
@@ -29209,7 +29209,7 @@
                 <w:delText xml:space="preserve">6</w:delText>
               </w:r>
             </w:del>
-            <w:ins w:id="9431" w:author="Claude (AI) - proposed" w:date="2026-10-15T08:04:10Z">
+            <w:ins w:id="9431" w:author="Claude (AI) - proposed" w:date="2026-10-18T00:31:56Z">
               <w:r>
                 <w:rPr>
                   <w:rFonts w:ascii="Arial" w:cs="Arial" w:eastAsia="Arial" w:hAnsi="Arial"/>
@@ -29270,7 +29270,7 @@
               </w:rPr>
               <w:t xml:space="preserve">Point to the DQB and say: 'This board has held our questions since Lesson 1. Today we close it. Every question on this board should be answerable by someone in this room — because you have done the work.' Assign question clusters to groups. After </w:t>
             </w:r>
-            <w:del w:id="9432" w:author="Claude (AI) - proposed" w:date="2026-10-15T08:04:10Z">
+            <w:del w:id="9432" w:author="Claude (AI) - proposed" w:date="2026-10-18T00:31:56Z">
               <w:r>
                 <w:rPr>
                   <w:rFonts w:ascii="Arial" w:cs="Arial" w:eastAsia="Arial" w:hAnsi="Arial"/>
@@ -29285,7 +29285,7 @@
                 <w:delText xml:space="preserve">6</w:delText>
               </w:r>
             </w:del>
-            <w:ins w:id="9433" w:author="Claude (AI) - proposed" w:date="2026-10-15T08:04:10Z">
+            <w:ins w:id="9433" w:author="Claude (AI) - proposed" w:date="2026-10-18T00:31:56Z">
               <w:r>
                 <w:rPr>
                   <w:rFonts w:ascii="Arial" w:cs="Arial" w:eastAsia="Arial" w:hAnsi="Arial"/>
@@ -29435,7 +29435,7 @@
             <w:pPr>
               <w:spacing w:after="20" w:before="0"/>
             </w:pPr>
-            <w:hyperlink w:history="1" r:id="rIda8gl4grwgj0kx6y9jocj5">
+            <w:hyperlink w:history="1" r:id="rIdqgj30m_kkqv_lj8ddedcb">
               <w:r>
                 <w:rPr>
                   <w:rFonts w:ascii="Arial" w:cs="Arial" w:eastAsia="Arial" w:hAnsi="Arial"/>
@@ -29484,7 +29484,7 @@
               <w:spacing w:after="10" w:before="0"/>
               <w:ind w:left="120"/>
             </w:pPr>
-            <w:hyperlink w:history="1" r:id="rIda7yohmlryz4qg3ijbh1ni">
+            <w:hyperlink w:history="1" r:id="rIde12sksjma20qn-1skwu3u">
               <w:r>
                 <w:rPr>
                   <w:rFonts w:ascii="Arial" w:cs="Arial" w:eastAsia="Arial" w:hAnsi="Arial"/>
@@ -29529,7 +29529,7 @@
             <w:pPr>
               <w:spacing w:after="20" w:before="0"/>
             </w:pPr>
-            <w:hyperlink w:history="1" r:id="rIdgrcuadp0wctr4ykilnivf">
+            <w:hyperlink w:history="1" r:id="rIdtwwqwbc0bzcimdovnrt2p">
               <w:r>
                 <w:rPr>
                   <w:rFonts w:ascii="Arial" w:cs="Arial" w:eastAsia="Arial" w:hAnsi="Arial"/>
@@ -29562,7 +29562,7 @@
               <w:spacing w:after="10" w:before="0"/>
               <w:ind w:left="120"/>
             </w:pPr>
-            <w:hyperlink w:history="1" r:id="rIdkndkbqx1wwmerbp3coo2b">
+            <w:hyperlink w:history="1" r:id="rId3uzxmhdrd0ikeen5cz5t7">
               <w:r>
                 <w:rPr>
                   <w:rFonts w:ascii="Arial" w:cs="Arial" w:eastAsia="Arial" w:hAnsi="Arial"/>
@@ -29607,7 +29607,7 @@
               </w:rPr>
               <w:t xml:space="preserve">Learners retrieve their Lesson 1 initial model (drawn in their notebooks or on a stored card) and place it on the left side of a new page. They now draw their Final Model on the right side. The Final Model must include: (1) A labelled force-extension graph for both the new and old Kericho rope, with the elastic limit marked on the old rope's graph; (2) Annotations showing where Hooke's Law holds and where it breaks down; (3) Energy notation (Ep = ½kx²) showing the energy stored at the point of failure for the old rope; (4) A particle-level diagram (from Lesson 2) showing what happened to the molecular bonds in the old rope at the elastic limit; (5) A 'safe working load' arrow on the new rope's graph. After drawing (</w:t>
             </w:r>
-            <w:del w:id="9434" w:author="Claude (AI) - proposed" w:date="2026-10-15T08:04:10Z">
+            <w:del w:id="9434" w:author="Claude (AI) - proposed" w:date="2026-10-18T00:31:56Z">
               <w:r>
                 <w:rPr>
                   <w:rFonts w:ascii="Arial" w:cs="Arial" w:eastAsia="Arial" w:hAnsi="Arial"/>
@@ -29622,7 +29622,7 @@
                 <w:delText xml:space="preserve">12</w:delText>
               </w:r>
             </w:del>
-            <w:ins w:id="9435" w:author="Claude (AI) - proposed" w:date="2026-10-15T08:04:10Z">
+            <w:ins w:id="9435" w:author="Claude (AI) - proposed" w:date="2026-10-18T00:31:56Z">
               <w:r>
                 <w:rPr>
                   <w:rFonts w:ascii="Arial" w:cs="Arial" w:eastAsia="Arial" w:hAnsi="Arial"/>
@@ -29650,7 +29650,7 @@
               </w:rPr>
               <w:t xml:space="preserve"> minutes), learners participate in a 'Model Gallery Walk' — models are displayed on desks, learners walk and place a small star sticker on one model that best explains the phenomenon, and write one observation on a sticky note for any model they visit. Finally, learners individually write their Final Explanation paragraph (8 minutes)</w:t>
             </w:r>
-            <w:ins w:id="9436" w:author="Claude (AI) - proposed" w:date="2026-10-15T08:04:10Z">
+            <w:ins w:id="9436" w:author="Claude (AI) - proposed" w:date="2026-10-18T00:31:56Z">
               <w:r>
                 <w:rPr>
                   <w:rFonts w:ascii="Arial" w:cs="Arial" w:eastAsia="Arial" w:hAnsi="Arial"/>
@@ -29711,7 +29711,7 @@
               </w:rPr>
               <w:t xml:space="preserve">Distribute learners' Lesson 1 models and say: 'Place your first attempt on the left. Look at it honestly. In Lesson 1, what did you not yet know? Now build the model that shows everything you have learned.' Allow </w:t>
             </w:r>
-            <w:del w:id="9437" w:author="Claude (AI) - proposed" w:date="2026-10-15T08:04:10Z">
+            <w:del w:id="9437" w:author="Claude (AI) - proposed" w:date="2026-10-18T00:31:56Z">
               <w:r>
                 <w:rPr>
                   <w:rFonts w:ascii="Arial" w:cs="Arial" w:eastAsia="Arial" w:hAnsi="Arial"/>
@@ -29726,7 +29726,7 @@
                 <w:delText xml:space="preserve">12</w:delText>
               </w:r>
             </w:del>
-            <w:ins w:id="9438" w:author="Claude (AI) - proposed" w:date="2026-10-15T08:04:10Z">
+            <w:ins w:id="9438" w:author="Claude (AI) - proposed" w:date="2026-10-18T00:31:56Z">
               <w:r>
                 <w:rPr>
                   <w:rFonts w:ascii="Arial" w:cs="Arial" w:eastAsia="Arial" w:hAnsi="Arial"/>
@@ -29754,7 +29754,7 @@
               </w:rPr>
               <w:t xml:space="preserve"> minutes for model drawing with soft background silence. Circulate and prompt with: 'Have you shown the elastic limit on the graph?' 'Where is the energy equation?' 'What is happening to the fibres at the molecular level when the rope crosses its elastic limit?' Do not over-prompt — allow productive struggle. After the Gallery Walk, call the class back and ask: 'What was the most powerful thing you saw on someone else's model that you wish you had included?' Cold-call 3 learners. Then say: 'Now write your letter to the Kericho farmer. </w:t>
             </w:r>
-            <w:del w:id="9439" w:author="Claude (AI) - proposed" w:date="2026-10-15T08:04:10Z">
+            <w:del w:id="9439" w:author="Claude (AI) - proposed" w:date="2026-10-18T00:31:56Z">
               <w:r>
                 <w:rPr>
                   <w:rFonts w:ascii="Arial" w:cs="Arial" w:eastAsia="Arial" w:hAnsi="Arial"/>
@@ -29769,7 +29769,7 @@
                 <w:delText xml:space="preserve">This farmer's safety depends on your advice</w:delText>
               </w:r>
             </w:del>
-            <w:ins w:id="9440" w:author="Claude (AI) - proposed" w:date="2026-10-15T08:04:10Z">
+            <w:ins w:id="9440" w:author="Claude (AI) - proposed" w:date="2026-10-18T00:31:56Z">
               <w:r>
                 <w:rPr>
                   <w:rFonts w:ascii="Arial" w:cs="Arial" w:eastAsia="Arial" w:hAnsi="Arial"/>
@@ -30315,7 +30315,7 @@
               <w:spacing w:after="40" w:before="0"/>
               <w:jc w:val="left"/>
             </w:pPr>
-            <w:del w:id="9441" w:author="Claude (AI) - proposed" w:date="2026-10-15T08:04:10Z">
+            <w:del w:id="9441" w:author="Claude (AI) - proposed" w:date="2026-10-18T00:31:56Z">
               <w:r>
                 <w:rPr>
                   <w:rFonts w:ascii="Arial" w:cs="Arial" w:eastAsia="Arial" w:hAnsi="Arial"/>
@@ -30330,7 +30330,7 @@
                 <w:delText xml:space="preserve">Learners observed quantitative data showing that the old Kericho rope (k = 210 N/m) was extended to 3.73 m under an 80 kg load — nearly double its elastic limit of 2.1 m — while the new rope (k = 850 N/m) extended to only 0.92 m, well within its elastic limit. Learners observed parabolic Ep vs. extension graphs from their own spring data, and compared energy stored in two model ropes at the same applied force.</w:delText>
               </w:r>
             </w:del>
-            <w:ins w:id="9442" w:author="Claude (AI) - proposed" w:date="2026-10-15T08:04:10Z">
+            <w:ins w:id="9442" w:author="Claude (AI) - proposed" w:date="2026-10-18T00:31:56Z">
               <w:r>
                 <w:rPr>
                   <w:rFonts w:ascii="Arial" w:cs="Arial" w:eastAsia="Arial" w:hAnsi="Arial"/>
@@ -30413,7 +30413,7 @@
               </w:rPr>
               <w:t xml:space="preserve">Learners learned that elastic potential energy stored in a stretched material is calculated using Ep = ½kx²; that the elastic limit is the maximum extension beyond which a material permanently deforms and cannot return to its original shape; that a higher spring constant means less extension under the same force and less energy stored; that the older Kericho rope failed because the </w:t>
             </w:r>
-            <w:del w:id="9443" w:author="Claude (AI) - proposed" w:date="2026-10-15T08:04:10Z">
+            <w:del w:id="9443" w:author="Claude (AI) - proposed" w:date="2026-10-18T00:31:56Z">
               <w:r>
                 <w:rPr>
                   <w:rFonts w:ascii="Arial" w:cs="Arial" w:eastAsia="Arial" w:hAnsi="Arial"/>
@@ -30428,7 +30428,7 @@
                 <w:delText xml:space="preserve">applied load drove its extension far beyond</w:delText>
               </w:r>
             </w:del>
-            <w:ins w:id="9444" w:author="Claude (AI) - proposed" w:date="2026-10-15T08:04:10Z">
+            <w:ins w:id="9444" w:author="Claude (AI) - proposed" w:date="2026-10-18T00:31:56Z">
               <w:r>
                 <w:rPr>
                   <w:rFonts w:ascii="Arial" w:cs="Arial" w:eastAsia="Arial" w:hAnsi="Arial"/>
@@ -30456,7 +30456,7 @@
               </w:rPr>
               <w:t xml:space="preserve"> its elastic limit, </w:t>
             </w:r>
-            <w:del w:id="9445" w:author="Claude (AI) - proposed" w:date="2026-10-15T08:04:10Z">
+            <w:del w:id="9445" w:author="Claude (AI) - proposed" w:date="2026-10-18T00:31:56Z">
               <w:r>
                 <w:rPr>
                   <w:rFonts w:ascii="Arial" w:cs="Arial" w:eastAsia="Arial" w:hAnsi="Arial"/>
@@ -30471,7 +30471,7 @@
                 <w:delText xml:space="preserve">storing more energy than its molecular bonds could sustain</w:delText>
               </w:r>
             </w:del>
-            <w:ins w:id="9446" w:author="Claude (AI) - proposed" w:date="2026-10-15T08:04:10Z">
+            <w:ins w:id="9446" w:author="Claude (AI) - proposed" w:date="2026-10-18T00:31:56Z">
               <w:r>
                 <w:rPr>
                   <w:rFonts w:ascii="Arial" w:cs="Arial" w:eastAsia="Arial" w:hAnsi="Arial"/>
@@ -30567,7 +30567,7 @@
               </w:rPr>
               <w:t xml:space="preserve">Learners explained — using force-extension graphs, Ep = ½kx² calculations, and particle-level diagrams — why the older Kericho rope snapped while the newer rope survived the same load: the older rope had a much lower spring constant due to degraded fibres, </w:t>
             </w:r>
-            <w:del w:id="9447" w:author="Claude (AI) - proposed" w:date="2026-10-15T08:04:10Z">
+            <w:del w:id="9447" w:author="Claude (AI) - proposed" w:date="2026-10-18T00:31:56Z">
               <w:r>
                 <w:rPr>
                   <w:rFonts w:ascii="Arial" w:cs="Arial" w:eastAsia="Arial" w:hAnsi="Arial"/>
@@ -30582,7 +30582,7 @@
                 <w:delText xml:space="preserve">causing it to extend far beyond</w:delText>
               </w:r>
             </w:del>
-            <w:ins w:id="9448" w:author="Claude (AI) - proposed" w:date="2026-10-15T08:04:10Z">
+            <w:ins w:id="9448" w:author="Claude (AI) - proposed" w:date="2026-10-18T00:31:56Z">
               <w:r>
                 <w:rPr>
                   <w:rFonts w:ascii="Arial" w:cs="Arial" w:eastAsia="Arial" w:hAnsi="Arial"/>
@@ -30610,7 +30610,7 @@
               </w:rPr>
               <w:t xml:space="preserve"> its elastic limit</w:t>
             </w:r>
-            <w:del w:id="9449" w:author="Claude (AI) - proposed" w:date="2026-10-15T08:04:10Z">
+            <w:del w:id="9449" w:author="Claude (AI) - proposed" w:date="2026-10-18T00:31:56Z">
               <w:r>
                 <w:rPr>
                   <w:rFonts w:ascii="Arial" w:cs="Arial" w:eastAsia="Arial" w:hAnsi="Arial"/>
@@ -30625,7 +30625,7 @@
                 <w:delText xml:space="preserve">, permanently disrupting molecular bonds and ultimately causing catastrophic failure</w:delText>
               </w:r>
             </w:del>
-            <w:ins w:id="9450" w:author="Claude (AI) - proposed" w:date="2026-10-15T08:04:10Z">
+            <w:ins w:id="9450" w:author="Claude (AI) - proposed" w:date="2026-10-18T00:31:56Z">
               <w:r>
                 <w:rPr>
                   <w:rFonts w:ascii="Arial" w:cs="Arial" w:eastAsia="Arial" w:hAnsi="Arial"/>
@@ -30673,7 +30673,7 @@
         </w:rPr>
         <w:t xml:space="preserve">© 2026 SeaVuria and ARES. Aligned with KICD objectives. Developed by SeaVuria; technical implementation by ARES (with AI assistance from Claude). Licensed under </w:t>
       </w:r>
-      <w:hyperlink w:history="1" r:id="rIdmu13d5yxtqkfhzo-9sgsm">
+      <w:hyperlink w:history="1" r:id="rIddshhvcuonwucjv22lu6iw">
         <w:r>
           <w:rPr>
             <w:rFonts w:ascii="Arial" w:cs="Arial" w:eastAsia="Arial" w:hAnsi="Arial"/>
@@ -30694,7 +30694,7 @@
         </w:rPr>
         <w:t xml:space="preserve"> (</w:t>
       </w:r>
-      <w:hyperlink w:history="1" r:id="rIdqybp7bh77zqbteog8acnv">
+      <w:hyperlink w:history="1" r:id="rIdtdgmwxwk93v1z25yub1yw">
         <w:r>
           <w:rPr>
             <w:rFonts w:ascii="Arial" w:cs="Arial" w:eastAsia="Arial" w:hAnsi="Arial"/>
